--- a/Services/Machines Maintenance/SOMIK/Electric Plane/UC300_CNC_Schematic.docx
+++ b/Services/Machines Maintenance/SOMIK/Electric Plane/UC300_CNC_Schematic.docx
@@ -9,10 +9,9 @@
       <w:r>
         <w:rPr>
           <w:b/>
-          <w:color w:val="003366"/>
           <w:sz w:val="36"/>
         </w:rPr>
-        <w:t>ELECTRIC PLAN - CNC PLASMA MACHINE</w:t>
+        <w:t>ELECTRIC PLAN - CNC PLASMA MACHINE RETROFIT</w:t>
       </w:r>
     </w:p>
     <w:p>
@@ -23,7 +22,7 @@
         <w:rPr>
           <w:sz w:val="22"/>
         </w:rPr>
-        <w:t>KOTEC KTPG-320 | Controller: UC300-5LPT + Mach3 | SOMIK Skikda</w:t>
+        <w:t>KOTEC KTPG-320 | Controller: Digital Dream UC300 (EC500) + Mach3 | SOMIK Skikda</w:t>
       </w:r>
     </w:p>
     <w:tbl>
@@ -191,7 +190,7 @@
                 <w:b w:val="0"/>
                 <w:sz w:val="18"/>
               </w:rPr>
-              <w:t>UC300-5LPT (CNC Drive) via USB</w:t>
+              <w:t>Digital Dream UC300 (EC500) - USB</w:t>
             </w:r>
           </w:p>
         </w:tc>
@@ -231,7 +230,7 @@
                 <w:b w:val="0"/>
                 <w:sz w:val="18"/>
               </w:rPr>
-              <w:t>Mach3 + UC300 Plugin</w:t>
+              <w:t>Mach3 + DigitalDream Plugin (Digitaldream20200905.dll)</w:t>
             </w:r>
           </w:p>
         </w:tc>
@@ -282,10 +281,10 @@
       <w:r>
         <w:rPr>
           <w:b/>
-          <w:color w:val="003366"/>
+          <w:color w:val="000000"/>
           <w:sz w:val="26"/>
         </w:rPr>
-        <w:t>1. UC300-5LPT CONTROLLER OVERVIEW</w:t>
+        <w:t>1. UC300 (EC500) CONTROLLER OVERVIEW</w:t>
       </w:r>
     </w:p>
     <w:tbl>
@@ -355,7 +354,7 @@
                 <w:b w:val="0"/>
                 <w:sz w:val="18"/>
               </w:rPr>
-              <w:t>Ports</w:t>
+              <w:t>PC connection</w:t>
             </w:r>
           </w:p>
         </w:tc>
@@ -374,7 +373,7 @@
                 <w:b w:val="0"/>
                 <w:sz w:val="18"/>
               </w:rPr>
-              <w:t>5x IDC-26 LPT ports + 1x IDC-16 analog port</w:t>
+              <w:t>USB (shielded cable recommended)</w:t>
             </w:r>
           </w:p>
         </w:tc>
@@ -395,7 +394,7 @@
                 <w:b w:val="0"/>
                 <w:sz w:val="18"/>
               </w:rPr>
-              <w:t>Port types</w:t>
+              <w:t>Motion axes</w:t>
             </w:r>
           </w:p>
         </w:tc>
@@ -414,87 +413,7 @@
                 <w:b w:val="0"/>
                 <w:sz w:val="18"/>
               </w:rPr>
-              <w:t>Ports 2, 3 = standard LPT | Ports 1, 4, 5 = input type</w:t>
-            </w:r>
-          </w:p>
-        </w:tc>
-      </w:tr>
-      <w:tr>
-        <w:tc>
-          <w:tcPr>
-            <w:tcW w:type="dxa" w:w="2835"/>
-          </w:tcPr>
-          <w:p>
-            <w:pPr>
-              <w:spacing w:before="20" w:after="20"/>
-              <w:jc w:val="left"/>
-            </w:pPr>
-            <w:r/>
-            <w:r>
-              <w:rPr>
-                <w:b w:val="0"/>
-                <w:sz w:val="18"/>
-              </w:rPr>
-              <w:t>Digital I/O</w:t>
-            </w:r>
-          </w:p>
-        </w:tc>
-        <w:tc>
-          <w:tcPr>
-            <w:tcW w:type="dxa" w:w="6803"/>
-          </w:tcPr>
-          <w:p>
-            <w:pPr>
-              <w:spacing w:before="20" w:after="20"/>
-              <w:jc w:val="left"/>
-            </w:pPr>
-            <w:r/>
-            <w:r>
-              <w:rPr>
-                <w:b w:val="0"/>
-                <w:sz w:val="18"/>
-              </w:rPr>
-              <w:t>49 inputs / 36 outputs (TTL 5V, 20mA max)</w:t>
-            </w:r>
-          </w:p>
-        </w:tc>
-      </w:tr>
-      <w:tr>
-        <w:tc>
-          <w:tcPr>
-            <w:tcW w:type="dxa" w:w="2835"/>
-          </w:tcPr>
-          <w:p>
-            <w:pPr>
-              <w:spacing w:before="20" w:after="20"/>
-              <w:jc w:val="left"/>
-            </w:pPr>
-            <w:r/>
-            <w:r>
-              <w:rPr>
-                <w:b w:val="0"/>
-                <w:sz w:val="18"/>
-              </w:rPr>
-              <w:t>Analog</w:t>
-            </w:r>
-          </w:p>
-        </w:tc>
-        <w:tc>
-          <w:tcPr>
-            <w:tcW w:type="dxa" w:w="6803"/>
-          </w:tcPr>
-          <w:p>
-            <w:pPr>
-              <w:spacing w:before="20" w:after="20"/>
-              <w:jc w:val="left"/>
-            </w:pPr>
-            <w:r/>
-            <w:r>
-              <w:rPr>
-                <w:b w:val="0"/>
-                <w:sz w:val="18"/>
-              </w:rPr>
-              <w:t>2 analog inputs + 2 analog outputs</w:t>
+              <w:t>3-6 axes (X, Y, Z, A, B, C) - pulse/direction</w:t>
             </w:r>
           </w:p>
         </w:tc>
@@ -555,7 +474,7 @@
                 <w:b w:val="0"/>
                 <w:sz w:val="18"/>
               </w:rPr>
-              <w:t>Axes</w:t>
+              <w:t>Digital inputs</w:t>
             </w:r>
           </w:p>
         </w:tc>
@@ -574,7 +493,7 @@
                 <w:b w:val="0"/>
                 <w:sz w:val="18"/>
               </w:rPr>
-              <w:t>Up to 6 (X, Y, Z, A, B, C)</w:t>
+              <w:t>12 opto-isolated inputs (IN01 - IN12)</w:t>
             </w:r>
           </w:p>
         </w:tc>
@@ -595,7 +514,7 @@
                 <w:b w:val="0"/>
                 <w:sz w:val="18"/>
               </w:rPr>
-              <w:t>PC connection</w:t>
+              <w:t>Digital outputs</w:t>
             </w:r>
           </w:p>
         </w:tc>
@@ -614,7 +533,127 @@
                 <w:b w:val="0"/>
                 <w:sz w:val="18"/>
               </w:rPr>
-              <w:t>USB</w:t>
+              <w:t>10 opto-isolated outputs (OUT1 - OUT10)</w:t>
+            </w:r>
+          </w:p>
+        </w:tc>
+      </w:tr>
+      <w:tr>
+        <w:tc>
+          <w:tcPr>
+            <w:tcW w:type="dxa" w:w="2835"/>
+          </w:tcPr>
+          <w:p>
+            <w:pPr>
+              <w:spacing w:before="20" w:after="20"/>
+              <w:jc w:val="left"/>
+            </w:pPr>
+            <w:r/>
+            <w:r>
+              <w:rPr>
+                <w:b w:val="0"/>
+                <w:sz w:val="18"/>
+              </w:rPr>
+              <w:t>Spindle output</w:t>
+            </w:r>
+          </w:p>
+        </w:tc>
+        <w:tc>
+          <w:tcPr>
+            <w:tcW w:type="dxa" w:w="6803"/>
+          </w:tcPr>
+          <w:p>
+            <w:pPr>
+              <w:spacing w:before="20" w:after="20"/>
+              <w:jc w:val="left"/>
+            </w:pPr>
+            <w:r/>
+            <w:r>
+              <w:rPr>
+                <w:b w:val="0"/>
+                <w:sz w:val="18"/>
+              </w:rPr>
+              <w:t>1x analog 0-10V (VSO) + OUT1 + OUT2 + Index</w:t>
+            </w:r>
+          </w:p>
+        </w:tc>
+      </w:tr>
+      <w:tr>
+        <w:tc>
+          <w:tcPr>
+            <w:tcW w:type="dxa" w:w="2835"/>
+          </w:tcPr>
+          <w:p>
+            <w:pPr>
+              <w:spacing w:before="20" w:after="20"/>
+              <w:jc w:val="left"/>
+            </w:pPr>
+            <w:r/>
+            <w:r>
+              <w:rPr>
+                <w:b w:val="0"/>
+                <w:sz w:val="18"/>
+              </w:rPr>
+              <w:t>MPG port</w:t>
+            </w:r>
+          </w:p>
+        </w:tc>
+        <w:tc>
+          <w:tcPr>
+            <w:tcW w:type="dxa" w:w="6803"/>
+          </w:tcPr>
+          <w:p>
+            <w:pPr>
+              <w:spacing w:before="20" w:after="20"/>
+              <w:jc w:val="left"/>
+            </w:pPr>
+            <w:r/>
+            <w:r>
+              <w:rPr>
+                <w:b w:val="0"/>
+                <w:sz w:val="18"/>
+              </w:rPr>
+              <w:t>Standard MPG or Digital Dream NV-MPG (encoder A/B inputs)</w:t>
+            </w:r>
+          </w:p>
+        </w:tc>
+      </w:tr>
+      <w:tr>
+        <w:tc>
+          <w:tcPr>
+            <w:tcW w:type="dxa" w:w="2835"/>
+          </w:tcPr>
+          <w:p>
+            <w:pPr>
+              <w:spacing w:before="20" w:after="20"/>
+              <w:jc w:val="left"/>
+            </w:pPr>
+            <w:r/>
+            <w:r>
+              <w:rPr>
+                <w:b w:val="0"/>
+                <w:sz w:val="18"/>
+              </w:rPr>
+              <w:t>Power</w:t>
+            </w:r>
+          </w:p>
+        </w:tc>
+        <w:tc>
+          <w:tcPr>
+            <w:tcW w:type="dxa" w:w="6803"/>
+          </w:tcPr>
+          <w:p>
+            <w:pPr>
+              <w:spacing w:before="20" w:after="20"/>
+              <w:jc w:val="left"/>
+            </w:pPr>
+            <w:r/>
+            <w:r>
+              <w:rPr>
+                <w:b w:val="0"/>
+                <w:sz w:val="18"/>
+              </w:rPr>
+              <w:t>24V DC, &gt;= 20 W (system + IO, common GND)</w:t>
             </w:r>
           </w:p>
         </w:tc>
@@ -654,7 +693,7 @@
                 <w:b w:val="0"/>
                 <w:sz w:val="18"/>
               </w:rPr>
-              <w:t>None on LPT ports - use opto-isolated drives</w:t>
+              <w:t>USB/system section isolated from motion/IO section</w:t>
             </w:r>
           </w:p>
         </w:tc>
@@ -667,26 +706,17 @@
           <w:i/>
           <w:sz w:val="18"/>
         </w:rPr>
-        <w:t>IMPORTANT: UC300 LPT pins are referenced to PC ground (no isolation). YPV servo drives have built-in opto-couplers - do NOT use a non-isolated breakout.</w:t>
+        <w:t>Motor output pins are FIXED by the controller board. In Mach3 all outputs are assigned to Port No. 2.</w:t>
       </w:r>
     </w:p>
     <w:p>
       <w:r>
         <w:rPr>
           <w:b/>
-          <w:color w:val="003366"/>
+          <w:color w:val="000000"/>
           <w:sz w:val="26"/>
         </w:rPr>
-        <w:t>2. PORT 2 (STANDARD LPT) - MOTION CONTROL &amp; PLASMA</w:t>
-      </w:r>
-    </w:p>
-    <w:p>
-      <w:r>
-        <w:rPr>
-          <w:i/>
-          <w:sz w:val="18"/>
-        </w:rPr>
-        <w:t>Outputs: pins 1-9, 14, 16, 17 | Inputs: pins 10-13, 15 | Pins 18-25 GND | Pin 26 +5V</w:t>
+        <w:t>2. MOTOR AXES (STEPPER/SERVO PORT - FIXED)</w:t>
       </w:r>
     </w:p>
     <w:tbl>
@@ -697,15 +727,17 @@
         <w:tblLook w:firstColumn="1" w:firstRow="1" w:lastColumn="0" w:lastRow="0" w:noHBand="0" w:noVBand="1" w:val="04A0"/>
       </w:tblPr>
       <w:tblGrid>
-        <w:gridCol w:w="2550"/>
-        <w:gridCol w:w="2550"/>
-        <w:gridCol w:w="2550"/>
-        <w:gridCol w:w="2550"/>
+        <w:gridCol w:w="1700"/>
+        <w:gridCol w:w="1700"/>
+        <w:gridCol w:w="1700"/>
+        <w:gridCol w:w="1700"/>
+        <w:gridCol w:w="1700"/>
+        <w:gridCol w:w="1700"/>
       </w:tblGrid>
       <w:tr>
         <w:tc>
           <w:tcPr>
-            <w:tcW w:type="dxa" w:w="680"/>
+            <w:tcW w:type="dxa" w:w="1134"/>
           </w:tcPr>
           <w:p>
             <w:pPr>
@@ -718,7 +750,1085 @@
                 <w:b/>
                 <w:sz w:val="18"/>
               </w:rPr>
-              <w:t>Pin</w:t>
+              <w:t>Axis</w:t>
+            </w:r>
+          </w:p>
+        </w:tc>
+        <w:tc>
+          <w:tcPr>
+            <w:tcW w:type="dxa" w:w="907"/>
+          </w:tcPr>
+          <w:p>
+            <w:pPr>
+              <w:spacing w:before="20" w:after="20"/>
+              <w:jc w:val="center"/>
+            </w:pPr>
+            <w:r/>
+            <w:r>
+              <w:rPr>
+                <w:b/>
+                <w:sz w:val="18"/>
+              </w:rPr>
+              <w:t>Pulse +</w:t>
+            </w:r>
+          </w:p>
+        </w:tc>
+        <w:tc>
+          <w:tcPr>
+            <w:tcW w:type="dxa" w:w="907"/>
+          </w:tcPr>
+          <w:p>
+            <w:pPr>
+              <w:spacing w:before="20" w:after="20"/>
+              <w:jc w:val="center"/>
+            </w:pPr>
+            <w:r/>
+            <w:r>
+              <w:rPr>
+                <w:b/>
+                <w:sz w:val="18"/>
+              </w:rPr>
+              <w:t>Pulse -</w:t>
+            </w:r>
+          </w:p>
+        </w:tc>
+        <w:tc>
+          <w:tcPr>
+            <w:tcW w:type="dxa" w:w="907"/>
+          </w:tcPr>
+          <w:p>
+            <w:pPr>
+              <w:spacing w:before="20" w:after="20"/>
+              <w:jc w:val="center"/>
+            </w:pPr>
+            <w:r/>
+            <w:r>
+              <w:rPr>
+                <w:b/>
+                <w:sz w:val="18"/>
+              </w:rPr>
+              <w:t>Dir +</w:t>
+            </w:r>
+          </w:p>
+        </w:tc>
+        <w:tc>
+          <w:tcPr>
+            <w:tcW w:type="dxa" w:w="907"/>
+          </w:tcPr>
+          <w:p>
+            <w:pPr>
+              <w:spacing w:before="20" w:after="20"/>
+              <w:jc w:val="center"/>
+            </w:pPr>
+            <w:r/>
+            <w:r>
+              <w:rPr>
+                <w:b/>
+                <w:sz w:val="18"/>
+              </w:rPr>
+              <w:t>Dir -</w:t>
+            </w:r>
+          </w:p>
+        </w:tc>
+        <w:tc>
+          <w:tcPr>
+            <w:tcW w:type="dxa" w:w="5386"/>
+          </w:tcPr>
+          <w:p>
+            <w:pPr>
+              <w:spacing w:before="20" w:after="20"/>
+              <w:jc w:val="center"/>
+            </w:pPr>
+            <w:r/>
+            <w:r>
+              <w:rPr>
+                <w:b/>
+                <w:sz w:val="18"/>
+              </w:rPr>
+              <w:t>Connected To</w:t>
+            </w:r>
+          </w:p>
+        </w:tc>
+      </w:tr>
+      <w:tr>
+        <w:tc>
+          <w:tcPr>
+            <w:tcW w:type="dxa" w:w="1134"/>
+          </w:tcPr>
+          <w:p>
+            <w:pPr>
+              <w:spacing w:before="20" w:after="20"/>
+              <w:jc w:val="left"/>
+            </w:pPr>
+            <w:r/>
+            <w:r>
+              <w:rPr>
+                <w:b w:val="0"/>
+                <w:sz w:val="18"/>
+              </w:rPr>
+              <w:t>X</w:t>
+            </w:r>
+          </w:p>
+        </w:tc>
+        <w:tc>
+          <w:tcPr>
+            <w:tcW w:type="dxa" w:w="907"/>
+          </w:tcPr>
+          <w:p>
+            <w:pPr>
+              <w:spacing w:before="20" w:after="20"/>
+              <w:jc w:val="left"/>
+            </w:pPr>
+            <w:r/>
+            <w:r>
+              <w:rPr>
+                <w:b w:val="0"/>
+                <w:sz w:val="18"/>
+              </w:rPr>
+              <w:t>XP+</w:t>
+            </w:r>
+          </w:p>
+        </w:tc>
+        <w:tc>
+          <w:tcPr>
+            <w:tcW w:type="dxa" w:w="907"/>
+          </w:tcPr>
+          <w:p>
+            <w:pPr>
+              <w:spacing w:before="20" w:after="20"/>
+              <w:jc w:val="left"/>
+            </w:pPr>
+            <w:r/>
+            <w:r>
+              <w:rPr>
+                <w:b w:val="0"/>
+                <w:sz w:val="18"/>
+              </w:rPr>
+              <w:t>XP-</w:t>
+            </w:r>
+          </w:p>
+        </w:tc>
+        <w:tc>
+          <w:tcPr>
+            <w:tcW w:type="dxa" w:w="907"/>
+          </w:tcPr>
+          <w:p>
+            <w:pPr>
+              <w:spacing w:before="20" w:after="20"/>
+              <w:jc w:val="left"/>
+            </w:pPr>
+            <w:r/>
+            <w:r>
+              <w:rPr>
+                <w:b w:val="0"/>
+                <w:sz w:val="18"/>
+              </w:rPr>
+              <w:t>XD+</w:t>
+            </w:r>
+          </w:p>
+        </w:tc>
+        <w:tc>
+          <w:tcPr>
+            <w:tcW w:type="dxa" w:w="907"/>
+          </w:tcPr>
+          <w:p>
+            <w:pPr>
+              <w:spacing w:before="20" w:after="20"/>
+              <w:jc w:val="left"/>
+            </w:pPr>
+            <w:r/>
+            <w:r>
+              <w:rPr>
+                <w:b w:val="0"/>
+                <w:sz w:val="18"/>
+              </w:rPr>
+              <w:t>XD-</w:t>
+            </w:r>
+          </w:p>
+        </w:tc>
+        <w:tc>
+          <w:tcPr>
+            <w:tcW w:type="dxa" w:w="5386"/>
+          </w:tcPr>
+          <w:p>
+            <w:pPr>
+              <w:spacing w:before="20" w:after="20"/>
+              <w:jc w:val="left"/>
+            </w:pPr>
+            <w:r/>
+            <w:r>
+              <w:rPr>
+                <w:b w:val="0"/>
+                <w:sz w:val="18"/>
+              </w:rPr>
+              <w:t>YPV Drive X - YE LI YBL13S-75L.Z</w:t>
+            </w:r>
+          </w:p>
+        </w:tc>
+      </w:tr>
+      <w:tr>
+        <w:tc>
+          <w:tcPr>
+            <w:tcW w:type="dxa" w:w="1134"/>
+          </w:tcPr>
+          <w:p>
+            <w:pPr>
+              <w:spacing w:before="20" w:after="20"/>
+              <w:jc w:val="left"/>
+            </w:pPr>
+            <w:r/>
+            <w:r>
+              <w:rPr>
+                <w:b w:val="0"/>
+                <w:sz w:val="18"/>
+              </w:rPr>
+              <w:t>Y</w:t>
+            </w:r>
+          </w:p>
+        </w:tc>
+        <w:tc>
+          <w:tcPr>
+            <w:tcW w:type="dxa" w:w="907"/>
+          </w:tcPr>
+          <w:p>
+            <w:pPr>
+              <w:spacing w:before="20" w:after="20"/>
+              <w:jc w:val="left"/>
+            </w:pPr>
+            <w:r/>
+            <w:r>
+              <w:rPr>
+                <w:b w:val="0"/>
+                <w:sz w:val="18"/>
+              </w:rPr>
+              <w:t>YP+</w:t>
+            </w:r>
+          </w:p>
+        </w:tc>
+        <w:tc>
+          <w:tcPr>
+            <w:tcW w:type="dxa" w:w="907"/>
+          </w:tcPr>
+          <w:p>
+            <w:pPr>
+              <w:spacing w:before="20" w:after="20"/>
+              <w:jc w:val="left"/>
+            </w:pPr>
+            <w:r/>
+            <w:r>
+              <w:rPr>
+                <w:b w:val="0"/>
+                <w:sz w:val="18"/>
+              </w:rPr>
+              <w:t>YP-</w:t>
+            </w:r>
+          </w:p>
+        </w:tc>
+        <w:tc>
+          <w:tcPr>
+            <w:tcW w:type="dxa" w:w="907"/>
+          </w:tcPr>
+          <w:p>
+            <w:pPr>
+              <w:spacing w:before="20" w:after="20"/>
+              <w:jc w:val="left"/>
+            </w:pPr>
+            <w:r/>
+            <w:r>
+              <w:rPr>
+                <w:b w:val="0"/>
+                <w:sz w:val="18"/>
+              </w:rPr>
+              <w:t>YD+</w:t>
+            </w:r>
+          </w:p>
+        </w:tc>
+        <w:tc>
+          <w:tcPr>
+            <w:tcW w:type="dxa" w:w="907"/>
+          </w:tcPr>
+          <w:p>
+            <w:pPr>
+              <w:spacing w:before="20" w:after="20"/>
+              <w:jc w:val="left"/>
+            </w:pPr>
+            <w:r/>
+            <w:r>
+              <w:rPr>
+                <w:b w:val="0"/>
+                <w:sz w:val="18"/>
+              </w:rPr>
+              <w:t>YD-</w:t>
+            </w:r>
+          </w:p>
+        </w:tc>
+        <w:tc>
+          <w:tcPr>
+            <w:tcW w:type="dxa" w:w="5386"/>
+          </w:tcPr>
+          <w:p>
+            <w:pPr>
+              <w:spacing w:before="20" w:after="20"/>
+              <w:jc w:val="left"/>
+            </w:pPr>
+            <w:r/>
+            <w:r>
+              <w:rPr>
+                <w:b w:val="0"/>
+                <w:sz w:val="18"/>
+              </w:rPr>
+              <w:t>YPV Drive Y - YE LI YBL13S-75L.Z</w:t>
+            </w:r>
+          </w:p>
+        </w:tc>
+      </w:tr>
+      <w:tr>
+        <w:tc>
+          <w:tcPr>
+            <w:tcW w:type="dxa" w:w="1134"/>
+          </w:tcPr>
+          <w:p>
+            <w:pPr>
+              <w:spacing w:before="20" w:after="20"/>
+              <w:jc w:val="left"/>
+            </w:pPr>
+            <w:r/>
+            <w:r>
+              <w:rPr>
+                <w:b w:val="0"/>
+                <w:sz w:val="18"/>
+              </w:rPr>
+              <w:t>Z</w:t>
+            </w:r>
+          </w:p>
+        </w:tc>
+        <w:tc>
+          <w:tcPr>
+            <w:tcW w:type="dxa" w:w="907"/>
+          </w:tcPr>
+          <w:p>
+            <w:pPr>
+              <w:spacing w:before="20" w:after="20"/>
+              <w:jc w:val="left"/>
+            </w:pPr>
+            <w:r/>
+            <w:r>
+              <w:rPr>
+                <w:b w:val="0"/>
+                <w:sz w:val="18"/>
+              </w:rPr>
+              <w:t>ZP+</w:t>
+            </w:r>
+          </w:p>
+        </w:tc>
+        <w:tc>
+          <w:tcPr>
+            <w:tcW w:type="dxa" w:w="907"/>
+          </w:tcPr>
+          <w:p>
+            <w:pPr>
+              <w:spacing w:before="20" w:after="20"/>
+              <w:jc w:val="left"/>
+            </w:pPr>
+            <w:r/>
+            <w:r>
+              <w:rPr>
+                <w:b w:val="0"/>
+                <w:sz w:val="18"/>
+              </w:rPr>
+              <w:t>ZP-</w:t>
+            </w:r>
+          </w:p>
+        </w:tc>
+        <w:tc>
+          <w:tcPr>
+            <w:tcW w:type="dxa" w:w="907"/>
+          </w:tcPr>
+          <w:p>
+            <w:pPr>
+              <w:spacing w:before="20" w:after="20"/>
+              <w:jc w:val="left"/>
+            </w:pPr>
+            <w:r/>
+            <w:r>
+              <w:rPr>
+                <w:b w:val="0"/>
+                <w:sz w:val="18"/>
+              </w:rPr>
+              <w:t>ZD+</w:t>
+            </w:r>
+          </w:p>
+        </w:tc>
+        <w:tc>
+          <w:tcPr>
+            <w:tcW w:type="dxa" w:w="907"/>
+          </w:tcPr>
+          <w:p>
+            <w:pPr>
+              <w:spacing w:before="20" w:after="20"/>
+              <w:jc w:val="left"/>
+            </w:pPr>
+            <w:r/>
+            <w:r>
+              <w:rPr>
+                <w:b w:val="0"/>
+                <w:sz w:val="18"/>
+              </w:rPr>
+              <w:t>ZD-</w:t>
+            </w:r>
+          </w:p>
+        </w:tc>
+        <w:tc>
+          <w:tcPr>
+            <w:tcW w:type="dxa" w:w="5386"/>
+          </w:tcPr>
+          <w:p>
+            <w:pPr>
+              <w:spacing w:before="20" w:after="20"/>
+              <w:jc w:val="left"/>
+            </w:pPr>
+            <w:r/>
+            <w:r>
+              <w:rPr>
+                <w:b w:val="0"/>
+                <w:sz w:val="18"/>
+              </w:rPr>
+              <w:t>THC unit -&gt; DM556 -&gt; SLO-SYN stepper</w:t>
+            </w:r>
+          </w:p>
+        </w:tc>
+      </w:tr>
+      <w:tr>
+        <w:tc>
+          <w:tcPr>
+            <w:tcW w:type="dxa" w:w="1134"/>
+          </w:tcPr>
+          <w:p>
+            <w:pPr>
+              <w:spacing w:before="20" w:after="20"/>
+              <w:jc w:val="left"/>
+            </w:pPr>
+            <w:r/>
+            <w:r>
+              <w:rPr>
+                <w:b w:val="0"/>
+                <w:sz w:val="18"/>
+              </w:rPr>
+              <w:t>A / B / C</w:t>
+            </w:r>
+          </w:p>
+        </w:tc>
+        <w:tc>
+          <w:tcPr>
+            <w:tcW w:type="dxa" w:w="907"/>
+          </w:tcPr>
+          <w:p>
+            <w:pPr>
+              <w:spacing w:before="20" w:after="20"/>
+              <w:jc w:val="left"/>
+            </w:pPr>
+            <w:r/>
+            <w:r>
+              <w:rPr>
+                <w:b w:val="0"/>
+                <w:sz w:val="18"/>
+              </w:rPr>
+              <w:t>AP/BP/CP</w:t>
+            </w:r>
+          </w:p>
+        </w:tc>
+        <w:tc>
+          <w:tcPr>
+            <w:tcW w:type="dxa" w:w="907"/>
+          </w:tcPr>
+          <w:p>
+            <w:pPr>
+              <w:spacing w:before="20" w:after="20"/>
+              <w:jc w:val="left"/>
+            </w:pPr>
+            <w:r/>
+            <w:r>
+              <w:rPr>
+                <w:b w:val="0"/>
+                <w:sz w:val="18"/>
+              </w:rPr>
+              <w:t>AP/BP/CP</w:t>
+            </w:r>
+          </w:p>
+        </w:tc>
+        <w:tc>
+          <w:tcPr>
+            <w:tcW w:type="dxa" w:w="907"/>
+          </w:tcPr>
+          <w:p>
+            <w:pPr>
+              <w:spacing w:before="20" w:after="20"/>
+              <w:jc w:val="left"/>
+            </w:pPr>
+            <w:r/>
+            <w:r>
+              <w:rPr>
+                <w:b w:val="0"/>
+                <w:sz w:val="18"/>
+              </w:rPr>
+              <w:t>AD/BD/CD</w:t>
+            </w:r>
+          </w:p>
+        </w:tc>
+        <w:tc>
+          <w:tcPr>
+            <w:tcW w:type="dxa" w:w="907"/>
+          </w:tcPr>
+          <w:p>
+            <w:pPr>
+              <w:spacing w:before="20" w:after="20"/>
+              <w:jc w:val="left"/>
+            </w:pPr>
+            <w:r/>
+            <w:r>
+              <w:rPr>
+                <w:b w:val="0"/>
+                <w:sz w:val="18"/>
+              </w:rPr>
+              <w:t>AD/BD/CD</w:t>
+            </w:r>
+          </w:p>
+        </w:tc>
+        <w:tc>
+          <w:tcPr>
+            <w:tcW w:type="dxa" w:w="5386"/>
+          </w:tcPr>
+          <w:p>
+            <w:pPr>
+              <w:spacing w:before="20" w:after="20"/>
+              <w:jc w:val="left"/>
+            </w:pPr>
+            <w:r/>
+            <w:r>
+              <w:rPr>
+                <w:b w:val="0"/>
+                <w:sz w:val="18"/>
+              </w:rPr>
+              <w:t>Spare / future</w:t>
+            </w:r>
+          </w:p>
+        </w:tc>
+      </w:tr>
+    </w:tbl>
+    <w:p/>
+    <w:p>
+      <w:r>
+        <w:rPr>
+          <w:i/>
+          <w:sz w:val="18"/>
+        </w:rPr>
+        <w:t>Stepper/Servo outputs are 5V TTL. YPV drives have built-in opto-couplers; DM556 inputs are opto-isolated.</w:t>
+      </w:r>
+    </w:p>
+    <w:p>
+      <w:r>
+        <w:rPr>
+          <w:b/>
+          <w:color w:val="000000"/>
+          <w:sz w:val="26"/>
+        </w:rPr>
+        <w:t>3. Z-AXIS RETROFIT</w:t>
+      </w:r>
+    </w:p>
+    <w:p>
+      <w:pPr>
+        <w:pStyle w:val="ListBullet"/>
+      </w:pPr>
+      <w:r>
+        <w:rPr>
+          <w:sz w:val="18"/>
+        </w:rPr>
+        <w:t>Original controller cabinet and Z-axis controller are missing.</w:t>
+      </w:r>
+    </w:p>
+    <w:p>
+      <w:pPr>
+        <w:pStyle w:val="ListBullet"/>
+      </w:pPr>
+      <w:r>
+        <w:rPr>
+          <w:sz w:val="18"/>
+        </w:rPr>
+        <w:t>Retained hardware: Superior Electric SLO-SYN stepper motor + EPC encoder.</w:t>
+      </w:r>
+    </w:p>
+    <w:p>
+      <w:pPr>
+        <w:pStyle w:val="ListBullet"/>
+      </w:pPr>
+      <w:r>
+        <w:rPr>
+          <w:sz w:val="18"/>
+        </w:rPr>
+        <w:t>New DM556 digital stepper driver added to drive the SLO-SYN motor.</w:t>
+      </w:r>
+    </w:p>
+    <w:p>
+      <w:pPr>
+        <w:pStyle w:val="ListBullet"/>
+      </w:pPr>
+      <w:r>
+        <w:rPr>
+          <w:sz w:val="18"/>
+        </w:rPr>
+        <w:t>Standalone HF-rated THC unit (Proma Compact THC SD) installed between UC300 and DM556.</w:t>
+      </w:r>
+    </w:p>
+    <w:p>
+      <w:pPr>
+        <w:pStyle w:val="ListBullet"/>
+      </w:pPr>
+      <w:r>
+        <w:rPr>
+          <w:sz w:val="18"/>
+        </w:rPr>
+        <w:t>THC acts as an electrical barrier protecting the UC300 from HF ignition (up to 17 kV).</w:t>
+      </w:r>
+    </w:p>
+    <w:p>
+      <w:pPr>
+        <w:pStyle w:val="ListBullet"/>
+      </w:pPr>
+      <w:r>
+        <w:rPr>
+          <w:sz w:val="18"/>
+        </w:rPr>
+        <w:t>EPC encoder (A/B) wired to UC300 fast inputs (MPG port) for position monitoring and crash detection.</w:t>
+      </w:r>
+    </w:p>
+    <w:p>
+      <w:pPr>
+        <w:pStyle w:val="ListBullet"/>
+      </w:pPr>
+      <w:r>
+        <w:rPr>
+          <w:sz w:val="18"/>
+        </w:rPr>
+        <w:t>Signal chain: UC300 ZP/ZD -&gt; THC (pass-through) -&gt; DM556 -&gt; SLO-SYN motor.</w:t>
+      </w:r>
+    </w:p>
+    <w:p>
+      <w:r>
+        <w:rPr>
+          <w:b/>
+          <w:color w:val="000000"/>
+          <w:sz w:val="26"/>
+        </w:rPr>
+        <w:t>4. SPINDLE CONTROL PORT</w:t>
+      </w:r>
+    </w:p>
+    <w:tbl>
+      <w:tblPr>
+        <w:tblStyle w:val="TableGrid"/>
+        <w:tblW w:type="auto" w:w="0"/>
+        <w:jc w:val="center"/>
+        <w:tblLook w:firstColumn="1" w:firstRow="1" w:lastColumn="0" w:lastRow="0" w:noHBand="0" w:noVBand="1" w:val="04A0"/>
+      </w:tblPr>
+      <w:tblGrid>
+        <w:gridCol w:w="3400"/>
+        <w:gridCol w:w="3400"/>
+        <w:gridCol w:w="3400"/>
+      </w:tblGrid>
+      <w:tr>
+        <w:tc>
+          <w:tcPr>
+            <w:tcW w:type="dxa" w:w="1417"/>
+          </w:tcPr>
+          <w:p>
+            <w:pPr>
+              <w:spacing w:before="20" w:after="20"/>
+              <w:jc w:val="center"/>
+            </w:pPr>
+            <w:r/>
+            <w:r>
+              <w:rPr>
+                <w:b/>
+                <w:sz w:val="18"/>
+              </w:rPr>
+              <w:t>Terminal</w:t>
+            </w:r>
+          </w:p>
+        </w:tc>
+        <w:tc>
+          <w:tcPr>
+            <w:tcW w:type="dxa" w:w="2835"/>
+          </w:tcPr>
+          <w:p>
+            <w:pPr>
+              <w:spacing w:before="20" w:after="20"/>
+              <w:jc w:val="center"/>
+            </w:pPr>
+            <w:r/>
+            <w:r>
+              <w:rPr>
+                <w:b/>
+                <w:sz w:val="18"/>
+              </w:rPr>
+              <w:t>Signal</w:t>
+            </w:r>
+          </w:p>
+        </w:tc>
+        <w:tc>
+          <w:tcPr>
+            <w:tcW w:type="dxa" w:w="5102"/>
+          </w:tcPr>
+          <w:p>
+            <w:pPr>
+              <w:spacing w:before="20" w:after="20"/>
+              <w:jc w:val="center"/>
+            </w:pPr>
+            <w:r/>
+            <w:r>
+              <w:rPr>
+                <w:b/>
+                <w:sz w:val="18"/>
+              </w:rPr>
+              <w:t>Use</w:t>
+            </w:r>
+          </w:p>
+        </w:tc>
+      </w:tr>
+      <w:tr>
+        <w:tc>
+          <w:tcPr>
+            <w:tcW w:type="dxa" w:w="1417"/>
+          </w:tcPr>
+          <w:p>
+            <w:pPr>
+              <w:spacing w:before="20" w:after="20"/>
+              <w:jc w:val="left"/>
+            </w:pPr>
+            <w:r/>
+            <w:r>
+              <w:rPr>
+                <w:b w:val="0"/>
+                <w:sz w:val="18"/>
+              </w:rPr>
+              <w:t>GNDs</w:t>
+            </w:r>
+          </w:p>
+        </w:tc>
+        <w:tc>
+          <w:tcPr>
+            <w:tcW w:type="dxa" w:w="2835"/>
+          </w:tcPr>
+          <w:p>
+            <w:pPr>
+              <w:spacing w:before="20" w:after="20"/>
+              <w:jc w:val="left"/>
+            </w:pPr>
+            <w:r/>
+            <w:r>
+              <w:rPr>
+                <w:b w:val="0"/>
+                <w:sz w:val="18"/>
+              </w:rPr>
+              <w:t>Output ground</w:t>
+            </w:r>
+          </w:p>
+        </w:tc>
+        <w:tc>
+          <w:tcPr>
+            <w:tcW w:type="dxa" w:w="5102"/>
+          </w:tcPr>
+          <w:p>
+            <w:pPr>
+              <w:spacing w:before="20" w:after="20"/>
+              <w:jc w:val="left"/>
+            </w:pPr>
+            <w:r/>
+            <w:r>
+              <w:rPr>
+                <w:b w:val="0"/>
+                <w:sz w:val="18"/>
+              </w:rPr>
+              <w:t>Common reference for VSO / OUT1 / OUT2</w:t>
+            </w:r>
+          </w:p>
+        </w:tc>
+      </w:tr>
+      <w:tr>
+        <w:tc>
+          <w:tcPr>
+            <w:tcW w:type="dxa" w:w="1417"/>
+          </w:tcPr>
+          <w:p>
+            <w:pPr>
+              <w:spacing w:before="20" w:after="20"/>
+              <w:jc w:val="left"/>
+            </w:pPr>
+            <w:r/>
+            <w:r>
+              <w:rPr>
+                <w:b w:val="0"/>
+                <w:sz w:val="18"/>
+              </w:rPr>
+              <w:t>VSO</w:t>
+            </w:r>
+          </w:p>
+        </w:tc>
+        <w:tc>
+          <w:tcPr>
+            <w:tcW w:type="dxa" w:w="2835"/>
+          </w:tcPr>
+          <w:p>
+            <w:pPr>
+              <w:spacing w:before="20" w:after="20"/>
+              <w:jc w:val="left"/>
+            </w:pPr>
+            <w:r/>
+            <w:r>
+              <w:rPr>
+                <w:b w:val="0"/>
+                <w:sz w:val="18"/>
+              </w:rPr>
+              <w:t>0-10V analog out</w:t>
+            </w:r>
+          </w:p>
+        </w:tc>
+        <w:tc>
+          <w:tcPr>
+            <w:tcW w:type="dxa" w:w="5102"/>
+          </w:tcPr>
+          <w:p>
+            <w:pPr>
+              <w:spacing w:before="20" w:after="20"/>
+              <w:jc w:val="left"/>
+            </w:pPr>
+            <w:r/>
+            <w:r>
+              <w:rPr>
+                <w:b w:val="0"/>
+                <w:sz w:val="18"/>
+              </w:rPr>
+              <w:t>Spare (spindle speed reference if required)</w:t>
+            </w:r>
+          </w:p>
+        </w:tc>
+      </w:tr>
+      <w:tr>
+        <w:tc>
+          <w:tcPr>
+            <w:tcW w:type="dxa" w:w="1417"/>
+          </w:tcPr>
+          <w:p>
+            <w:pPr>
+              <w:spacing w:before="20" w:after="20"/>
+              <w:jc w:val="left"/>
+            </w:pPr>
+            <w:r/>
+            <w:r>
+              <w:rPr>
+                <w:b w:val="0"/>
+                <w:sz w:val="18"/>
+              </w:rPr>
+              <w:t>OUT1</w:t>
+            </w:r>
+          </w:p>
+        </w:tc>
+        <w:tc>
+          <w:tcPr>
+            <w:tcW w:type="dxa" w:w="2835"/>
+          </w:tcPr>
+          <w:p>
+            <w:pPr>
+              <w:spacing w:before="20" w:after="20"/>
+              <w:jc w:val="left"/>
+            </w:pPr>
+            <w:r/>
+            <w:r>
+              <w:rPr>
+                <w:b w:val="0"/>
+                <w:sz w:val="18"/>
+              </w:rPr>
+              <w:t>Common output 1</w:t>
+            </w:r>
+          </w:p>
+        </w:tc>
+        <w:tc>
+          <w:tcPr>
+            <w:tcW w:type="dxa" w:w="5102"/>
+          </w:tcPr>
+          <w:p>
+            <w:pPr>
+              <w:spacing w:before="20" w:after="20"/>
+              <w:jc w:val="left"/>
+            </w:pPr>
+            <w:r/>
+            <w:r>
+              <w:rPr>
+                <w:b w:val="0"/>
+                <w:sz w:val="18"/>
+              </w:rPr>
+              <w:t>PLASMA START -&gt; Ignition Console (078172)</w:t>
+            </w:r>
+          </w:p>
+        </w:tc>
+      </w:tr>
+      <w:tr>
+        <w:tc>
+          <w:tcPr>
+            <w:tcW w:type="dxa" w:w="1417"/>
+          </w:tcPr>
+          <w:p>
+            <w:pPr>
+              <w:spacing w:before="20" w:after="20"/>
+              <w:jc w:val="left"/>
+            </w:pPr>
+            <w:r/>
+            <w:r>
+              <w:rPr>
+                <w:b w:val="0"/>
+                <w:sz w:val="18"/>
+              </w:rPr>
+              <w:t>OUT2</w:t>
+            </w:r>
+          </w:p>
+        </w:tc>
+        <w:tc>
+          <w:tcPr>
+            <w:tcW w:type="dxa" w:w="2835"/>
+          </w:tcPr>
+          <w:p>
+            <w:pPr>
+              <w:spacing w:before="20" w:after="20"/>
+              <w:jc w:val="left"/>
+            </w:pPr>
+            <w:r/>
+            <w:r>
+              <w:rPr>
+                <w:b w:val="0"/>
+                <w:sz w:val="18"/>
+              </w:rPr>
+              <w:t>Common output 2</w:t>
+            </w:r>
+          </w:p>
+        </w:tc>
+        <w:tc>
+          <w:tcPr>
+            <w:tcW w:type="dxa" w:w="5102"/>
+          </w:tcPr>
+          <w:p>
+            <w:pPr>
+              <w:spacing w:before="20" w:after="20"/>
+              <w:jc w:val="left"/>
+            </w:pPr>
+            <w:r/>
+            <w:r>
+              <w:rPr>
+                <w:b w:val="0"/>
+                <w:sz w:val="18"/>
+              </w:rPr>
+              <w:t>THC START / ENABLE -&gt; THC unit</w:t>
+            </w:r>
+          </w:p>
+        </w:tc>
+      </w:tr>
+      <w:tr>
+        <w:tc>
+          <w:tcPr>
+            <w:tcW w:type="dxa" w:w="1417"/>
+          </w:tcPr>
+          <w:p>
+            <w:pPr>
+              <w:spacing w:before="20" w:after="20"/>
+              <w:jc w:val="left"/>
+            </w:pPr>
+            <w:r/>
+            <w:r>
+              <w:rPr>
+                <w:b w:val="0"/>
+                <w:sz w:val="18"/>
+              </w:rPr>
+              <w:t>Index</w:t>
+            </w:r>
+          </w:p>
+        </w:tc>
+        <w:tc>
+          <w:tcPr>
+            <w:tcW w:type="dxa" w:w="2835"/>
+          </w:tcPr>
+          <w:p>
+            <w:pPr>
+              <w:spacing w:before="20" w:after="20"/>
+              <w:jc w:val="left"/>
+            </w:pPr>
+            <w:r/>
+            <w:r>
+              <w:rPr>
+                <w:b w:val="0"/>
+                <w:sz w:val="18"/>
+              </w:rPr>
+              <w:t>Speed feedback input</w:t>
+            </w:r>
+          </w:p>
+        </w:tc>
+        <w:tc>
+          <w:tcPr>
+            <w:tcW w:type="dxa" w:w="5102"/>
+          </w:tcPr>
+          <w:p>
+            <w:pPr>
+              <w:spacing w:before="20" w:after="20"/>
+              <w:jc w:val="left"/>
+            </w:pPr>
+            <w:r/>
+            <w:r>
+              <w:rPr>
+                <w:b w:val="0"/>
+                <w:sz w:val="18"/>
+              </w:rPr>
+              <w:t>Spare (spindle index)</w:t>
+            </w:r>
+          </w:p>
+        </w:tc>
+      </w:tr>
+    </w:tbl>
+    <w:p/>
+    <w:p>
+      <w:r>
+        <w:rPr>
+          <w:b/>
+          <w:color w:val="000000"/>
+          <w:sz w:val="26"/>
+        </w:rPr>
+        <w:t>5. GENERAL OUTPUT INTERFACE (DB9) - OUT3 TO OUT10</w:t>
+      </w:r>
+    </w:p>
+    <w:tbl>
+      <w:tblPr>
+        <w:tblStyle w:val="TableGrid"/>
+        <w:tblW w:type="auto" w:w="0"/>
+        <w:jc w:val="center"/>
+        <w:tblLook w:firstColumn="1" w:firstRow="1" w:lastColumn="0" w:lastRow="0" w:noHBand="0" w:noVBand="1" w:val="04A0"/>
+      </w:tblPr>
+      <w:tblGrid>
+        <w:gridCol w:w="3400"/>
+        <w:gridCol w:w="3400"/>
+        <w:gridCol w:w="3400"/>
+      </w:tblGrid>
+      <w:tr>
+        <w:tc>
+          <w:tcPr>
+            <w:tcW w:type="dxa" w:w="1417"/>
+          </w:tcPr>
+          <w:p>
+            <w:pPr>
+              <w:spacing w:before="20" w:after="20"/>
+              <w:jc w:val="center"/>
+            </w:pPr>
+            <w:r/>
+            <w:r>
+              <w:rPr>
+                <w:b/>
+                <w:sz w:val="18"/>
+              </w:rPr>
+              <w:t>DB9 Pin</w:t>
             </w:r>
           </w:p>
         </w:tc>
@@ -743,25 +1853,6 @@
         </w:tc>
         <w:tc>
           <w:tcPr>
-            <w:tcW w:type="dxa" w:w="1134"/>
-          </w:tcPr>
-          <w:p>
-            <w:pPr>
-              <w:spacing w:before="20" w:after="20"/>
-              <w:jc w:val="center"/>
-            </w:pPr>
-            <w:r/>
-            <w:r>
-              <w:rPr>
-                <w:b/>
-                <w:sz w:val="18"/>
-              </w:rPr>
-              <w:t>Type</w:t>
-            </w:r>
-          </w:p>
-        </w:tc>
-        <w:tc>
-          <w:tcPr>
             <w:tcW w:type="dxa" w:w="5102"/>
           </w:tcPr>
           <w:p>
@@ -775,7 +1866,7 @@
                 <w:b/>
                 <w:sz w:val="18"/>
               </w:rPr>
-              <w:t>Connected To</w:t>
+              <w:t>Assignment</w:t>
             </w:r>
           </w:p>
         </w:tc>
@@ -783,7 +1874,7 @@
       <w:tr>
         <w:tc>
           <w:tcPr>
-            <w:tcW w:type="dxa" w:w="680"/>
+            <w:tcW w:type="dxa" w:w="1417"/>
           </w:tcPr>
           <w:p>
             <w:pPr>
@@ -815,26 +1906,7 @@
                 <w:b w:val="0"/>
                 <w:sz w:val="18"/>
               </w:rPr>
-              <w:t>X Step</w:t>
-            </w:r>
-          </w:p>
-        </w:tc>
-        <w:tc>
-          <w:tcPr>
-            <w:tcW w:type="dxa" w:w="1134"/>
-          </w:tcPr>
-          <w:p>
-            <w:pPr>
-              <w:spacing w:before="20" w:after="20"/>
-              <w:jc w:val="left"/>
-            </w:pPr>
-            <w:r/>
-            <w:r>
-              <w:rPr>
-                <w:b w:val="0"/>
-                <w:sz w:val="18"/>
-              </w:rPr>
-              <w:t>Output</w:t>
+              <w:t>GND (COM-)</w:t>
             </w:r>
           </w:p>
         </w:tc>
@@ -853,7 +1925,7 @@
                 <w:b w:val="0"/>
                 <w:sz w:val="18"/>
               </w:rPr>
-              <w:t>YPV Drive X - Pulse</w:t>
+              <w:t>Common ground for outputs</w:t>
             </w:r>
           </w:p>
         </w:tc>
@@ -861,7 +1933,7 @@
       <w:tr>
         <w:tc>
           <w:tcPr>
-            <w:tcW w:type="dxa" w:w="680"/>
+            <w:tcW w:type="dxa" w:w="1417"/>
           </w:tcPr>
           <w:p>
             <w:pPr>
@@ -893,26 +1965,7 @@
                 <w:b w:val="0"/>
                 <w:sz w:val="18"/>
               </w:rPr>
-              <w:t>X Dir</w:t>
-            </w:r>
-          </w:p>
-        </w:tc>
-        <w:tc>
-          <w:tcPr>
-            <w:tcW w:type="dxa" w:w="1134"/>
-          </w:tcPr>
-          <w:p>
-            <w:pPr>
-              <w:spacing w:before="20" w:after="20"/>
-              <w:jc w:val="left"/>
-            </w:pPr>
-            <w:r/>
-            <w:r>
-              <w:rPr>
-                <w:b w:val="0"/>
-                <w:sz w:val="18"/>
-              </w:rPr>
-              <w:t>Output</w:t>
+              <w:t>OUT4</w:t>
             </w:r>
           </w:p>
         </w:tc>
@@ -931,7 +1984,7 @@
                 <w:b w:val="0"/>
                 <w:sz w:val="18"/>
               </w:rPr>
-              <w:t>YPV Drive X - Direction</w:t>
+              <w:t>Air Valve (shop air solenoid)</w:t>
             </w:r>
           </w:p>
         </w:tc>
@@ -939,7 +1992,7 @@
       <w:tr>
         <w:tc>
           <w:tcPr>
-            <w:tcW w:type="dxa" w:w="680"/>
+            <w:tcW w:type="dxa" w:w="1417"/>
           </w:tcPr>
           <w:p>
             <w:pPr>
@@ -971,26 +2024,7 @@
                 <w:b w:val="0"/>
                 <w:sz w:val="18"/>
               </w:rPr>
-              <w:t>Y Step</w:t>
-            </w:r>
-          </w:p>
-        </w:tc>
-        <w:tc>
-          <w:tcPr>
-            <w:tcW w:type="dxa" w:w="1134"/>
-          </w:tcPr>
-          <w:p>
-            <w:pPr>
-              <w:spacing w:before="20" w:after="20"/>
-              <w:jc w:val="left"/>
-            </w:pPr>
-            <w:r/>
-            <w:r>
-              <w:rPr>
-                <w:b w:val="0"/>
-                <w:sz w:val="18"/>
-              </w:rPr>
-              <w:t>Output</w:t>
+              <w:t>OUT3</w:t>
             </w:r>
           </w:p>
         </w:tc>
@@ -1009,7 +2043,7 @@
                 <w:b w:val="0"/>
                 <w:sz w:val="18"/>
               </w:rPr>
-              <w:t>YPV Drive Y - Pulse</w:t>
+              <w:t>Fume Extractor relay</w:t>
             </w:r>
           </w:p>
         </w:tc>
@@ -1017,7 +2051,7 @@
       <w:tr>
         <w:tc>
           <w:tcPr>
-            <w:tcW w:type="dxa" w:w="680"/>
+            <w:tcW w:type="dxa" w:w="1417"/>
           </w:tcPr>
           <w:p>
             <w:pPr>
@@ -1049,26 +2083,7 @@
                 <w:b w:val="0"/>
                 <w:sz w:val="18"/>
               </w:rPr>
-              <w:t>Y Dir</w:t>
-            </w:r>
-          </w:p>
-        </w:tc>
-        <w:tc>
-          <w:tcPr>
-            <w:tcW w:type="dxa" w:w="1134"/>
-          </w:tcPr>
-          <w:p>
-            <w:pPr>
-              <w:spacing w:before="20" w:after="20"/>
-              <w:jc w:val="left"/>
-            </w:pPr>
-            <w:r/>
-            <w:r>
-              <w:rPr>
-                <w:b w:val="0"/>
-                <w:sz w:val="18"/>
-              </w:rPr>
-              <w:t>Output</w:t>
+              <w:t>OUT6</w:t>
             </w:r>
           </w:p>
         </w:tc>
@@ -1087,7 +2102,7 @@
                 <w:b w:val="0"/>
                 <w:sz w:val="18"/>
               </w:rPr>
-              <w:t>YPV Drive Y - Direction</w:t>
+              <w:t>Spare</w:t>
             </w:r>
           </w:p>
         </w:tc>
@@ -1095,7 +2110,7 @@
       <w:tr>
         <w:tc>
           <w:tcPr>
-            <w:tcW w:type="dxa" w:w="680"/>
+            <w:tcW w:type="dxa" w:w="1417"/>
           </w:tcPr>
           <w:p>
             <w:pPr>
@@ -1127,26 +2142,7 @@
                 <w:b w:val="0"/>
                 <w:sz w:val="18"/>
               </w:rPr>
-              <w:t>Z Step</w:t>
-            </w:r>
-          </w:p>
-        </w:tc>
-        <w:tc>
-          <w:tcPr>
-            <w:tcW w:type="dxa" w:w="1134"/>
-          </w:tcPr>
-          <w:p>
-            <w:pPr>
-              <w:spacing w:before="20" w:after="20"/>
-              <w:jc w:val="left"/>
-            </w:pPr>
-            <w:r/>
-            <w:r>
-              <w:rPr>
-                <w:b w:val="0"/>
-                <w:sz w:val="18"/>
-              </w:rPr>
-              <w:t>Output</w:t>
+              <w:t>OUT5</w:t>
             </w:r>
           </w:p>
         </w:tc>
@@ -1165,7 +2161,7 @@
                 <w:b w:val="0"/>
                 <w:sz w:val="18"/>
               </w:rPr>
-              <w:t>YPV Drive Z - Pulse</w:t>
+              <w:t>Coolant Pump relay</w:t>
             </w:r>
           </w:p>
         </w:tc>
@@ -1173,7 +2169,7 @@
       <w:tr>
         <w:tc>
           <w:tcPr>
-            <w:tcW w:type="dxa" w:w="680"/>
+            <w:tcW w:type="dxa" w:w="1417"/>
           </w:tcPr>
           <w:p>
             <w:pPr>
@@ -1205,26 +2201,7 @@
                 <w:b w:val="0"/>
                 <w:sz w:val="18"/>
               </w:rPr>
-              <w:t>Z Dir</w:t>
-            </w:r>
-          </w:p>
-        </w:tc>
-        <w:tc>
-          <w:tcPr>
-            <w:tcW w:type="dxa" w:w="1134"/>
-          </w:tcPr>
-          <w:p>
-            <w:pPr>
-              <w:spacing w:before="20" w:after="20"/>
-              <w:jc w:val="left"/>
-            </w:pPr>
-            <w:r/>
-            <w:r>
-              <w:rPr>
-                <w:b w:val="0"/>
-                <w:sz w:val="18"/>
-              </w:rPr>
-              <w:t>Output</w:t>
+              <w:t>OUT8</w:t>
             </w:r>
           </w:p>
         </w:tc>
@@ -1243,7 +2220,7 @@
                 <w:b w:val="0"/>
                 <w:sz w:val="18"/>
               </w:rPr>
-              <w:t>YPV Drive Z - Direction</w:t>
+              <w:t>Spare</w:t>
             </w:r>
           </w:p>
         </w:tc>
@@ -1251,7 +2228,7 @@
       <w:tr>
         <w:tc>
           <w:tcPr>
-            <w:tcW w:type="dxa" w:w="680"/>
+            <w:tcW w:type="dxa" w:w="1417"/>
           </w:tcPr>
           <w:p>
             <w:pPr>
@@ -1283,26 +2260,7 @@
                 <w:b w:val="0"/>
                 <w:sz w:val="18"/>
               </w:rPr>
-              <w:t>Plasma Start</w:t>
-            </w:r>
-          </w:p>
-        </w:tc>
-        <w:tc>
-          <w:tcPr>
-            <w:tcW w:type="dxa" w:w="1134"/>
-          </w:tcPr>
-          <w:p>
-            <w:pPr>
-              <w:spacing w:before="20" w:after="20"/>
-              <w:jc w:val="left"/>
-            </w:pPr>
-            <w:r/>
-            <w:r>
-              <w:rPr>
-                <w:b w:val="0"/>
-                <w:sz w:val="18"/>
-              </w:rPr>
-              <w:t>Output</w:t>
+              <w:t>OUT7</w:t>
             </w:r>
           </w:p>
         </w:tc>
@@ -1321,7 +2279,7 @@
                 <w:b w:val="0"/>
                 <w:sz w:val="18"/>
               </w:rPr>
-              <w:t>HPR Ignition Console (078172)</w:t>
+              <w:t>Spare</w:t>
             </w:r>
           </w:p>
         </w:tc>
@@ -1329,7 +2287,7 @@
       <w:tr>
         <w:tc>
           <w:tcPr>
-            <w:tcW w:type="dxa" w:w="680"/>
+            <w:tcW w:type="dxa" w:w="1417"/>
           </w:tcPr>
           <w:p>
             <w:pPr>
@@ -1361,26 +2319,7 @@
                 <w:b w:val="0"/>
                 <w:sz w:val="18"/>
               </w:rPr>
-              <w:t>Torch Height Up</w:t>
-            </w:r>
-          </w:p>
-        </w:tc>
-        <w:tc>
-          <w:tcPr>
-            <w:tcW w:type="dxa" w:w="1134"/>
-          </w:tcPr>
-          <w:p>
-            <w:pPr>
-              <w:spacing w:before="20" w:after="20"/>
-              <w:jc w:val="left"/>
-            </w:pPr>
-            <w:r/>
-            <w:r>
-              <w:rPr>
-                <w:b w:val="0"/>
-                <w:sz w:val="18"/>
-              </w:rPr>
-              <w:t>Output</w:t>
+              <w:t>OUT10</w:t>
             </w:r>
           </w:p>
         </w:tc>
@@ -1399,7 +2338,7 @@
                 <w:b w:val="0"/>
                 <w:sz w:val="18"/>
               </w:rPr>
-              <w:t>Torch Height Control</w:t>
+              <w:t>Spare</w:t>
             </w:r>
           </w:p>
         </w:tc>
@@ -1407,7 +2346,7 @@
       <w:tr>
         <w:tc>
           <w:tcPr>
-            <w:tcW w:type="dxa" w:w="680"/>
+            <w:tcW w:type="dxa" w:w="1417"/>
           </w:tcPr>
           <w:p>
             <w:pPr>
@@ -1439,26 +2378,7 @@
                 <w:b w:val="0"/>
                 <w:sz w:val="18"/>
               </w:rPr>
-              <w:t>Torch Height Down</w:t>
-            </w:r>
-          </w:p>
-        </w:tc>
-        <w:tc>
-          <w:tcPr>
-            <w:tcW w:type="dxa" w:w="1134"/>
-          </w:tcPr>
-          <w:p>
-            <w:pPr>
-              <w:spacing w:before="20" w:after="20"/>
-              <w:jc w:val="left"/>
-            </w:pPr>
-            <w:r/>
-            <w:r>
-              <w:rPr>
-                <w:b w:val="0"/>
-                <w:sz w:val="18"/>
-              </w:rPr>
-              <w:t>Output</w:t>
+              <w:t>OUT9</w:t>
             </w:r>
           </w:p>
         </w:tc>
@@ -1477,631 +2397,7 @@
                 <w:b w:val="0"/>
                 <w:sz w:val="18"/>
               </w:rPr>
-              <w:t>Torch Height Control</w:t>
-            </w:r>
-          </w:p>
-        </w:tc>
-      </w:tr>
-      <w:tr>
-        <w:tc>
-          <w:tcPr>
-            <w:tcW w:type="dxa" w:w="680"/>
-          </w:tcPr>
-          <w:p>
-            <w:pPr>
-              <w:spacing w:before="20" w:after="20"/>
-              <w:jc w:val="left"/>
-            </w:pPr>
-            <w:r/>
-            <w:r>
-              <w:rPr>
-                <w:b w:val="0"/>
-                <w:sz w:val="18"/>
-              </w:rPr>
-              <w:t>10</w:t>
-            </w:r>
-          </w:p>
-        </w:tc>
-        <w:tc>
-          <w:tcPr>
-            <w:tcW w:type="dxa" w:w="2268"/>
-          </w:tcPr>
-          <w:p>
-            <w:pPr>
-              <w:spacing w:before="20" w:after="20"/>
-              <w:jc w:val="left"/>
-            </w:pPr>
-            <w:r/>
-            <w:r>
-              <w:rPr>
-                <w:b w:val="0"/>
-                <w:sz w:val="18"/>
-              </w:rPr>
-              <w:t>E-Stop</w:t>
-            </w:r>
-          </w:p>
-        </w:tc>
-        <w:tc>
-          <w:tcPr>
-            <w:tcW w:type="dxa" w:w="1134"/>
-          </w:tcPr>
-          <w:p>
-            <w:pPr>
-              <w:spacing w:before="20" w:after="20"/>
-              <w:jc w:val="left"/>
-            </w:pPr>
-            <w:r/>
-            <w:r>
-              <w:rPr>
-                <w:b w:val="0"/>
-                <w:sz w:val="18"/>
-              </w:rPr>
-              <w:t>Input</w:t>
-            </w:r>
-          </w:p>
-        </w:tc>
-        <w:tc>
-          <w:tcPr>
-            <w:tcW w:type="dxa" w:w="5102"/>
-          </w:tcPr>
-          <w:p>
-            <w:pPr>
-              <w:spacing w:before="20" w:after="20"/>
-              <w:jc w:val="left"/>
-            </w:pPr>
-            <w:r/>
-            <w:r>
-              <w:rPr>
-                <w:b w:val="0"/>
-                <w:sz w:val="18"/>
-              </w:rPr>
-              <w:t>Emergency Stop Button</w:t>
-            </w:r>
-          </w:p>
-        </w:tc>
-      </w:tr>
-      <w:tr>
-        <w:tc>
-          <w:tcPr>
-            <w:tcW w:type="dxa" w:w="680"/>
-          </w:tcPr>
-          <w:p>
-            <w:pPr>
-              <w:spacing w:before="20" w:after="20"/>
-              <w:jc w:val="left"/>
-            </w:pPr>
-            <w:r/>
-            <w:r>
-              <w:rPr>
-                <w:b w:val="0"/>
-                <w:sz w:val="18"/>
-              </w:rPr>
-              <w:t>11</w:t>
-            </w:r>
-          </w:p>
-        </w:tc>
-        <w:tc>
-          <w:tcPr>
-            <w:tcW w:type="dxa" w:w="2268"/>
-          </w:tcPr>
-          <w:p>
-            <w:pPr>
-              <w:spacing w:before="20" w:after="20"/>
-              <w:jc w:val="left"/>
-            </w:pPr>
-            <w:r/>
-            <w:r>
-              <w:rPr>
-                <w:b w:val="0"/>
-                <w:sz w:val="18"/>
-              </w:rPr>
-              <w:t>Probe</w:t>
-            </w:r>
-          </w:p>
-        </w:tc>
-        <w:tc>
-          <w:tcPr>
-            <w:tcW w:type="dxa" w:w="1134"/>
-          </w:tcPr>
-          <w:p>
-            <w:pPr>
-              <w:spacing w:before="20" w:after="20"/>
-              <w:jc w:val="left"/>
-            </w:pPr>
-            <w:r/>
-            <w:r>
-              <w:rPr>
-                <w:b w:val="0"/>
-                <w:sz w:val="18"/>
-              </w:rPr>
-              <w:t>Input</w:t>
-            </w:r>
-          </w:p>
-        </w:tc>
-        <w:tc>
-          <w:tcPr>
-            <w:tcW w:type="dxa" w:w="5102"/>
-          </w:tcPr>
-          <w:p>
-            <w:pPr>
-              <w:spacing w:before="20" w:after="20"/>
-              <w:jc w:val="left"/>
-            </w:pPr>
-            <w:r/>
-            <w:r>
-              <w:rPr>
-                <w:b w:val="0"/>
-                <w:sz w:val="18"/>
-              </w:rPr>
-              <w:t>Probe Sensor</w:t>
-            </w:r>
-          </w:p>
-        </w:tc>
-      </w:tr>
-      <w:tr>
-        <w:tc>
-          <w:tcPr>
-            <w:tcW w:type="dxa" w:w="680"/>
-          </w:tcPr>
-          <w:p>
-            <w:pPr>
-              <w:spacing w:before="20" w:after="20"/>
-              <w:jc w:val="left"/>
-            </w:pPr>
-            <w:r/>
-            <w:r>
-              <w:rPr>
-                <w:b w:val="0"/>
-                <w:sz w:val="18"/>
-              </w:rPr>
-              <w:t>12</w:t>
-            </w:r>
-          </w:p>
-        </w:tc>
-        <w:tc>
-          <w:tcPr>
-            <w:tcW w:type="dxa" w:w="2268"/>
-          </w:tcPr>
-          <w:p>
-            <w:pPr>
-              <w:spacing w:before="20" w:after="20"/>
-              <w:jc w:val="left"/>
-            </w:pPr>
-            <w:r/>
-            <w:r>
-              <w:rPr>
-                <w:b w:val="0"/>
-                <w:sz w:val="18"/>
-              </w:rPr>
-              <w:t>X Home</w:t>
-            </w:r>
-          </w:p>
-        </w:tc>
-        <w:tc>
-          <w:tcPr>
-            <w:tcW w:type="dxa" w:w="1134"/>
-          </w:tcPr>
-          <w:p>
-            <w:pPr>
-              <w:spacing w:before="20" w:after="20"/>
-              <w:jc w:val="left"/>
-            </w:pPr>
-            <w:r/>
-            <w:r>
-              <w:rPr>
-                <w:b w:val="0"/>
-                <w:sz w:val="18"/>
-              </w:rPr>
-              <w:t>Input</w:t>
-            </w:r>
-          </w:p>
-        </w:tc>
-        <w:tc>
-          <w:tcPr>
-            <w:tcW w:type="dxa" w:w="5102"/>
-          </w:tcPr>
-          <w:p>
-            <w:pPr>
-              <w:spacing w:before="20" w:after="20"/>
-              <w:jc w:val="left"/>
-            </w:pPr>
-            <w:r/>
-            <w:r>
-              <w:rPr>
-                <w:b w:val="0"/>
-                <w:sz w:val="18"/>
-              </w:rPr>
-              <w:t>X Home Switch</w:t>
-            </w:r>
-          </w:p>
-        </w:tc>
-      </w:tr>
-      <w:tr>
-        <w:tc>
-          <w:tcPr>
-            <w:tcW w:type="dxa" w:w="680"/>
-          </w:tcPr>
-          <w:p>
-            <w:pPr>
-              <w:spacing w:before="20" w:after="20"/>
-              <w:jc w:val="left"/>
-            </w:pPr>
-            <w:r/>
-            <w:r>
-              <w:rPr>
-                <w:b w:val="0"/>
-                <w:sz w:val="18"/>
-              </w:rPr>
-              <w:t>13</w:t>
-            </w:r>
-          </w:p>
-        </w:tc>
-        <w:tc>
-          <w:tcPr>
-            <w:tcW w:type="dxa" w:w="2268"/>
-          </w:tcPr>
-          <w:p>
-            <w:pPr>
-              <w:spacing w:before="20" w:after="20"/>
-              <w:jc w:val="left"/>
-            </w:pPr>
-            <w:r/>
-            <w:r>
-              <w:rPr>
-                <w:b w:val="0"/>
-                <w:sz w:val="18"/>
-              </w:rPr>
-              <w:t>Y Home</w:t>
-            </w:r>
-          </w:p>
-        </w:tc>
-        <w:tc>
-          <w:tcPr>
-            <w:tcW w:type="dxa" w:w="1134"/>
-          </w:tcPr>
-          <w:p>
-            <w:pPr>
-              <w:spacing w:before="20" w:after="20"/>
-              <w:jc w:val="left"/>
-            </w:pPr>
-            <w:r/>
-            <w:r>
-              <w:rPr>
-                <w:b w:val="0"/>
-                <w:sz w:val="18"/>
-              </w:rPr>
-              <w:t>Input</w:t>
-            </w:r>
-          </w:p>
-        </w:tc>
-        <w:tc>
-          <w:tcPr>
-            <w:tcW w:type="dxa" w:w="5102"/>
-          </w:tcPr>
-          <w:p>
-            <w:pPr>
-              <w:spacing w:before="20" w:after="20"/>
-              <w:jc w:val="left"/>
-            </w:pPr>
-            <w:r/>
-            <w:r>
-              <w:rPr>
-                <w:b w:val="0"/>
-                <w:sz w:val="18"/>
-              </w:rPr>
-              <w:t>Y Home Switch</w:t>
-            </w:r>
-          </w:p>
-        </w:tc>
-      </w:tr>
-      <w:tr>
-        <w:tc>
-          <w:tcPr>
-            <w:tcW w:type="dxa" w:w="680"/>
-          </w:tcPr>
-          <w:p>
-            <w:pPr>
-              <w:spacing w:before="20" w:after="20"/>
-              <w:jc w:val="left"/>
-            </w:pPr>
-            <w:r/>
-            <w:r>
-              <w:rPr>
-                <w:b w:val="0"/>
-                <w:sz w:val="18"/>
-              </w:rPr>
-              <w:t>14</w:t>
-            </w:r>
-          </w:p>
-        </w:tc>
-        <w:tc>
-          <w:tcPr>
-            <w:tcW w:type="dxa" w:w="2268"/>
-          </w:tcPr>
-          <w:p>
-            <w:pPr>
-              <w:spacing w:before="20" w:after="20"/>
-              <w:jc w:val="left"/>
-            </w:pPr>
-            <w:r/>
-            <w:r>
-              <w:rPr>
-                <w:b w:val="0"/>
-                <w:sz w:val="18"/>
-              </w:rPr>
-              <w:t>Coolant Pump</w:t>
-            </w:r>
-          </w:p>
-        </w:tc>
-        <w:tc>
-          <w:tcPr>
-            <w:tcW w:type="dxa" w:w="1134"/>
-          </w:tcPr>
-          <w:p>
-            <w:pPr>
-              <w:spacing w:before="20" w:after="20"/>
-              <w:jc w:val="left"/>
-            </w:pPr>
-            <w:r/>
-            <w:r>
-              <w:rPr>
-                <w:b w:val="0"/>
-                <w:sz w:val="18"/>
-              </w:rPr>
-              <w:t>Output</w:t>
-            </w:r>
-          </w:p>
-        </w:tc>
-        <w:tc>
-          <w:tcPr>
-            <w:tcW w:type="dxa" w:w="5102"/>
-          </w:tcPr>
-          <w:p>
-            <w:pPr>
-              <w:spacing w:before="20" w:after="20"/>
-              <w:jc w:val="left"/>
-            </w:pPr>
-            <w:r/>
-            <w:r>
-              <w:rPr>
-                <w:b w:val="0"/>
-                <w:sz w:val="18"/>
-              </w:rPr>
-              <w:t>Coolant Pump Relay</w:t>
-            </w:r>
-          </w:p>
-        </w:tc>
-      </w:tr>
-      <w:tr>
-        <w:tc>
-          <w:tcPr>
-            <w:tcW w:type="dxa" w:w="680"/>
-          </w:tcPr>
-          <w:p>
-            <w:pPr>
-              <w:spacing w:before="20" w:after="20"/>
-              <w:jc w:val="left"/>
-            </w:pPr>
-            <w:r/>
-            <w:r>
-              <w:rPr>
-                <w:b w:val="0"/>
-                <w:sz w:val="18"/>
-              </w:rPr>
-              <w:t>15</w:t>
-            </w:r>
-          </w:p>
-        </w:tc>
-        <w:tc>
-          <w:tcPr>
-            <w:tcW w:type="dxa" w:w="2268"/>
-          </w:tcPr>
-          <w:p>
-            <w:pPr>
-              <w:spacing w:before="20" w:after="20"/>
-              <w:jc w:val="left"/>
-            </w:pPr>
-            <w:r/>
-            <w:r>
-              <w:rPr>
-                <w:b w:val="0"/>
-                <w:sz w:val="18"/>
-              </w:rPr>
-              <w:t>Z Home</w:t>
-            </w:r>
-          </w:p>
-        </w:tc>
-        <w:tc>
-          <w:tcPr>
-            <w:tcW w:type="dxa" w:w="1134"/>
-          </w:tcPr>
-          <w:p>
-            <w:pPr>
-              <w:spacing w:before="20" w:after="20"/>
-              <w:jc w:val="left"/>
-            </w:pPr>
-            <w:r/>
-            <w:r>
-              <w:rPr>
-                <w:b w:val="0"/>
-                <w:sz w:val="18"/>
-              </w:rPr>
-              <w:t>Input</w:t>
-            </w:r>
-          </w:p>
-        </w:tc>
-        <w:tc>
-          <w:tcPr>
-            <w:tcW w:type="dxa" w:w="5102"/>
-          </w:tcPr>
-          <w:p>
-            <w:pPr>
-              <w:spacing w:before="20" w:after="20"/>
-              <w:jc w:val="left"/>
-            </w:pPr>
-            <w:r/>
-            <w:r>
-              <w:rPr>
-                <w:b w:val="0"/>
-                <w:sz w:val="18"/>
-              </w:rPr>
-              <w:t>Z Home Switch</w:t>
-            </w:r>
-          </w:p>
-        </w:tc>
-      </w:tr>
-      <w:tr>
-        <w:tc>
-          <w:tcPr>
-            <w:tcW w:type="dxa" w:w="680"/>
-          </w:tcPr>
-          <w:p>
-            <w:pPr>
-              <w:spacing w:before="20" w:after="20"/>
-              <w:jc w:val="left"/>
-            </w:pPr>
-            <w:r/>
-            <w:r>
-              <w:rPr>
-                <w:b w:val="0"/>
-                <w:sz w:val="18"/>
-              </w:rPr>
-              <w:t>16</w:t>
-            </w:r>
-          </w:p>
-        </w:tc>
-        <w:tc>
-          <w:tcPr>
-            <w:tcW w:type="dxa" w:w="2268"/>
-          </w:tcPr>
-          <w:p>
-            <w:pPr>
-              <w:spacing w:before="20" w:after="20"/>
-              <w:jc w:val="left"/>
-            </w:pPr>
-            <w:r/>
-            <w:r>
-              <w:rPr>
-                <w:b w:val="0"/>
-                <w:sz w:val="18"/>
-              </w:rPr>
-              <w:t>Fume Extractor</w:t>
-            </w:r>
-          </w:p>
-        </w:tc>
-        <w:tc>
-          <w:tcPr>
-            <w:tcW w:type="dxa" w:w="1134"/>
-          </w:tcPr>
-          <w:p>
-            <w:pPr>
-              <w:spacing w:before="20" w:after="20"/>
-              <w:jc w:val="left"/>
-            </w:pPr>
-            <w:r/>
-            <w:r>
-              <w:rPr>
-                <w:b w:val="0"/>
-                <w:sz w:val="18"/>
-              </w:rPr>
-              <w:t>Output</w:t>
-            </w:r>
-          </w:p>
-        </w:tc>
-        <w:tc>
-          <w:tcPr>
-            <w:tcW w:type="dxa" w:w="5102"/>
-          </w:tcPr>
-          <w:p>
-            <w:pPr>
-              <w:spacing w:before="20" w:after="20"/>
-              <w:jc w:val="left"/>
-            </w:pPr>
-            <w:r/>
-            <w:r>
-              <w:rPr>
-                <w:b w:val="0"/>
-                <w:sz w:val="18"/>
-              </w:rPr>
-              <w:t>Dust Collector Relay</w:t>
-            </w:r>
-          </w:p>
-        </w:tc>
-      </w:tr>
-      <w:tr>
-        <w:tc>
-          <w:tcPr>
-            <w:tcW w:type="dxa" w:w="680"/>
-          </w:tcPr>
-          <w:p>
-            <w:pPr>
-              <w:spacing w:before="20" w:after="20"/>
-              <w:jc w:val="left"/>
-            </w:pPr>
-            <w:r/>
-            <w:r>
-              <w:rPr>
-                <w:b w:val="0"/>
-                <w:sz w:val="18"/>
-              </w:rPr>
-              <w:t>17</w:t>
-            </w:r>
-          </w:p>
-        </w:tc>
-        <w:tc>
-          <w:tcPr>
-            <w:tcW w:type="dxa" w:w="2268"/>
-          </w:tcPr>
-          <w:p>
-            <w:pPr>
-              <w:spacing w:before="20" w:after="20"/>
-              <w:jc w:val="left"/>
-            </w:pPr>
-            <w:r/>
-            <w:r>
-              <w:rPr>
-                <w:b w:val="0"/>
-                <w:sz w:val="18"/>
-              </w:rPr>
-              <w:t>Air Valve</w:t>
-            </w:r>
-          </w:p>
-        </w:tc>
-        <w:tc>
-          <w:tcPr>
-            <w:tcW w:type="dxa" w:w="1134"/>
-          </w:tcPr>
-          <w:p>
-            <w:pPr>
-              <w:spacing w:before="20" w:after="20"/>
-              <w:jc w:val="left"/>
-            </w:pPr>
-            <w:r/>
-            <w:r>
-              <w:rPr>
-                <w:b w:val="0"/>
-                <w:sz w:val="18"/>
-              </w:rPr>
-              <w:t>Output</w:t>
-            </w:r>
-          </w:p>
-        </w:tc>
-        <w:tc>
-          <w:tcPr>
-            <w:tcW w:type="dxa" w:w="5102"/>
-          </w:tcPr>
-          <w:p>
-            <w:pPr>
-              <w:spacing w:before="20" w:after="20"/>
-              <w:jc w:val="left"/>
-            </w:pPr>
-            <w:r/>
-            <w:r>
-              <w:rPr>
-                <w:b w:val="0"/>
-                <w:sz w:val="18"/>
-              </w:rPr>
-              <w:t>Air Solenoid</w:t>
+              <w:t>Spare</w:t>
             </w:r>
           </w:p>
         </w:tc>
@@ -2111,20 +2407,20 @@
     <w:p>
       <w:r>
         <w:rPr>
-          <w:b/>
-          <w:color w:val="003366"/>
-          <w:sz w:val="26"/>
+          <w:i/>
+          <w:sz w:val="18"/>
         </w:rPr>
-        <w:t>3. PORT 3 (STANDARD LPT) - GAS CONTROL SYSTEM</w:t>
+        <w:t>Built-in relay drive circuit, max 100 mA per output. Verify exact DB9 pin order on the physical connector (Picture 5-5 of the UC300 manual).</w:t>
       </w:r>
     </w:p>
     <w:p>
       <w:r>
         <w:rPr>
-          <w:i/>
-          <w:sz w:val="18"/>
+          <w:b/>
+          <w:color w:val="000000"/>
+          <w:sz w:val="26"/>
         </w:rPr>
-        <w:t>Outputs: pins 1-9, 14, 16, 17 | Inputs: pins 10-13, 15 | Pins 18-25 GND | Pin 26 +5V</w:t>
+        <w:t>6. INPUT PORT (IN01 - IN12)</w:t>
       </w:r>
     </w:p>
     <w:tbl>
@@ -2135,15 +2431,14 @@
         <w:tblLook w:firstColumn="1" w:firstRow="1" w:lastColumn="0" w:lastRow="0" w:noHBand="0" w:noVBand="1" w:val="04A0"/>
       </w:tblPr>
       <w:tblGrid>
-        <w:gridCol w:w="2550"/>
-        <w:gridCol w:w="2550"/>
-        <w:gridCol w:w="2550"/>
-        <w:gridCol w:w="2550"/>
+        <w:gridCol w:w="3400"/>
+        <w:gridCol w:w="3400"/>
+        <w:gridCol w:w="3400"/>
       </w:tblGrid>
       <w:tr>
         <w:tc>
           <w:tcPr>
-            <w:tcW w:type="dxa" w:w="680"/>
+            <w:tcW w:type="dxa" w:w="1417"/>
           </w:tcPr>
           <w:p>
             <w:pPr>
@@ -2156,13 +2451,13 @@
                 <w:b/>
                 <w:sz w:val="18"/>
               </w:rPr>
-              <w:t>Pin</w:t>
+              <w:t>Input</w:t>
             </w:r>
           </w:p>
         </w:tc>
         <w:tc>
           <w:tcPr>
-            <w:tcW w:type="dxa" w:w="2268"/>
+            <w:tcW w:type="dxa" w:w="2551"/>
           </w:tcPr>
           <w:p>
             <w:pPr>
@@ -2176,25 +2471,6 @@
                 <w:sz w:val="18"/>
               </w:rPr>
               <w:t>Signal</w:t>
-            </w:r>
-          </w:p>
-        </w:tc>
-        <w:tc>
-          <w:tcPr>
-            <w:tcW w:type="dxa" w:w="1134"/>
-          </w:tcPr>
-          <w:p>
-            <w:pPr>
-              <w:spacing w:before="20" w:after="20"/>
-              <w:jc w:val="center"/>
-            </w:pPr>
-            <w:r/>
-            <w:r>
-              <w:rPr>
-                <w:b/>
-                <w:sz w:val="18"/>
-              </w:rPr>
-              <w:t>Type</w:t>
             </w:r>
           </w:p>
         </w:tc>
@@ -2221,7 +2497,7 @@
       <w:tr>
         <w:tc>
           <w:tcPr>
-            <w:tcW w:type="dxa" w:w="680"/>
+            <w:tcW w:type="dxa" w:w="1417"/>
           </w:tcPr>
           <w:p>
             <w:pPr>
@@ -2234,13 +2510,13 @@
                 <w:b w:val="0"/>
                 <w:sz w:val="18"/>
               </w:rPr>
-              <w:t>1</w:t>
+              <w:t>IN01</w:t>
             </w:r>
           </w:p>
         </w:tc>
         <w:tc>
           <w:tcPr>
-            <w:tcW w:type="dxa" w:w="2268"/>
+            <w:tcW w:type="dxa" w:w="2551"/>
           </w:tcPr>
           <w:p>
             <w:pPr>
@@ -2253,26 +2529,7 @@
                 <w:b w:val="0"/>
                 <w:sz w:val="18"/>
               </w:rPr>
-              <w:t>Plasma Gas O2 Valve</w:t>
-            </w:r>
-          </w:p>
-        </w:tc>
-        <w:tc>
-          <w:tcPr>
-            <w:tcW w:type="dxa" w:w="1134"/>
-          </w:tcPr>
-          <w:p>
-            <w:pPr>
-              <w:spacing w:before="20" w:after="20"/>
-              <w:jc w:val="left"/>
-            </w:pPr>
-            <w:r/>
-            <w:r>
-              <w:rPr>
-                <w:b w:val="0"/>
-                <w:sz w:val="18"/>
-              </w:rPr>
-              <w:t>Output</w:t>
+              <w:t>E-Stop</w:t>
             </w:r>
           </w:p>
         </w:tc>
@@ -2291,7 +2548,7 @@
                 <w:b w:val="0"/>
                 <w:sz w:val="18"/>
               </w:rPr>
-              <w:t>Gas Console (078532)</w:t>
+              <w:t>Emergency stop button (24V)</w:t>
             </w:r>
           </w:p>
         </w:tc>
@@ -2299,7 +2556,7 @@
       <w:tr>
         <w:tc>
           <w:tcPr>
-            <w:tcW w:type="dxa" w:w="680"/>
+            <w:tcW w:type="dxa" w:w="1417"/>
           </w:tcPr>
           <w:p>
             <w:pPr>
@@ -2312,13 +2569,13 @@
                 <w:b w:val="0"/>
                 <w:sz w:val="18"/>
               </w:rPr>
-              <w:t>2</w:t>
+              <w:t>IN02</w:t>
             </w:r>
           </w:p>
         </w:tc>
         <w:tc>
           <w:tcPr>
-            <w:tcW w:type="dxa" w:w="2268"/>
+            <w:tcW w:type="dxa" w:w="2551"/>
           </w:tcPr>
           <w:p>
             <w:pPr>
@@ -2331,26 +2588,7 @@
                 <w:b w:val="0"/>
                 <w:sz w:val="18"/>
               </w:rPr>
-              <w:t>Plasma Air Valve</w:t>
-            </w:r>
-          </w:p>
-        </w:tc>
-        <w:tc>
-          <w:tcPr>
-            <w:tcW w:type="dxa" w:w="1134"/>
-          </w:tcPr>
-          <w:p>
-            <w:pPr>
-              <w:spacing w:before="20" w:after="20"/>
-              <w:jc w:val="left"/>
-            </w:pPr>
-            <w:r/>
-            <w:r>
-              <w:rPr>
-                <w:b w:val="0"/>
-                <w:sz w:val="18"/>
-              </w:rPr>
-              <w:t>Output</w:t>
+              <w:t>Probe</w:t>
             </w:r>
           </w:p>
         </w:tc>
@@ -2369,7 +2607,7 @@
                 <w:b w:val="0"/>
                 <w:sz w:val="18"/>
               </w:rPr>
-              <w:t>Gas Console (078532)</w:t>
+              <w:t>Probe sensor (Z touch-off)</w:t>
             </w:r>
           </w:p>
         </w:tc>
@@ -2377,7 +2615,7 @@
       <w:tr>
         <w:tc>
           <w:tcPr>
-            <w:tcW w:type="dxa" w:w="680"/>
+            <w:tcW w:type="dxa" w:w="1417"/>
           </w:tcPr>
           <w:p>
             <w:pPr>
@@ -2390,13 +2628,13 @@
                 <w:b w:val="0"/>
                 <w:sz w:val="18"/>
               </w:rPr>
-              <w:t>3</w:t>
+              <w:t>IN03</w:t>
             </w:r>
           </w:p>
         </w:tc>
         <w:tc>
           <w:tcPr>
-            <w:tcW w:type="dxa" w:w="2268"/>
+            <w:tcW w:type="dxa" w:w="2551"/>
           </w:tcPr>
           <w:p>
             <w:pPr>
@@ -2409,26 +2647,7 @@
                 <w:b w:val="0"/>
                 <w:sz w:val="18"/>
               </w:rPr>
-              <w:t>Plasma N2 Valve</w:t>
-            </w:r>
-          </w:p>
-        </w:tc>
-        <w:tc>
-          <w:tcPr>
-            <w:tcW w:type="dxa" w:w="1134"/>
-          </w:tcPr>
-          <w:p>
-            <w:pPr>
-              <w:spacing w:before="20" w:after="20"/>
-              <w:jc w:val="left"/>
-            </w:pPr>
-            <w:r/>
-            <w:r>
-              <w:rPr>
-                <w:b w:val="0"/>
-                <w:sz w:val="18"/>
-              </w:rPr>
-              <w:t>Output</w:t>
+              <w:t>X Home</w:t>
             </w:r>
           </w:p>
         </w:tc>
@@ -2447,7 +2666,7 @@
                 <w:b w:val="0"/>
                 <w:sz w:val="18"/>
               </w:rPr>
-              <w:t>Gas Console (078532)</w:t>
+              <w:t>X home switch</w:t>
             </w:r>
           </w:p>
         </w:tc>
@@ -2455,7 +2674,7 @@
       <w:tr>
         <w:tc>
           <w:tcPr>
-            <w:tcW w:type="dxa" w:w="680"/>
+            <w:tcW w:type="dxa" w:w="1417"/>
           </w:tcPr>
           <w:p>
             <w:pPr>
@@ -2468,13 +2687,13 @@
                 <w:b w:val="0"/>
                 <w:sz w:val="18"/>
               </w:rPr>
-              <w:t>4</w:t>
+              <w:t>IN04</w:t>
             </w:r>
           </w:p>
         </w:tc>
         <w:tc>
           <w:tcPr>
-            <w:tcW w:type="dxa" w:w="2268"/>
+            <w:tcW w:type="dxa" w:w="2551"/>
           </w:tcPr>
           <w:p>
             <w:pPr>
@@ -2487,26 +2706,7 @@
                 <w:b w:val="0"/>
                 <w:sz w:val="18"/>
               </w:rPr>
-              <w:t>Shield O2 Valve</w:t>
-            </w:r>
-          </w:p>
-        </w:tc>
-        <w:tc>
-          <w:tcPr>
-            <w:tcW w:type="dxa" w:w="1134"/>
-          </w:tcPr>
-          <w:p>
-            <w:pPr>
-              <w:spacing w:before="20" w:after="20"/>
-              <w:jc w:val="left"/>
-            </w:pPr>
-            <w:r/>
-            <w:r>
-              <w:rPr>
-                <w:b w:val="0"/>
-                <w:sz w:val="18"/>
-              </w:rPr>
-              <w:t>Output</w:t>
+              <w:t>Y Home</w:t>
             </w:r>
           </w:p>
         </w:tc>
@@ -2525,7 +2725,7 @@
                 <w:b w:val="0"/>
                 <w:sz w:val="18"/>
               </w:rPr>
-              <w:t>Gas Console (078532)</w:t>
+              <w:t>Y home switch</w:t>
             </w:r>
           </w:p>
         </w:tc>
@@ -2533,7 +2733,7 @@
       <w:tr>
         <w:tc>
           <w:tcPr>
-            <w:tcW w:type="dxa" w:w="680"/>
+            <w:tcW w:type="dxa" w:w="1417"/>
           </w:tcPr>
           <w:p>
             <w:pPr>
@@ -2546,13 +2746,13 @@
                 <w:b w:val="0"/>
                 <w:sz w:val="18"/>
               </w:rPr>
-              <w:t>5</w:t>
+              <w:t>IN05</w:t>
             </w:r>
           </w:p>
         </w:tc>
         <w:tc>
           <w:tcPr>
-            <w:tcW w:type="dxa" w:w="2268"/>
+            <w:tcW w:type="dxa" w:w="2551"/>
           </w:tcPr>
           <w:p>
             <w:pPr>
@@ -2565,26 +2765,7 @@
                 <w:b w:val="0"/>
                 <w:sz w:val="18"/>
               </w:rPr>
-              <w:t>Shield Air Valve</w:t>
-            </w:r>
-          </w:p>
-        </w:tc>
-        <w:tc>
-          <w:tcPr>
-            <w:tcW w:type="dxa" w:w="1134"/>
-          </w:tcPr>
-          <w:p>
-            <w:pPr>
-              <w:spacing w:before="20" w:after="20"/>
-              <w:jc w:val="left"/>
-            </w:pPr>
-            <w:r/>
-            <w:r>
-              <w:rPr>
-                <w:b w:val="0"/>
-                <w:sz w:val="18"/>
-              </w:rPr>
-              <w:t>Output</w:t>
+              <w:t>Z Home</w:t>
             </w:r>
           </w:p>
         </w:tc>
@@ -2603,7 +2784,7 @@
                 <w:b w:val="0"/>
                 <w:sz w:val="18"/>
               </w:rPr>
-              <w:t>Gas Console (078532)</w:t>
+              <w:t>Z home switch</w:t>
             </w:r>
           </w:p>
         </w:tc>
@@ -2611,7 +2792,7 @@
       <w:tr>
         <w:tc>
           <w:tcPr>
-            <w:tcW w:type="dxa" w:w="680"/>
+            <w:tcW w:type="dxa" w:w="1417"/>
           </w:tcPr>
           <w:p>
             <w:pPr>
@@ -2624,13 +2805,13 @@
                 <w:b w:val="0"/>
                 <w:sz w:val="18"/>
               </w:rPr>
-              <w:t>6</w:t>
+              <w:t>IN06</w:t>
             </w:r>
           </w:p>
         </w:tc>
         <w:tc>
           <w:tcPr>
-            <w:tcW w:type="dxa" w:w="2268"/>
+            <w:tcW w:type="dxa" w:w="2551"/>
           </w:tcPr>
           <w:p>
             <w:pPr>
@@ -2643,26 +2824,7 @@
                 <w:b w:val="0"/>
                 <w:sz w:val="18"/>
               </w:rPr>
-              <w:t>Shield N2 Valve</w:t>
-            </w:r>
-          </w:p>
-        </w:tc>
-        <w:tc>
-          <w:tcPr>
-            <w:tcW w:type="dxa" w:w="1134"/>
-          </w:tcPr>
-          <w:p>
-            <w:pPr>
-              <w:spacing w:before="20" w:after="20"/>
-              <w:jc w:val="left"/>
-            </w:pPr>
-            <w:r/>
-            <w:r>
-              <w:rPr>
-                <w:b w:val="0"/>
-                <w:sz w:val="18"/>
-              </w:rPr>
-              <w:t>Output</w:t>
+              <w:t>X+ Limit</w:t>
             </w:r>
           </w:p>
         </w:tc>
@@ -2681,7 +2843,7 @@
                 <w:b w:val="0"/>
                 <w:sz w:val="18"/>
               </w:rPr>
-              <w:t>Gas Console (078532)</w:t>
+              <w:t>X positive limit switch</w:t>
             </w:r>
           </w:p>
         </w:tc>
@@ -2689,7 +2851,7 @@
       <w:tr>
         <w:tc>
           <w:tcPr>
-            <w:tcW w:type="dxa" w:w="680"/>
+            <w:tcW w:type="dxa" w:w="1417"/>
           </w:tcPr>
           <w:p>
             <w:pPr>
@@ -2702,13 +2864,13 @@
                 <w:b w:val="0"/>
                 <w:sz w:val="18"/>
               </w:rPr>
-              <w:t>7</w:t>
+              <w:t>IN07</w:t>
             </w:r>
           </w:p>
         </w:tc>
         <w:tc>
           <w:tcPr>
-            <w:tcW w:type="dxa" w:w="2268"/>
+            <w:tcW w:type="dxa" w:w="2551"/>
           </w:tcPr>
           <w:p>
             <w:pPr>
@@ -2721,26 +2883,7 @@
                 <w:b w:val="0"/>
                 <w:sz w:val="18"/>
               </w:rPr>
-              <w:t>Cut O2 Valve (Oxy-fuel)</w:t>
-            </w:r>
-          </w:p>
-        </w:tc>
-        <w:tc>
-          <w:tcPr>
-            <w:tcW w:type="dxa" w:w="1134"/>
-          </w:tcPr>
-          <w:p>
-            <w:pPr>
-              <w:spacing w:before="20" w:after="20"/>
-              <w:jc w:val="left"/>
-            </w:pPr>
-            <w:r/>
-            <w:r>
-              <w:rPr>
-                <w:b w:val="0"/>
-                <w:sz w:val="18"/>
-              </w:rPr>
-              <w:t>Output</w:t>
+              <w:t>X- Limit</w:t>
             </w:r>
           </w:p>
         </w:tc>
@@ -2759,7 +2902,7 @@
                 <w:b w:val="0"/>
                 <w:sz w:val="18"/>
               </w:rPr>
-              <w:t>Stations 2/3/4</w:t>
+              <w:t>X negative limit switch</w:t>
             </w:r>
           </w:p>
         </w:tc>
@@ -2767,7 +2910,7 @@
       <w:tr>
         <w:tc>
           <w:tcPr>
-            <w:tcW w:type="dxa" w:w="680"/>
+            <w:tcW w:type="dxa" w:w="1417"/>
           </w:tcPr>
           <w:p>
             <w:pPr>
@@ -2780,13 +2923,13 @@
                 <w:b w:val="0"/>
                 <w:sz w:val="18"/>
               </w:rPr>
-              <w:t>8</w:t>
+              <w:t>IN08</w:t>
             </w:r>
           </w:p>
         </w:tc>
         <w:tc>
           <w:tcPr>
-            <w:tcW w:type="dxa" w:w="2268"/>
+            <w:tcW w:type="dxa" w:w="2551"/>
           </w:tcPr>
           <w:p>
             <w:pPr>
@@ -2799,26 +2942,7 @@
                 <w:b w:val="0"/>
                 <w:sz w:val="18"/>
               </w:rPr>
-              <w:t>Cut LPG Valve (Oxy-fuel)</w:t>
-            </w:r>
-          </w:p>
-        </w:tc>
-        <w:tc>
-          <w:tcPr>
-            <w:tcW w:type="dxa" w:w="1134"/>
-          </w:tcPr>
-          <w:p>
-            <w:pPr>
-              <w:spacing w:before="20" w:after="20"/>
-              <w:jc w:val="left"/>
-            </w:pPr>
-            <w:r/>
-            <w:r>
-              <w:rPr>
-                <w:b w:val="0"/>
-                <w:sz w:val="18"/>
-              </w:rPr>
-              <w:t>Output</w:t>
+              <w:t>Y+ Limit</w:t>
             </w:r>
           </w:p>
         </w:tc>
@@ -2837,7 +2961,7 @@
                 <w:b w:val="0"/>
                 <w:sz w:val="18"/>
               </w:rPr>
-              <w:t>Stations 2/3/4</w:t>
+              <w:t>Y positive limit switch</w:t>
             </w:r>
           </w:p>
         </w:tc>
@@ -2845,7 +2969,7 @@
       <w:tr>
         <w:tc>
           <w:tcPr>
-            <w:tcW w:type="dxa" w:w="680"/>
+            <w:tcW w:type="dxa" w:w="1417"/>
           </w:tcPr>
           <w:p>
             <w:pPr>
@@ -2858,13 +2982,13 @@
                 <w:b w:val="0"/>
                 <w:sz w:val="18"/>
               </w:rPr>
-              <w:t>9</w:t>
+              <w:t>IN09</w:t>
             </w:r>
           </w:p>
         </w:tc>
         <w:tc>
           <w:tcPr>
-            <w:tcW w:type="dxa" w:w="2268"/>
+            <w:tcW w:type="dxa" w:w="2551"/>
           </w:tcPr>
           <w:p>
             <w:pPr>
@@ -2877,26 +3001,7 @@
                 <w:b w:val="0"/>
                 <w:sz w:val="18"/>
               </w:rPr>
-              <w:t>Preheat O2 Valve</w:t>
-            </w:r>
-          </w:p>
-        </w:tc>
-        <w:tc>
-          <w:tcPr>
-            <w:tcW w:type="dxa" w:w="1134"/>
-          </w:tcPr>
-          <w:p>
-            <w:pPr>
-              <w:spacing w:before="20" w:after="20"/>
-              <w:jc w:val="left"/>
-            </w:pPr>
-            <w:r/>
-            <w:r>
-              <w:rPr>
-                <w:b w:val="0"/>
-                <w:sz w:val="18"/>
-              </w:rPr>
-              <w:t>Output</w:t>
+              <w:t>Y- Limit</w:t>
             </w:r>
           </w:p>
         </w:tc>
@@ -2915,7 +3020,7 @@
                 <w:b w:val="0"/>
                 <w:sz w:val="18"/>
               </w:rPr>
-              <w:t>Stations 2/3/4</w:t>
+              <w:t>Y negative limit switch</w:t>
             </w:r>
           </w:p>
         </w:tc>
@@ -2923,7 +3028,7 @@
       <w:tr>
         <w:tc>
           <w:tcPr>
-            <w:tcW w:type="dxa" w:w="680"/>
+            <w:tcW w:type="dxa" w:w="1417"/>
           </w:tcPr>
           <w:p>
             <w:pPr>
@@ -2936,13 +3041,131 @@
                 <w:b w:val="0"/>
                 <w:sz w:val="18"/>
               </w:rPr>
-              <w:t>10</w:t>
+              <w:t>IN10</w:t>
             </w:r>
           </w:p>
         </w:tc>
         <w:tc>
           <w:tcPr>
-            <w:tcW w:type="dxa" w:w="2268"/>
+            <w:tcW w:type="dxa" w:w="2551"/>
+          </w:tcPr>
+          <w:p>
+            <w:pPr>
+              <w:spacing w:before="20" w:after="20"/>
+              <w:jc w:val="left"/>
+            </w:pPr>
+            <w:r/>
+            <w:r>
+              <w:rPr>
+                <w:b w:val="0"/>
+                <w:sz w:val="18"/>
+              </w:rPr>
+              <w:t>Z+ Limit</w:t>
+            </w:r>
+          </w:p>
+        </w:tc>
+        <w:tc>
+          <w:tcPr>
+            <w:tcW w:type="dxa" w:w="5102"/>
+          </w:tcPr>
+          <w:p>
+            <w:pPr>
+              <w:spacing w:before="20" w:after="20"/>
+              <w:jc w:val="left"/>
+            </w:pPr>
+            <w:r/>
+            <w:r>
+              <w:rPr>
+                <w:b w:val="0"/>
+                <w:sz w:val="18"/>
+              </w:rPr>
+              <w:t>Z positive limit switch</w:t>
+            </w:r>
+          </w:p>
+        </w:tc>
+      </w:tr>
+      <w:tr>
+        <w:tc>
+          <w:tcPr>
+            <w:tcW w:type="dxa" w:w="1417"/>
+          </w:tcPr>
+          <w:p>
+            <w:pPr>
+              <w:spacing w:before="20" w:after="20"/>
+              <w:jc w:val="left"/>
+            </w:pPr>
+            <w:r/>
+            <w:r>
+              <w:rPr>
+                <w:b w:val="0"/>
+                <w:sz w:val="18"/>
+              </w:rPr>
+              <w:t>IN11</w:t>
+            </w:r>
+          </w:p>
+        </w:tc>
+        <w:tc>
+          <w:tcPr>
+            <w:tcW w:type="dxa" w:w="2551"/>
+          </w:tcPr>
+          <w:p>
+            <w:pPr>
+              <w:spacing w:before="20" w:after="20"/>
+              <w:jc w:val="left"/>
+            </w:pPr>
+            <w:r/>
+            <w:r>
+              <w:rPr>
+                <w:b w:val="0"/>
+                <w:sz w:val="18"/>
+              </w:rPr>
+              <w:t>Z- Limit</w:t>
+            </w:r>
+          </w:p>
+        </w:tc>
+        <w:tc>
+          <w:tcPr>
+            <w:tcW w:type="dxa" w:w="5102"/>
+          </w:tcPr>
+          <w:p>
+            <w:pPr>
+              <w:spacing w:before="20" w:after="20"/>
+              <w:jc w:val="left"/>
+            </w:pPr>
+            <w:r/>
+            <w:r>
+              <w:rPr>
+                <w:b w:val="0"/>
+                <w:sz w:val="18"/>
+              </w:rPr>
+              <w:t>Z negative limit switch</w:t>
+            </w:r>
+          </w:p>
+        </w:tc>
+      </w:tr>
+      <w:tr>
+        <w:tc>
+          <w:tcPr>
+            <w:tcW w:type="dxa" w:w="1417"/>
+          </w:tcPr>
+          <w:p>
+            <w:pPr>
+              <w:spacing w:before="20" w:after="20"/>
+              <w:jc w:val="left"/>
+            </w:pPr>
+            <w:r/>
+            <w:r>
+              <w:rPr>
+                <w:b w:val="0"/>
+                <w:sz w:val="18"/>
+              </w:rPr>
+              <w:t>IN12</w:t>
+            </w:r>
+          </w:p>
+        </w:tc>
+        <w:tc>
+          <w:tcPr>
+            <w:tcW w:type="dxa" w:w="2551"/>
           </w:tcPr>
           <w:p>
             <w:pPr>
@@ -2961,25 +3184,6 @@
         </w:tc>
         <w:tc>
           <w:tcPr>
-            <w:tcW w:type="dxa" w:w="1134"/>
-          </w:tcPr>
-          <w:p>
-            <w:pPr>
-              <w:spacing w:before="20" w:after="20"/>
-              <w:jc w:val="left"/>
-            </w:pPr>
-            <w:r/>
-            <w:r>
-              <w:rPr>
-                <w:b w:val="0"/>
-                <w:sz w:val="18"/>
-              </w:rPr>
-              <w:t>Input</w:t>
-            </w:r>
-          </w:p>
-        </w:tc>
-        <w:tc>
-          <w:tcPr>
             <w:tcW w:type="dxa" w:w="5102"/>
           </w:tcPr>
           <w:p>
@@ -2993,553 +3197,7 @@
                 <w:b w:val="0"/>
                 <w:sz w:val="18"/>
               </w:rPr>
-              <w:t>HPR Power Supply</w:t>
-            </w:r>
-          </w:p>
-        </w:tc>
-      </w:tr>
-      <w:tr>
-        <w:tc>
-          <w:tcPr>
-            <w:tcW w:type="dxa" w:w="680"/>
-          </w:tcPr>
-          <w:p>
-            <w:pPr>
-              <w:spacing w:before="20" w:after="20"/>
-              <w:jc w:val="left"/>
-            </w:pPr>
-            <w:r/>
-            <w:r>
-              <w:rPr>
-                <w:b w:val="0"/>
-                <w:sz w:val="18"/>
-              </w:rPr>
-              <w:t>11</w:t>
-            </w:r>
-          </w:p>
-        </w:tc>
-        <w:tc>
-          <w:tcPr>
-            <w:tcW w:type="dxa" w:w="2268"/>
-          </w:tcPr>
-          <w:p>
-            <w:pPr>
-              <w:spacing w:before="20" w:after="20"/>
-              <w:jc w:val="left"/>
-            </w:pPr>
-            <w:r/>
-            <w:r>
-              <w:rPr>
-                <w:b w:val="0"/>
-                <w:sz w:val="18"/>
-              </w:rPr>
-              <w:t>Motion OK</w:t>
-            </w:r>
-          </w:p>
-        </w:tc>
-        <w:tc>
-          <w:tcPr>
-            <w:tcW w:type="dxa" w:w="1134"/>
-          </w:tcPr>
-          <w:p>
-            <w:pPr>
-              <w:spacing w:before="20" w:after="20"/>
-              <w:jc w:val="left"/>
-            </w:pPr>
-            <w:r/>
-            <w:r>
-              <w:rPr>
-                <w:b w:val="0"/>
-                <w:sz w:val="18"/>
-              </w:rPr>
-              <w:t>Input</w:t>
-            </w:r>
-          </w:p>
-        </w:tc>
-        <w:tc>
-          <w:tcPr>
-            <w:tcW w:type="dxa" w:w="5102"/>
-          </w:tcPr>
-          <w:p>
-            <w:pPr>
-              <w:spacing w:before="20" w:after="20"/>
-              <w:jc w:val="left"/>
-            </w:pPr>
-            <w:r/>
-            <w:r>
-              <w:rPr>
-                <w:b w:val="0"/>
-                <w:sz w:val="18"/>
-              </w:rPr>
-              <w:t>CNC Interface</w:t>
-            </w:r>
-          </w:p>
-        </w:tc>
-      </w:tr>
-      <w:tr>
-        <w:tc>
-          <w:tcPr>
-            <w:tcW w:type="dxa" w:w="680"/>
-          </w:tcPr>
-          <w:p>
-            <w:pPr>
-              <w:spacing w:before="20" w:after="20"/>
-              <w:jc w:val="left"/>
-            </w:pPr>
-            <w:r/>
-            <w:r>
-              <w:rPr>
-                <w:b w:val="0"/>
-                <w:sz w:val="18"/>
-              </w:rPr>
-              <w:t>12</w:t>
-            </w:r>
-          </w:p>
-        </w:tc>
-        <w:tc>
-          <w:tcPr>
-            <w:tcW w:type="dxa" w:w="2268"/>
-          </w:tcPr>
-          <w:p>
-            <w:pPr>
-              <w:spacing w:before="20" w:after="20"/>
-              <w:jc w:val="left"/>
-            </w:pPr>
-            <w:r/>
-            <w:r>
-              <w:rPr>
-                <w:b w:val="0"/>
-                <w:sz w:val="18"/>
-              </w:rPr>
-              <w:t>Pierce Complete</w:t>
-            </w:r>
-          </w:p>
-        </w:tc>
-        <w:tc>
-          <w:tcPr>
-            <w:tcW w:type="dxa" w:w="1134"/>
-          </w:tcPr>
-          <w:p>
-            <w:pPr>
-              <w:spacing w:before="20" w:after="20"/>
-              <w:jc w:val="left"/>
-            </w:pPr>
-            <w:r/>
-            <w:r>
-              <w:rPr>
-                <w:b w:val="0"/>
-                <w:sz w:val="18"/>
-              </w:rPr>
-              <w:t>Input</w:t>
-            </w:r>
-          </w:p>
-        </w:tc>
-        <w:tc>
-          <w:tcPr>
-            <w:tcW w:type="dxa" w:w="5102"/>
-          </w:tcPr>
-          <w:p>
-            <w:pPr>
-              <w:spacing w:before="20" w:after="20"/>
-              <w:jc w:val="left"/>
-            </w:pPr>
-            <w:r/>
-            <w:r>
-              <w:rPr>
-                <w:b w:val="0"/>
-                <w:sz w:val="18"/>
-              </w:rPr>
-              <w:t>HPR Power Supply</w:t>
-            </w:r>
-          </w:p>
-        </w:tc>
-      </w:tr>
-      <w:tr>
-        <w:tc>
-          <w:tcPr>
-            <w:tcW w:type="dxa" w:w="680"/>
-          </w:tcPr>
-          <w:p>
-            <w:pPr>
-              <w:spacing w:before="20" w:after="20"/>
-              <w:jc w:val="left"/>
-            </w:pPr>
-            <w:r/>
-            <w:r>
-              <w:rPr>
-                <w:b w:val="0"/>
-                <w:sz w:val="18"/>
-              </w:rPr>
-              <w:t>13</w:t>
-            </w:r>
-          </w:p>
-        </w:tc>
-        <w:tc>
-          <w:tcPr>
-            <w:tcW w:type="dxa" w:w="2268"/>
-          </w:tcPr>
-          <w:p>
-            <w:pPr>
-              <w:spacing w:before="20" w:after="20"/>
-              <w:jc w:val="left"/>
-            </w:pPr>
-            <w:r/>
-            <w:r>
-              <w:rPr>
-                <w:b w:val="0"/>
-                <w:sz w:val="18"/>
-              </w:rPr>
-              <w:t>Coolant Flow OK</w:t>
-            </w:r>
-          </w:p>
-        </w:tc>
-        <w:tc>
-          <w:tcPr>
-            <w:tcW w:type="dxa" w:w="1134"/>
-          </w:tcPr>
-          <w:p>
-            <w:pPr>
-              <w:spacing w:before="20" w:after="20"/>
-              <w:jc w:val="left"/>
-            </w:pPr>
-            <w:r/>
-            <w:r>
-              <w:rPr>
-                <w:b w:val="0"/>
-                <w:sz w:val="18"/>
-              </w:rPr>
-              <w:t>Input</w:t>
-            </w:r>
-          </w:p>
-        </w:tc>
-        <w:tc>
-          <w:tcPr>
-            <w:tcW w:type="dxa" w:w="5102"/>
-          </w:tcPr>
-          <w:p>
-            <w:pPr>
-              <w:spacing w:before="20" w:after="20"/>
-              <w:jc w:val="left"/>
-            </w:pPr>
-            <w:r/>
-            <w:r>
-              <w:rPr>
-                <w:b w:val="0"/>
-                <w:sz w:val="18"/>
-              </w:rPr>
-              <w:t>Coolant Flow Sensor</w:t>
-            </w:r>
-          </w:p>
-        </w:tc>
-      </w:tr>
-      <w:tr>
-        <w:tc>
-          <w:tcPr>
-            <w:tcW w:type="dxa" w:w="680"/>
-          </w:tcPr>
-          <w:p>
-            <w:pPr>
-              <w:spacing w:before="20" w:after="20"/>
-              <w:jc w:val="left"/>
-            </w:pPr>
-            <w:r/>
-            <w:r>
-              <w:rPr>
-                <w:b w:val="0"/>
-                <w:sz w:val="18"/>
-              </w:rPr>
-              <w:t>14</w:t>
-            </w:r>
-          </w:p>
-        </w:tc>
-        <w:tc>
-          <w:tcPr>
-            <w:tcW w:type="dxa" w:w="2268"/>
-          </w:tcPr>
-          <w:p>
-            <w:pPr>
-              <w:spacing w:before="20" w:after="20"/>
-              <w:jc w:val="left"/>
-            </w:pPr>
-            <w:r/>
-            <w:r>
-              <w:rPr>
-                <w:b w:val="0"/>
-                <w:sz w:val="18"/>
-              </w:rPr>
-              <w:t>Preheat LPG Valve</w:t>
-            </w:r>
-          </w:p>
-        </w:tc>
-        <w:tc>
-          <w:tcPr>
-            <w:tcW w:type="dxa" w:w="1134"/>
-          </w:tcPr>
-          <w:p>
-            <w:pPr>
-              <w:spacing w:before="20" w:after="20"/>
-              <w:jc w:val="left"/>
-            </w:pPr>
-            <w:r/>
-            <w:r>
-              <w:rPr>
-                <w:b w:val="0"/>
-                <w:sz w:val="18"/>
-              </w:rPr>
-              <w:t>Output</w:t>
-            </w:r>
-          </w:p>
-        </w:tc>
-        <w:tc>
-          <w:tcPr>
-            <w:tcW w:type="dxa" w:w="5102"/>
-          </w:tcPr>
-          <w:p>
-            <w:pPr>
-              <w:spacing w:before="20" w:after="20"/>
-              <w:jc w:val="left"/>
-            </w:pPr>
-            <w:r/>
-            <w:r>
-              <w:rPr>
-                <w:b w:val="0"/>
-                <w:sz w:val="18"/>
-              </w:rPr>
-              <w:t>Stations 2/3/4</w:t>
-            </w:r>
-          </w:p>
-        </w:tc>
-      </w:tr>
-      <w:tr>
-        <w:tc>
-          <w:tcPr>
-            <w:tcW w:type="dxa" w:w="680"/>
-          </w:tcPr>
-          <w:p>
-            <w:pPr>
-              <w:spacing w:before="20" w:after="20"/>
-              <w:jc w:val="left"/>
-            </w:pPr>
-            <w:r/>
-            <w:r>
-              <w:rPr>
-                <w:b w:val="0"/>
-                <w:sz w:val="18"/>
-              </w:rPr>
-              <w:t>15</w:t>
-            </w:r>
-          </w:p>
-        </w:tc>
-        <w:tc>
-          <w:tcPr>
-            <w:tcW w:type="dxa" w:w="2268"/>
-          </w:tcPr>
-          <w:p>
-            <w:pPr>
-              <w:spacing w:before="20" w:after="20"/>
-              <w:jc w:val="left"/>
-            </w:pPr>
-            <w:r/>
-            <w:r>
-              <w:rPr>
-                <w:b w:val="0"/>
-                <w:sz w:val="18"/>
-              </w:rPr>
-              <w:t>Gas Pressure OK</w:t>
-            </w:r>
-          </w:p>
-        </w:tc>
-        <w:tc>
-          <w:tcPr>
-            <w:tcW w:type="dxa" w:w="1134"/>
-          </w:tcPr>
-          <w:p>
-            <w:pPr>
-              <w:spacing w:before="20" w:after="20"/>
-              <w:jc w:val="left"/>
-            </w:pPr>
-            <w:r/>
-            <w:r>
-              <w:rPr>
-                <w:b w:val="0"/>
-                <w:sz w:val="18"/>
-              </w:rPr>
-              <w:t>Input</w:t>
-            </w:r>
-          </w:p>
-        </w:tc>
-        <w:tc>
-          <w:tcPr>
-            <w:tcW w:type="dxa" w:w="5102"/>
-          </w:tcPr>
-          <w:p>
-            <w:pPr>
-              <w:spacing w:before="20" w:after="20"/>
-              <w:jc w:val="left"/>
-            </w:pPr>
-            <w:r/>
-            <w:r>
-              <w:rPr>
-                <w:b w:val="0"/>
-                <w:sz w:val="18"/>
-              </w:rPr>
-              <w:t>Pressure Sensor</w:t>
-            </w:r>
-          </w:p>
-        </w:tc>
-      </w:tr>
-      <w:tr>
-        <w:tc>
-          <w:tcPr>
-            <w:tcW w:type="dxa" w:w="680"/>
-          </w:tcPr>
-          <w:p>
-            <w:pPr>
-              <w:spacing w:before="20" w:after="20"/>
-              <w:jc w:val="left"/>
-            </w:pPr>
-            <w:r/>
-            <w:r>
-              <w:rPr>
-                <w:b w:val="0"/>
-                <w:sz w:val="18"/>
-              </w:rPr>
-              <w:t>16</w:t>
-            </w:r>
-          </w:p>
-        </w:tc>
-        <w:tc>
-          <w:tcPr>
-            <w:tcW w:type="dxa" w:w="2268"/>
-          </w:tcPr>
-          <w:p>
-            <w:pPr>
-              <w:spacing w:before="20" w:after="20"/>
-              <w:jc w:val="left"/>
-            </w:pPr>
-            <w:r/>
-            <w:r>
-              <w:rPr>
-                <w:b w:val="0"/>
-                <w:sz w:val="18"/>
-              </w:rPr>
-              <w:t>Marking O2 Valve</w:t>
-            </w:r>
-          </w:p>
-        </w:tc>
-        <w:tc>
-          <w:tcPr>
-            <w:tcW w:type="dxa" w:w="1134"/>
-          </w:tcPr>
-          <w:p>
-            <w:pPr>
-              <w:spacing w:before="20" w:after="20"/>
-              <w:jc w:val="left"/>
-            </w:pPr>
-            <w:r/>
-            <w:r>
-              <w:rPr>
-                <w:b w:val="0"/>
-                <w:sz w:val="18"/>
-              </w:rPr>
-              <w:t>Output</w:t>
-            </w:r>
-          </w:p>
-        </w:tc>
-        <w:tc>
-          <w:tcPr>
-            <w:tcW w:type="dxa" w:w="5102"/>
-          </w:tcPr>
-          <w:p>
-            <w:pPr>
-              <w:spacing w:before="20" w:after="20"/>
-              <w:jc w:val="left"/>
-            </w:pPr>
-            <w:r/>
-            <w:r>
-              <w:rPr>
-                <w:b w:val="0"/>
-                <w:sz w:val="18"/>
-              </w:rPr>
-              <w:t>Gas Console (078532)</w:t>
-            </w:r>
-          </w:p>
-        </w:tc>
-      </w:tr>
-      <w:tr>
-        <w:tc>
-          <w:tcPr>
-            <w:tcW w:type="dxa" w:w="680"/>
-          </w:tcPr>
-          <w:p>
-            <w:pPr>
-              <w:spacing w:before="20" w:after="20"/>
-              <w:jc w:val="left"/>
-            </w:pPr>
-            <w:r/>
-            <w:r>
-              <w:rPr>
-                <w:b w:val="0"/>
-                <w:sz w:val="18"/>
-              </w:rPr>
-              <w:t>17</w:t>
-            </w:r>
-          </w:p>
-        </w:tc>
-        <w:tc>
-          <w:tcPr>
-            <w:tcW w:type="dxa" w:w="2268"/>
-          </w:tcPr>
-          <w:p>
-            <w:pPr>
-              <w:spacing w:before="20" w:after="20"/>
-              <w:jc w:val="left"/>
-            </w:pPr>
-            <w:r/>
-            <w:r>
-              <w:rPr>
-                <w:b w:val="0"/>
-                <w:sz w:val="18"/>
-              </w:rPr>
-              <w:t>Spare</w:t>
-            </w:r>
-          </w:p>
-        </w:tc>
-        <w:tc>
-          <w:tcPr>
-            <w:tcW w:type="dxa" w:w="1134"/>
-          </w:tcPr>
-          <w:p>
-            <w:pPr>
-              <w:spacing w:before="20" w:after="20"/>
-              <w:jc w:val="left"/>
-            </w:pPr>
-            <w:r/>
-            <w:r>
-              <w:rPr>
-                <w:b w:val="0"/>
-                <w:sz w:val="18"/>
-              </w:rPr>
-              <w:t>Output</w:t>
-            </w:r>
-          </w:p>
-        </w:tc>
-        <w:tc>
-          <w:tcPr>
-            <w:tcW w:type="dxa" w:w="5102"/>
-          </w:tcPr>
-          <w:p>
-            <w:pPr>
-              <w:spacing w:before="20" w:after="20"/>
-              <w:jc w:val="left"/>
-            </w:pPr>
-            <w:r/>
-            <w:r>
-              <w:rPr>
-                <w:b w:val="0"/>
-                <w:sz w:val="18"/>
-              </w:rPr>
-              <w:t>-</w:t>
+              <w:t>HPR arc voltage / arc transfer signal</w:t>
             </w:r>
           </w:p>
         </w:tc>
@@ -3549,1468 +3207,20 @@
     <w:p>
       <w:r>
         <w:rPr>
-          <w:b/>
-          <w:color w:val="003366"/>
-          <w:sz w:val="26"/>
-        </w:rPr>
-        <w:t>4. PORT 1 (INPUT TYPE) - OXY-FUEL STATIONS &amp; LIMITS</w:t>
-      </w:r>
-    </w:p>
-    <w:p>
-      <w:r>
-        <w:rPr>
           <w:i/>
           <w:sz w:val="18"/>
         </w:rPr>
-        <w:t>Outputs: pins 1, 14, 16, 17 | Inputs: pins 2-13, 15 | Pins 18-25 GND | Pin 26 +5V</w:t>
-      </w:r>
-    </w:p>
-    <w:tbl>
-      <w:tblPr>
-        <w:tblStyle w:val="TableGrid"/>
-        <w:tblW w:type="auto" w:w="0"/>
-        <w:jc w:val="center"/>
-        <w:tblLook w:firstColumn="1" w:firstRow="1" w:lastColumn="0" w:lastRow="0" w:noHBand="0" w:noVBand="1" w:val="04A0"/>
-      </w:tblPr>
-      <w:tblGrid>
-        <w:gridCol w:w="2550"/>
-        <w:gridCol w:w="2550"/>
-        <w:gridCol w:w="2550"/>
-        <w:gridCol w:w="2550"/>
-      </w:tblGrid>
-      <w:tr>
-        <w:tc>
-          <w:tcPr>
-            <w:tcW w:type="dxa" w:w="680"/>
-          </w:tcPr>
-          <w:p>
-            <w:pPr>
-              <w:spacing w:before="20" w:after="20"/>
-              <w:jc w:val="center"/>
-            </w:pPr>
-            <w:r/>
-            <w:r>
-              <w:rPr>
-                <w:b/>
-                <w:sz w:val="18"/>
-              </w:rPr>
-              <w:t>Pin</w:t>
-            </w:r>
-          </w:p>
-        </w:tc>
-        <w:tc>
-          <w:tcPr>
-            <w:tcW w:type="dxa" w:w="2268"/>
-          </w:tcPr>
-          <w:p>
-            <w:pPr>
-              <w:spacing w:before="20" w:after="20"/>
-              <w:jc w:val="center"/>
-            </w:pPr>
-            <w:r/>
-            <w:r>
-              <w:rPr>
-                <w:b/>
-                <w:sz w:val="18"/>
-              </w:rPr>
-              <w:t>Signal</w:t>
-            </w:r>
-          </w:p>
-        </w:tc>
-        <w:tc>
-          <w:tcPr>
-            <w:tcW w:type="dxa" w:w="1134"/>
-          </w:tcPr>
-          <w:p>
-            <w:pPr>
-              <w:spacing w:before="20" w:after="20"/>
-              <w:jc w:val="center"/>
-            </w:pPr>
-            <w:r/>
-            <w:r>
-              <w:rPr>
-                <w:b/>
-                <w:sz w:val="18"/>
-              </w:rPr>
-              <w:t>Type</w:t>
-            </w:r>
-          </w:p>
-        </w:tc>
-        <w:tc>
-          <w:tcPr>
-            <w:tcW w:type="dxa" w:w="5102"/>
-          </w:tcPr>
-          <w:p>
-            <w:pPr>
-              <w:spacing w:before="20" w:after="20"/>
-              <w:jc w:val="center"/>
-            </w:pPr>
-            <w:r/>
-            <w:r>
-              <w:rPr>
-                <w:b/>
-                <w:sz w:val="18"/>
-              </w:rPr>
-              <w:t>Connected To</w:t>
-            </w:r>
-          </w:p>
-        </w:tc>
-      </w:tr>
-      <w:tr>
-        <w:tc>
-          <w:tcPr>
-            <w:tcW w:type="dxa" w:w="680"/>
-          </w:tcPr>
-          <w:p>
-            <w:pPr>
-              <w:spacing w:before="20" w:after="20"/>
-              <w:jc w:val="left"/>
-            </w:pPr>
-            <w:r/>
-            <w:r>
-              <w:rPr>
-                <w:b w:val="0"/>
-                <w:sz w:val="18"/>
-              </w:rPr>
-              <w:t>1</w:t>
-            </w:r>
-          </w:p>
-        </w:tc>
-        <w:tc>
-          <w:tcPr>
-            <w:tcW w:type="dxa" w:w="2268"/>
-          </w:tcPr>
-          <w:p>
-            <w:pPr>
-              <w:spacing w:before="20" w:after="20"/>
-              <w:jc w:val="left"/>
-            </w:pPr>
-            <w:r/>
-            <w:r>
-              <w:rPr>
-                <w:b w:val="0"/>
-                <w:sz w:val="18"/>
-              </w:rPr>
-              <w:t>Station 2 Select</w:t>
-            </w:r>
-          </w:p>
-        </w:tc>
-        <w:tc>
-          <w:tcPr>
-            <w:tcW w:type="dxa" w:w="1134"/>
-          </w:tcPr>
-          <w:p>
-            <w:pPr>
-              <w:spacing w:before="20" w:after="20"/>
-              <w:jc w:val="left"/>
-            </w:pPr>
-            <w:r/>
-            <w:r>
-              <w:rPr>
-                <w:b w:val="0"/>
-                <w:sz w:val="18"/>
-              </w:rPr>
-              <w:t>Output</w:t>
-            </w:r>
-          </w:p>
-        </w:tc>
-        <w:tc>
-          <w:tcPr>
-            <w:tcW w:type="dxa" w:w="5102"/>
-          </w:tcPr>
-          <w:p>
-            <w:pPr>
-              <w:spacing w:before="20" w:after="20"/>
-              <w:jc w:val="left"/>
-            </w:pPr>
-            <w:r/>
-            <w:r>
-              <w:rPr>
-                <w:b w:val="0"/>
-                <w:sz w:val="18"/>
-              </w:rPr>
-              <w:t>Oxy-fuel Station 2 Valve</w:t>
-            </w:r>
-          </w:p>
-        </w:tc>
-      </w:tr>
-      <w:tr>
-        <w:tc>
-          <w:tcPr>
-            <w:tcW w:type="dxa" w:w="680"/>
-          </w:tcPr>
-          <w:p>
-            <w:pPr>
-              <w:spacing w:before="20" w:after="20"/>
-              <w:jc w:val="left"/>
-            </w:pPr>
-            <w:r/>
-            <w:r>
-              <w:rPr>
-                <w:b w:val="0"/>
-                <w:sz w:val="18"/>
-              </w:rPr>
-              <w:t>2</w:t>
-            </w:r>
-          </w:p>
-        </w:tc>
-        <w:tc>
-          <w:tcPr>
-            <w:tcW w:type="dxa" w:w="2268"/>
-          </w:tcPr>
-          <w:p>
-            <w:pPr>
-              <w:spacing w:before="20" w:after="20"/>
-              <w:jc w:val="left"/>
-            </w:pPr>
-            <w:r/>
-            <w:r>
-              <w:rPr>
-                <w:b w:val="0"/>
-                <w:sz w:val="18"/>
-              </w:rPr>
-              <w:t>X+ Limit</w:t>
-            </w:r>
-          </w:p>
-        </w:tc>
-        <w:tc>
-          <w:tcPr>
-            <w:tcW w:type="dxa" w:w="1134"/>
-          </w:tcPr>
-          <w:p>
-            <w:pPr>
-              <w:spacing w:before="20" w:after="20"/>
-              <w:jc w:val="left"/>
-            </w:pPr>
-            <w:r/>
-            <w:r>
-              <w:rPr>
-                <w:b w:val="0"/>
-                <w:sz w:val="18"/>
-              </w:rPr>
-              <w:t>Input</w:t>
-            </w:r>
-          </w:p>
-        </w:tc>
-        <w:tc>
-          <w:tcPr>
-            <w:tcW w:type="dxa" w:w="5102"/>
-          </w:tcPr>
-          <w:p>
-            <w:pPr>
-              <w:spacing w:before="20" w:after="20"/>
-              <w:jc w:val="left"/>
-            </w:pPr>
-            <w:r/>
-            <w:r>
-              <w:rPr>
-                <w:b w:val="0"/>
-                <w:sz w:val="18"/>
-              </w:rPr>
-              <w:t>X Limit Switch</w:t>
-            </w:r>
-          </w:p>
-        </w:tc>
-      </w:tr>
-      <w:tr>
-        <w:tc>
-          <w:tcPr>
-            <w:tcW w:type="dxa" w:w="680"/>
-          </w:tcPr>
-          <w:p>
-            <w:pPr>
-              <w:spacing w:before="20" w:after="20"/>
-              <w:jc w:val="left"/>
-            </w:pPr>
-            <w:r/>
-            <w:r>
-              <w:rPr>
-                <w:b w:val="0"/>
-                <w:sz w:val="18"/>
-              </w:rPr>
-              <w:t>3</w:t>
-            </w:r>
-          </w:p>
-        </w:tc>
-        <w:tc>
-          <w:tcPr>
-            <w:tcW w:type="dxa" w:w="2268"/>
-          </w:tcPr>
-          <w:p>
-            <w:pPr>
-              <w:spacing w:before="20" w:after="20"/>
-              <w:jc w:val="left"/>
-            </w:pPr>
-            <w:r/>
-            <w:r>
-              <w:rPr>
-                <w:b w:val="0"/>
-                <w:sz w:val="18"/>
-              </w:rPr>
-              <w:t>X- Limit</w:t>
-            </w:r>
-          </w:p>
-        </w:tc>
-        <w:tc>
-          <w:tcPr>
-            <w:tcW w:type="dxa" w:w="1134"/>
-          </w:tcPr>
-          <w:p>
-            <w:pPr>
-              <w:spacing w:before="20" w:after="20"/>
-              <w:jc w:val="left"/>
-            </w:pPr>
-            <w:r/>
-            <w:r>
-              <w:rPr>
-                <w:b w:val="0"/>
-                <w:sz w:val="18"/>
-              </w:rPr>
-              <w:t>Input</w:t>
-            </w:r>
-          </w:p>
-        </w:tc>
-        <w:tc>
-          <w:tcPr>
-            <w:tcW w:type="dxa" w:w="5102"/>
-          </w:tcPr>
-          <w:p>
-            <w:pPr>
-              <w:spacing w:before="20" w:after="20"/>
-              <w:jc w:val="left"/>
-            </w:pPr>
-            <w:r/>
-            <w:r>
-              <w:rPr>
-                <w:b w:val="0"/>
-                <w:sz w:val="18"/>
-              </w:rPr>
-              <w:t>X Limit Switch</w:t>
-            </w:r>
-          </w:p>
-        </w:tc>
-      </w:tr>
-      <w:tr>
-        <w:tc>
-          <w:tcPr>
-            <w:tcW w:type="dxa" w:w="680"/>
-          </w:tcPr>
-          <w:p>
-            <w:pPr>
-              <w:spacing w:before="20" w:after="20"/>
-              <w:jc w:val="left"/>
-            </w:pPr>
-            <w:r/>
-            <w:r>
-              <w:rPr>
-                <w:b w:val="0"/>
-                <w:sz w:val="18"/>
-              </w:rPr>
-              <w:t>4</w:t>
-            </w:r>
-          </w:p>
-        </w:tc>
-        <w:tc>
-          <w:tcPr>
-            <w:tcW w:type="dxa" w:w="2268"/>
-          </w:tcPr>
-          <w:p>
-            <w:pPr>
-              <w:spacing w:before="20" w:after="20"/>
-              <w:jc w:val="left"/>
-            </w:pPr>
-            <w:r/>
-            <w:r>
-              <w:rPr>
-                <w:b w:val="0"/>
-                <w:sz w:val="18"/>
-              </w:rPr>
-              <w:t>Y+ Limit</w:t>
-            </w:r>
-          </w:p>
-        </w:tc>
-        <w:tc>
-          <w:tcPr>
-            <w:tcW w:type="dxa" w:w="1134"/>
-          </w:tcPr>
-          <w:p>
-            <w:pPr>
-              <w:spacing w:before="20" w:after="20"/>
-              <w:jc w:val="left"/>
-            </w:pPr>
-            <w:r/>
-            <w:r>
-              <w:rPr>
-                <w:b w:val="0"/>
-                <w:sz w:val="18"/>
-              </w:rPr>
-              <w:t>Input</w:t>
-            </w:r>
-          </w:p>
-        </w:tc>
-        <w:tc>
-          <w:tcPr>
-            <w:tcW w:type="dxa" w:w="5102"/>
-          </w:tcPr>
-          <w:p>
-            <w:pPr>
-              <w:spacing w:before="20" w:after="20"/>
-              <w:jc w:val="left"/>
-            </w:pPr>
-            <w:r/>
-            <w:r>
-              <w:rPr>
-                <w:b w:val="0"/>
-                <w:sz w:val="18"/>
-              </w:rPr>
-              <w:t>Y Limit Switch</w:t>
-            </w:r>
-          </w:p>
-        </w:tc>
-      </w:tr>
-      <w:tr>
-        <w:tc>
-          <w:tcPr>
-            <w:tcW w:type="dxa" w:w="680"/>
-          </w:tcPr>
-          <w:p>
-            <w:pPr>
-              <w:spacing w:before="20" w:after="20"/>
-              <w:jc w:val="left"/>
-            </w:pPr>
-            <w:r/>
-            <w:r>
-              <w:rPr>
-                <w:b w:val="0"/>
-                <w:sz w:val="18"/>
-              </w:rPr>
-              <w:t>5</w:t>
-            </w:r>
-          </w:p>
-        </w:tc>
-        <w:tc>
-          <w:tcPr>
-            <w:tcW w:type="dxa" w:w="2268"/>
-          </w:tcPr>
-          <w:p>
-            <w:pPr>
-              <w:spacing w:before="20" w:after="20"/>
-              <w:jc w:val="left"/>
-            </w:pPr>
-            <w:r/>
-            <w:r>
-              <w:rPr>
-                <w:b w:val="0"/>
-                <w:sz w:val="18"/>
-              </w:rPr>
-              <w:t>Y- Limit</w:t>
-            </w:r>
-          </w:p>
-        </w:tc>
-        <w:tc>
-          <w:tcPr>
-            <w:tcW w:type="dxa" w:w="1134"/>
-          </w:tcPr>
-          <w:p>
-            <w:pPr>
-              <w:spacing w:before="20" w:after="20"/>
-              <w:jc w:val="left"/>
-            </w:pPr>
-            <w:r/>
-            <w:r>
-              <w:rPr>
-                <w:b w:val="0"/>
-                <w:sz w:val="18"/>
-              </w:rPr>
-              <w:t>Input</w:t>
-            </w:r>
-          </w:p>
-        </w:tc>
-        <w:tc>
-          <w:tcPr>
-            <w:tcW w:type="dxa" w:w="5102"/>
-          </w:tcPr>
-          <w:p>
-            <w:pPr>
-              <w:spacing w:before="20" w:after="20"/>
-              <w:jc w:val="left"/>
-            </w:pPr>
-            <w:r/>
-            <w:r>
-              <w:rPr>
-                <w:b w:val="0"/>
-                <w:sz w:val="18"/>
-              </w:rPr>
-              <w:t>Y Limit Switch</w:t>
-            </w:r>
-          </w:p>
-        </w:tc>
-      </w:tr>
-      <w:tr>
-        <w:tc>
-          <w:tcPr>
-            <w:tcW w:type="dxa" w:w="680"/>
-          </w:tcPr>
-          <w:p>
-            <w:pPr>
-              <w:spacing w:before="20" w:after="20"/>
-              <w:jc w:val="left"/>
-            </w:pPr>
-            <w:r/>
-            <w:r>
-              <w:rPr>
-                <w:b w:val="0"/>
-                <w:sz w:val="18"/>
-              </w:rPr>
-              <w:t>6</w:t>
-            </w:r>
-          </w:p>
-        </w:tc>
-        <w:tc>
-          <w:tcPr>
-            <w:tcW w:type="dxa" w:w="2268"/>
-          </w:tcPr>
-          <w:p>
-            <w:pPr>
-              <w:spacing w:before="20" w:after="20"/>
-              <w:jc w:val="left"/>
-            </w:pPr>
-            <w:r/>
-            <w:r>
-              <w:rPr>
-                <w:b w:val="0"/>
-                <w:sz w:val="18"/>
-              </w:rPr>
-              <w:t>Z+ Limit</w:t>
-            </w:r>
-          </w:p>
-        </w:tc>
-        <w:tc>
-          <w:tcPr>
-            <w:tcW w:type="dxa" w:w="1134"/>
-          </w:tcPr>
-          <w:p>
-            <w:pPr>
-              <w:spacing w:before="20" w:after="20"/>
-              <w:jc w:val="left"/>
-            </w:pPr>
-            <w:r/>
-            <w:r>
-              <w:rPr>
-                <w:b w:val="0"/>
-                <w:sz w:val="18"/>
-              </w:rPr>
-              <w:t>Input</w:t>
-            </w:r>
-          </w:p>
-        </w:tc>
-        <w:tc>
-          <w:tcPr>
-            <w:tcW w:type="dxa" w:w="5102"/>
-          </w:tcPr>
-          <w:p>
-            <w:pPr>
-              <w:spacing w:before="20" w:after="20"/>
-              <w:jc w:val="left"/>
-            </w:pPr>
-            <w:r/>
-            <w:r>
-              <w:rPr>
-                <w:b w:val="0"/>
-                <w:sz w:val="18"/>
-              </w:rPr>
-              <w:t>Z Limit Switch</w:t>
-            </w:r>
-          </w:p>
-        </w:tc>
-      </w:tr>
-      <w:tr>
-        <w:tc>
-          <w:tcPr>
-            <w:tcW w:type="dxa" w:w="680"/>
-          </w:tcPr>
-          <w:p>
-            <w:pPr>
-              <w:spacing w:before="20" w:after="20"/>
-              <w:jc w:val="left"/>
-            </w:pPr>
-            <w:r/>
-            <w:r>
-              <w:rPr>
-                <w:b w:val="0"/>
-                <w:sz w:val="18"/>
-              </w:rPr>
-              <w:t>7</w:t>
-            </w:r>
-          </w:p>
-        </w:tc>
-        <w:tc>
-          <w:tcPr>
-            <w:tcW w:type="dxa" w:w="2268"/>
-          </w:tcPr>
-          <w:p>
-            <w:pPr>
-              <w:spacing w:before="20" w:after="20"/>
-              <w:jc w:val="left"/>
-            </w:pPr>
-            <w:r/>
-            <w:r>
-              <w:rPr>
-                <w:b w:val="0"/>
-                <w:sz w:val="18"/>
-              </w:rPr>
-              <w:t>Z- Limit</w:t>
-            </w:r>
-          </w:p>
-        </w:tc>
-        <w:tc>
-          <w:tcPr>
-            <w:tcW w:type="dxa" w:w="1134"/>
-          </w:tcPr>
-          <w:p>
-            <w:pPr>
-              <w:spacing w:before="20" w:after="20"/>
-              <w:jc w:val="left"/>
-            </w:pPr>
-            <w:r/>
-            <w:r>
-              <w:rPr>
-                <w:b w:val="0"/>
-                <w:sz w:val="18"/>
-              </w:rPr>
-              <w:t>Input</w:t>
-            </w:r>
-          </w:p>
-        </w:tc>
-        <w:tc>
-          <w:tcPr>
-            <w:tcW w:type="dxa" w:w="5102"/>
-          </w:tcPr>
-          <w:p>
-            <w:pPr>
-              <w:spacing w:before="20" w:after="20"/>
-              <w:jc w:val="left"/>
-            </w:pPr>
-            <w:r/>
-            <w:r>
-              <w:rPr>
-                <w:b w:val="0"/>
-                <w:sz w:val="18"/>
-              </w:rPr>
-              <w:t>Z Limit Switch</w:t>
-            </w:r>
-          </w:p>
-        </w:tc>
-      </w:tr>
-      <w:tr>
-        <w:tc>
-          <w:tcPr>
-            <w:tcW w:type="dxa" w:w="680"/>
-          </w:tcPr>
-          <w:p>
-            <w:pPr>
-              <w:spacing w:before="20" w:after="20"/>
-              <w:jc w:val="left"/>
-            </w:pPr>
-            <w:r/>
-            <w:r>
-              <w:rPr>
-                <w:b w:val="0"/>
-                <w:sz w:val="18"/>
-              </w:rPr>
-              <w:t>8</w:t>
-            </w:r>
-          </w:p>
-        </w:tc>
-        <w:tc>
-          <w:tcPr>
-            <w:tcW w:type="dxa" w:w="2268"/>
-          </w:tcPr>
-          <w:p>
-            <w:pPr>
-              <w:spacing w:before="20" w:after="20"/>
-              <w:jc w:val="left"/>
-            </w:pPr>
-            <w:r/>
-            <w:r>
-              <w:rPr>
-                <w:b w:val="0"/>
-                <w:sz w:val="18"/>
-              </w:rPr>
-              <w:t>Spare</w:t>
-            </w:r>
-          </w:p>
-        </w:tc>
-        <w:tc>
-          <w:tcPr>
-            <w:tcW w:type="dxa" w:w="1134"/>
-          </w:tcPr>
-          <w:p>
-            <w:pPr>
-              <w:spacing w:before="20" w:after="20"/>
-              <w:jc w:val="left"/>
-            </w:pPr>
-            <w:r/>
-            <w:r>
-              <w:rPr>
-                <w:b w:val="0"/>
-                <w:sz w:val="18"/>
-              </w:rPr>
-              <w:t>Input</w:t>
-            </w:r>
-          </w:p>
-        </w:tc>
-        <w:tc>
-          <w:tcPr>
-            <w:tcW w:type="dxa" w:w="5102"/>
-          </w:tcPr>
-          <w:p>
-            <w:pPr>
-              <w:spacing w:before="20" w:after="20"/>
-              <w:jc w:val="left"/>
-            </w:pPr>
-            <w:r/>
-            <w:r>
-              <w:rPr>
-                <w:b w:val="0"/>
-                <w:sz w:val="18"/>
-              </w:rPr>
-              <w:t>-</w:t>
-            </w:r>
-          </w:p>
-        </w:tc>
-      </w:tr>
-      <w:tr>
-        <w:tc>
-          <w:tcPr>
-            <w:tcW w:type="dxa" w:w="680"/>
-          </w:tcPr>
-          <w:p>
-            <w:pPr>
-              <w:spacing w:before="20" w:after="20"/>
-              <w:jc w:val="left"/>
-            </w:pPr>
-            <w:r/>
-            <w:r>
-              <w:rPr>
-                <w:b w:val="0"/>
-                <w:sz w:val="18"/>
-              </w:rPr>
-              <w:t>9</w:t>
-            </w:r>
-          </w:p>
-        </w:tc>
-        <w:tc>
-          <w:tcPr>
-            <w:tcW w:type="dxa" w:w="2268"/>
-          </w:tcPr>
-          <w:p>
-            <w:pPr>
-              <w:spacing w:before="20" w:after="20"/>
-              <w:jc w:val="left"/>
-            </w:pPr>
-            <w:r/>
-            <w:r>
-              <w:rPr>
-                <w:b w:val="0"/>
-                <w:sz w:val="18"/>
-              </w:rPr>
-              <w:t>Spare</w:t>
-            </w:r>
-          </w:p>
-        </w:tc>
-        <w:tc>
-          <w:tcPr>
-            <w:tcW w:type="dxa" w:w="1134"/>
-          </w:tcPr>
-          <w:p>
-            <w:pPr>
-              <w:spacing w:before="20" w:after="20"/>
-              <w:jc w:val="left"/>
-            </w:pPr>
-            <w:r/>
-            <w:r>
-              <w:rPr>
-                <w:b w:val="0"/>
-                <w:sz w:val="18"/>
-              </w:rPr>
-              <w:t>Input</w:t>
-            </w:r>
-          </w:p>
-        </w:tc>
-        <w:tc>
-          <w:tcPr>
-            <w:tcW w:type="dxa" w:w="5102"/>
-          </w:tcPr>
-          <w:p>
-            <w:pPr>
-              <w:spacing w:before="20" w:after="20"/>
-              <w:jc w:val="left"/>
-            </w:pPr>
-            <w:r/>
-            <w:r>
-              <w:rPr>
-                <w:b w:val="0"/>
-                <w:sz w:val="18"/>
-              </w:rPr>
-              <w:t>-</w:t>
-            </w:r>
-          </w:p>
-        </w:tc>
-      </w:tr>
-      <w:tr>
-        <w:tc>
-          <w:tcPr>
-            <w:tcW w:type="dxa" w:w="680"/>
-          </w:tcPr>
-          <w:p>
-            <w:pPr>
-              <w:spacing w:before="20" w:after="20"/>
-              <w:jc w:val="left"/>
-            </w:pPr>
-            <w:r/>
-            <w:r>
-              <w:rPr>
-                <w:b w:val="0"/>
-                <w:sz w:val="18"/>
-              </w:rPr>
-              <w:t>10</w:t>
-            </w:r>
-          </w:p>
-        </w:tc>
-        <w:tc>
-          <w:tcPr>
-            <w:tcW w:type="dxa" w:w="2268"/>
-          </w:tcPr>
-          <w:p>
-            <w:pPr>
-              <w:spacing w:before="20" w:after="20"/>
-              <w:jc w:val="left"/>
-            </w:pPr>
-            <w:r/>
-            <w:r>
-              <w:rPr>
-                <w:b w:val="0"/>
-                <w:sz w:val="18"/>
-              </w:rPr>
-              <w:t>Spare</w:t>
-            </w:r>
-          </w:p>
-        </w:tc>
-        <w:tc>
-          <w:tcPr>
-            <w:tcW w:type="dxa" w:w="1134"/>
-          </w:tcPr>
-          <w:p>
-            <w:pPr>
-              <w:spacing w:before="20" w:after="20"/>
-              <w:jc w:val="left"/>
-            </w:pPr>
-            <w:r/>
-            <w:r>
-              <w:rPr>
-                <w:b w:val="0"/>
-                <w:sz w:val="18"/>
-              </w:rPr>
-              <w:t>Input</w:t>
-            </w:r>
-          </w:p>
-        </w:tc>
-        <w:tc>
-          <w:tcPr>
-            <w:tcW w:type="dxa" w:w="5102"/>
-          </w:tcPr>
-          <w:p>
-            <w:pPr>
-              <w:spacing w:before="20" w:after="20"/>
-              <w:jc w:val="left"/>
-            </w:pPr>
-            <w:r/>
-            <w:r>
-              <w:rPr>
-                <w:b w:val="0"/>
-                <w:sz w:val="18"/>
-              </w:rPr>
-              <w:t>-</w:t>
-            </w:r>
-          </w:p>
-        </w:tc>
-      </w:tr>
-      <w:tr>
-        <w:tc>
-          <w:tcPr>
-            <w:tcW w:type="dxa" w:w="680"/>
-          </w:tcPr>
-          <w:p>
-            <w:pPr>
-              <w:spacing w:before="20" w:after="20"/>
-              <w:jc w:val="left"/>
-            </w:pPr>
-            <w:r/>
-            <w:r>
-              <w:rPr>
-                <w:b w:val="0"/>
-                <w:sz w:val="18"/>
-              </w:rPr>
-              <w:t>11</w:t>
-            </w:r>
-          </w:p>
-        </w:tc>
-        <w:tc>
-          <w:tcPr>
-            <w:tcW w:type="dxa" w:w="2268"/>
-          </w:tcPr>
-          <w:p>
-            <w:pPr>
-              <w:spacing w:before="20" w:after="20"/>
-              <w:jc w:val="left"/>
-            </w:pPr>
-            <w:r/>
-            <w:r>
-              <w:rPr>
-                <w:b w:val="0"/>
-                <w:sz w:val="18"/>
-              </w:rPr>
-              <w:t>Spare</w:t>
-            </w:r>
-          </w:p>
-        </w:tc>
-        <w:tc>
-          <w:tcPr>
-            <w:tcW w:type="dxa" w:w="1134"/>
-          </w:tcPr>
-          <w:p>
-            <w:pPr>
-              <w:spacing w:before="20" w:after="20"/>
-              <w:jc w:val="left"/>
-            </w:pPr>
-            <w:r/>
-            <w:r>
-              <w:rPr>
-                <w:b w:val="0"/>
-                <w:sz w:val="18"/>
-              </w:rPr>
-              <w:t>Input</w:t>
-            </w:r>
-          </w:p>
-        </w:tc>
-        <w:tc>
-          <w:tcPr>
-            <w:tcW w:type="dxa" w:w="5102"/>
-          </w:tcPr>
-          <w:p>
-            <w:pPr>
-              <w:spacing w:before="20" w:after="20"/>
-              <w:jc w:val="left"/>
-            </w:pPr>
-            <w:r/>
-            <w:r>
-              <w:rPr>
-                <w:b w:val="0"/>
-                <w:sz w:val="18"/>
-              </w:rPr>
-              <w:t>-</w:t>
-            </w:r>
-          </w:p>
-        </w:tc>
-      </w:tr>
-      <w:tr>
-        <w:tc>
-          <w:tcPr>
-            <w:tcW w:type="dxa" w:w="680"/>
-          </w:tcPr>
-          <w:p>
-            <w:pPr>
-              <w:spacing w:before="20" w:after="20"/>
-              <w:jc w:val="left"/>
-            </w:pPr>
-            <w:r/>
-            <w:r>
-              <w:rPr>
-                <w:b w:val="0"/>
-                <w:sz w:val="18"/>
-              </w:rPr>
-              <w:t>12</w:t>
-            </w:r>
-          </w:p>
-        </w:tc>
-        <w:tc>
-          <w:tcPr>
-            <w:tcW w:type="dxa" w:w="2268"/>
-          </w:tcPr>
-          <w:p>
-            <w:pPr>
-              <w:spacing w:before="20" w:after="20"/>
-              <w:jc w:val="left"/>
-            </w:pPr>
-            <w:r/>
-            <w:r>
-              <w:rPr>
-                <w:b w:val="0"/>
-                <w:sz w:val="18"/>
-              </w:rPr>
-              <w:t>Spare</w:t>
-            </w:r>
-          </w:p>
-        </w:tc>
-        <w:tc>
-          <w:tcPr>
-            <w:tcW w:type="dxa" w:w="1134"/>
-          </w:tcPr>
-          <w:p>
-            <w:pPr>
-              <w:spacing w:before="20" w:after="20"/>
-              <w:jc w:val="left"/>
-            </w:pPr>
-            <w:r/>
-            <w:r>
-              <w:rPr>
-                <w:b w:val="0"/>
-                <w:sz w:val="18"/>
-              </w:rPr>
-              <w:t>Input</w:t>
-            </w:r>
-          </w:p>
-        </w:tc>
-        <w:tc>
-          <w:tcPr>
-            <w:tcW w:type="dxa" w:w="5102"/>
-          </w:tcPr>
-          <w:p>
-            <w:pPr>
-              <w:spacing w:before="20" w:after="20"/>
-              <w:jc w:val="left"/>
-            </w:pPr>
-            <w:r/>
-            <w:r>
-              <w:rPr>
-                <w:b w:val="0"/>
-                <w:sz w:val="18"/>
-              </w:rPr>
-              <w:t>-</w:t>
-            </w:r>
-          </w:p>
-        </w:tc>
-      </w:tr>
-      <w:tr>
-        <w:tc>
-          <w:tcPr>
-            <w:tcW w:type="dxa" w:w="680"/>
-          </w:tcPr>
-          <w:p>
-            <w:pPr>
-              <w:spacing w:before="20" w:after="20"/>
-              <w:jc w:val="left"/>
-            </w:pPr>
-            <w:r/>
-            <w:r>
-              <w:rPr>
-                <w:b w:val="0"/>
-                <w:sz w:val="18"/>
-              </w:rPr>
-              <w:t>13</w:t>
-            </w:r>
-          </w:p>
-        </w:tc>
-        <w:tc>
-          <w:tcPr>
-            <w:tcW w:type="dxa" w:w="2268"/>
-          </w:tcPr>
-          <w:p>
-            <w:pPr>
-              <w:spacing w:before="20" w:after="20"/>
-              <w:jc w:val="left"/>
-            </w:pPr>
-            <w:r/>
-            <w:r>
-              <w:rPr>
-                <w:b w:val="0"/>
-                <w:sz w:val="18"/>
-              </w:rPr>
-              <w:t>Spare</w:t>
-            </w:r>
-          </w:p>
-        </w:tc>
-        <w:tc>
-          <w:tcPr>
-            <w:tcW w:type="dxa" w:w="1134"/>
-          </w:tcPr>
-          <w:p>
-            <w:pPr>
-              <w:spacing w:before="20" w:after="20"/>
-              <w:jc w:val="left"/>
-            </w:pPr>
-            <w:r/>
-            <w:r>
-              <w:rPr>
-                <w:b w:val="0"/>
-                <w:sz w:val="18"/>
-              </w:rPr>
-              <w:t>Input</w:t>
-            </w:r>
-          </w:p>
-        </w:tc>
-        <w:tc>
-          <w:tcPr>
-            <w:tcW w:type="dxa" w:w="5102"/>
-          </w:tcPr>
-          <w:p>
-            <w:pPr>
-              <w:spacing w:before="20" w:after="20"/>
-              <w:jc w:val="left"/>
-            </w:pPr>
-            <w:r/>
-            <w:r>
-              <w:rPr>
-                <w:b w:val="0"/>
-                <w:sz w:val="18"/>
-              </w:rPr>
-              <w:t>-</w:t>
-            </w:r>
-          </w:p>
-        </w:tc>
-      </w:tr>
-      <w:tr>
-        <w:tc>
-          <w:tcPr>
-            <w:tcW w:type="dxa" w:w="680"/>
-          </w:tcPr>
-          <w:p>
-            <w:pPr>
-              <w:spacing w:before="20" w:after="20"/>
-              <w:jc w:val="left"/>
-            </w:pPr>
-            <w:r/>
-            <w:r>
-              <w:rPr>
-                <w:b w:val="0"/>
-                <w:sz w:val="18"/>
-              </w:rPr>
-              <w:t>14</w:t>
-            </w:r>
-          </w:p>
-        </w:tc>
-        <w:tc>
-          <w:tcPr>
-            <w:tcW w:type="dxa" w:w="2268"/>
-          </w:tcPr>
-          <w:p>
-            <w:pPr>
-              <w:spacing w:before="20" w:after="20"/>
-              <w:jc w:val="left"/>
-            </w:pPr>
-            <w:r/>
-            <w:r>
-              <w:rPr>
-                <w:b w:val="0"/>
-                <w:sz w:val="18"/>
-              </w:rPr>
-              <w:t>Station 3 Select</w:t>
-            </w:r>
-          </w:p>
-        </w:tc>
-        <w:tc>
-          <w:tcPr>
-            <w:tcW w:type="dxa" w:w="1134"/>
-          </w:tcPr>
-          <w:p>
-            <w:pPr>
-              <w:spacing w:before="20" w:after="20"/>
-              <w:jc w:val="left"/>
-            </w:pPr>
-            <w:r/>
-            <w:r>
-              <w:rPr>
-                <w:b w:val="0"/>
-                <w:sz w:val="18"/>
-              </w:rPr>
-              <w:t>Output</w:t>
-            </w:r>
-          </w:p>
-        </w:tc>
-        <w:tc>
-          <w:tcPr>
-            <w:tcW w:type="dxa" w:w="5102"/>
-          </w:tcPr>
-          <w:p>
-            <w:pPr>
-              <w:spacing w:before="20" w:after="20"/>
-              <w:jc w:val="left"/>
-            </w:pPr>
-            <w:r/>
-            <w:r>
-              <w:rPr>
-                <w:b w:val="0"/>
-                <w:sz w:val="18"/>
-              </w:rPr>
-              <w:t>Oxy-fuel Station 3 Valve</w:t>
-            </w:r>
-          </w:p>
-        </w:tc>
-      </w:tr>
-      <w:tr>
-        <w:tc>
-          <w:tcPr>
-            <w:tcW w:type="dxa" w:w="680"/>
-          </w:tcPr>
-          <w:p>
-            <w:pPr>
-              <w:spacing w:before="20" w:after="20"/>
-              <w:jc w:val="left"/>
-            </w:pPr>
-            <w:r/>
-            <w:r>
-              <w:rPr>
-                <w:b w:val="0"/>
-                <w:sz w:val="18"/>
-              </w:rPr>
-              <w:t>15</w:t>
-            </w:r>
-          </w:p>
-        </w:tc>
-        <w:tc>
-          <w:tcPr>
-            <w:tcW w:type="dxa" w:w="2268"/>
-          </w:tcPr>
-          <w:p>
-            <w:pPr>
-              <w:spacing w:before="20" w:after="20"/>
-              <w:jc w:val="left"/>
-            </w:pPr>
-            <w:r/>
-            <w:r>
-              <w:rPr>
-                <w:b w:val="0"/>
-                <w:sz w:val="18"/>
-              </w:rPr>
-              <w:t>Spare</w:t>
-            </w:r>
-          </w:p>
-        </w:tc>
-        <w:tc>
-          <w:tcPr>
-            <w:tcW w:type="dxa" w:w="1134"/>
-          </w:tcPr>
-          <w:p>
-            <w:pPr>
-              <w:spacing w:before="20" w:after="20"/>
-              <w:jc w:val="left"/>
-            </w:pPr>
-            <w:r/>
-            <w:r>
-              <w:rPr>
-                <w:b w:val="0"/>
-                <w:sz w:val="18"/>
-              </w:rPr>
-              <w:t>Input</w:t>
-            </w:r>
-          </w:p>
-        </w:tc>
-        <w:tc>
-          <w:tcPr>
-            <w:tcW w:type="dxa" w:w="5102"/>
-          </w:tcPr>
-          <w:p>
-            <w:pPr>
-              <w:spacing w:before="20" w:after="20"/>
-              <w:jc w:val="left"/>
-            </w:pPr>
-            <w:r/>
-            <w:r>
-              <w:rPr>
-                <w:b w:val="0"/>
-                <w:sz w:val="18"/>
-              </w:rPr>
-              <w:t>-</w:t>
-            </w:r>
-          </w:p>
-        </w:tc>
-      </w:tr>
-      <w:tr>
-        <w:tc>
-          <w:tcPr>
-            <w:tcW w:type="dxa" w:w="680"/>
-          </w:tcPr>
-          <w:p>
-            <w:pPr>
-              <w:spacing w:before="20" w:after="20"/>
-              <w:jc w:val="left"/>
-            </w:pPr>
-            <w:r/>
-            <w:r>
-              <w:rPr>
-                <w:b w:val="0"/>
-                <w:sz w:val="18"/>
-              </w:rPr>
-              <w:t>16</w:t>
-            </w:r>
-          </w:p>
-        </w:tc>
-        <w:tc>
-          <w:tcPr>
-            <w:tcW w:type="dxa" w:w="2268"/>
-          </w:tcPr>
-          <w:p>
-            <w:pPr>
-              <w:spacing w:before="20" w:after="20"/>
-              <w:jc w:val="left"/>
-            </w:pPr>
-            <w:r/>
-            <w:r>
-              <w:rPr>
-                <w:b w:val="0"/>
-                <w:sz w:val="18"/>
-              </w:rPr>
-              <w:t>Station 4 Select</w:t>
-            </w:r>
-          </w:p>
-        </w:tc>
-        <w:tc>
-          <w:tcPr>
-            <w:tcW w:type="dxa" w:w="1134"/>
-          </w:tcPr>
-          <w:p>
-            <w:pPr>
-              <w:spacing w:before="20" w:after="20"/>
-              <w:jc w:val="left"/>
-            </w:pPr>
-            <w:r/>
-            <w:r>
-              <w:rPr>
-                <w:b w:val="0"/>
-                <w:sz w:val="18"/>
-              </w:rPr>
-              <w:t>Output</w:t>
-            </w:r>
-          </w:p>
-        </w:tc>
-        <w:tc>
-          <w:tcPr>
-            <w:tcW w:type="dxa" w:w="5102"/>
-          </w:tcPr>
-          <w:p>
-            <w:pPr>
-              <w:spacing w:before="20" w:after="20"/>
-              <w:jc w:val="left"/>
-            </w:pPr>
-            <w:r/>
-            <w:r>
-              <w:rPr>
-                <w:b w:val="0"/>
-                <w:sz w:val="18"/>
-              </w:rPr>
-              <w:t>Oxy-fuel Station 4 Valve</w:t>
-            </w:r>
-          </w:p>
-        </w:tc>
-      </w:tr>
-      <w:tr>
-        <w:tc>
-          <w:tcPr>
-            <w:tcW w:type="dxa" w:w="680"/>
-          </w:tcPr>
-          <w:p>
-            <w:pPr>
-              <w:spacing w:before="20" w:after="20"/>
-              <w:jc w:val="left"/>
-            </w:pPr>
-            <w:r/>
-            <w:r>
-              <w:rPr>
-                <w:b w:val="0"/>
-                <w:sz w:val="18"/>
-              </w:rPr>
-              <w:t>17</w:t>
-            </w:r>
-          </w:p>
-        </w:tc>
-        <w:tc>
-          <w:tcPr>
-            <w:tcW w:type="dxa" w:w="2268"/>
-          </w:tcPr>
-          <w:p>
-            <w:pPr>
-              <w:spacing w:before="20" w:after="20"/>
-              <w:jc w:val="left"/>
-            </w:pPr>
-            <w:r/>
-            <w:r>
-              <w:rPr>
-                <w:b w:val="0"/>
-                <w:sz w:val="18"/>
-              </w:rPr>
-              <w:t>Spare</w:t>
-            </w:r>
-          </w:p>
-        </w:tc>
-        <w:tc>
-          <w:tcPr>
-            <w:tcW w:type="dxa" w:w="1134"/>
-          </w:tcPr>
-          <w:p>
-            <w:pPr>
-              <w:spacing w:before="20" w:after="20"/>
-              <w:jc w:val="left"/>
-            </w:pPr>
-            <w:r/>
-            <w:r>
-              <w:rPr>
-                <w:b w:val="0"/>
-                <w:sz w:val="18"/>
-              </w:rPr>
-              <w:t>Output</w:t>
-            </w:r>
-          </w:p>
-        </w:tc>
-        <w:tc>
-          <w:tcPr>
-            <w:tcW w:type="dxa" w:w="5102"/>
-          </w:tcPr>
-          <w:p>
-            <w:pPr>
-              <w:spacing w:before="20" w:after="20"/>
-              <w:jc w:val="left"/>
-            </w:pPr>
-            <w:r/>
-            <w:r>
-              <w:rPr>
-                <w:b w:val="0"/>
-                <w:sz w:val="18"/>
-              </w:rPr>
-              <w:t>-</w:t>
-            </w:r>
-          </w:p>
-        </w:tc>
-      </w:tr>
-    </w:tbl>
-    <w:p/>
-    <w:p>
-      <w:r>
-        <w:rPr>
-          <w:b/>
-          <w:color w:val="003366"/>
-          <w:sz w:val="26"/>
-        </w:rPr>
-        <w:t>5. PORTS 4 &amp; 5 (INPUT TYPE) - SPARE / FUTURE EXPANSION</w:t>
-      </w:r>
-    </w:p>
-    <w:p>
-      <w:r>
-        <w:rPr>
-          <w:i/>
-          <w:sz w:val="18"/>
-        </w:rPr>
-        <w:t>All pins available for future sensors, MPG handwheel, additional inputs, etc.</w:t>
+        <w:t>Input terminals: COM-, IN01, COM-, IN02, COM-, IN03 ... IN12, COM+ . 3-wire proximity switches must be NPN (brown=COM+, black=signal, blue=COM-). 2-wire switches connect between COM- and the input channel.</w:t>
       </w:r>
     </w:p>
     <w:p>
       <w:r>
         <w:rPr>
           <w:b/>
-          <w:color w:val="003366"/>
+          <w:color w:val="000000"/>
           <w:sz w:val="26"/>
         </w:rPr>
-        <w:t>6. ANALOG PORT (IDC-16)</w:t>
+        <w:t>7. EPC ENCODER FEEDBACK (MPG PORT)</w:t>
       </w:r>
     </w:p>
     <w:tbl>
@@ -5028,7 +3238,7 @@
       <w:tr>
         <w:tc>
           <w:tcPr>
-            <w:tcW w:type="dxa" w:w="2268"/>
+            <w:tcW w:type="dxa" w:w="2551"/>
           </w:tcPr>
           <w:p>
             <w:pPr>
@@ -5041,13 +3251,400 @@
                 <w:b/>
                 <w:sz w:val="18"/>
               </w:rPr>
-              <w:t>Pin</w:t>
+              <w:t>MPG Signal</w:t>
             </w:r>
           </w:p>
         </w:tc>
         <w:tc>
           <w:tcPr>
-            <w:tcW w:type="dxa" w:w="2268"/>
+            <w:tcW w:type="dxa" w:w="3402"/>
+          </w:tcPr>
+          <w:p>
+            <w:pPr>
+              <w:spacing w:before="20" w:after="20"/>
+              <w:jc w:val="center"/>
+            </w:pPr>
+            <w:r/>
+            <w:r>
+              <w:rPr>
+                <w:b/>
+                <w:sz w:val="18"/>
+              </w:rPr>
+              <w:t>Encoder Connection</w:t>
+            </w:r>
+          </w:p>
+        </w:tc>
+        <w:tc>
+          <w:tcPr>
+            <w:tcW w:type="dxa" w:w="3402"/>
+          </w:tcPr>
+          <w:p>
+            <w:pPr>
+              <w:spacing w:before="20" w:after="20"/>
+              <w:jc w:val="center"/>
+            </w:pPr>
+            <w:r/>
+            <w:r>
+              <w:rPr>
+                <w:b/>
+                <w:sz w:val="18"/>
+              </w:rPr>
+              <w:t>Use</w:t>
+            </w:r>
+          </w:p>
+        </w:tc>
+      </w:tr>
+      <w:tr>
+        <w:tc>
+          <w:tcPr>
+            <w:tcW w:type="dxa" w:w="2551"/>
+          </w:tcPr>
+          <w:p>
+            <w:pPr>
+              <w:spacing w:before="20" w:after="20"/>
+              <w:jc w:val="left"/>
+            </w:pPr>
+            <w:r/>
+            <w:r>
+              <w:rPr>
+                <w:b w:val="0"/>
+                <w:sz w:val="18"/>
+              </w:rPr>
+              <w:t>WHA+ / WHA-</w:t>
+            </w:r>
+          </w:p>
+        </w:tc>
+        <w:tc>
+          <w:tcPr>
+            <w:tcW w:type="dxa" w:w="3402"/>
+          </w:tcPr>
+          <w:p>
+            <w:pPr>
+              <w:spacing w:before="20" w:after="20"/>
+              <w:jc w:val="left"/>
+            </w:pPr>
+            <w:r/>
+            <w:r>
+              <w:rPr>
+                <w:b w:val="0"/>
+                <w:sz w:val="18"/>
+              </w:rPr>
+              <w:t>EPC encoder A / A-</w:t>
+            </w:r>
+          </w:p>
+        </w:tc>
+        <w:tc>
+          <w:tcPr>
+            <w:tcW w:type="dxa" w:w="3402"/>
+          </w:tcPr>
+          <w:p>
+            <w:pPr>
+              <w:spacing w:before="20" w:after="20"/>
+              <w:jc w:val="left"/>
+            </w:pPr>
+            <w:r/>
+            <w:r>
+              <w:rPr>
+                <w:b w:val="0"/>
+                <w:sz w:val="18"/>
+              </w:rPr>
+              <w:t>Position feedback (fast input)</w:t>
+            </w:r>
+          </w:p>
+        </w:tc>
+      </w:tr>
+      <w:tr>
+        <w:tc>
+          <w:tcPr>
+            <w:tcW w:type="dxa" w:w="2551"/>
+          </w:tcPr>
+          <w:p>
+            <w:pPr>
+              <w:spacing w:before="20" w:after="20"/>
+              <w:jc w:val="left"/>
+            </w:pPr>
+            <w:r/>
+            <w:r>
+              <w:rPr>
+                <w:b w:val="0"/>
+                <w:sz w:val="18"/>
+              </w:rPr>
+              <w:t>WHB+ / WHB-</w:t>
+            </w:r>
+          </w:p>
+        </w:tc>
+        <w:tc>
+          <w:tcPr>
+            <w:tcW w:type="dxa" w:w="3402"/>
+          </w:tcPr>
+          <w:p>
+            <w:pPr>
+              <w:spacing w:before="20" w:after="20"/>
+              <w:jc w:val="left"/>
+            </w:pPr>
+            <w:r/>
+            <w:r>
+              <w:rPr>
+                <w:b w:val="0"/>
+                <w:sz w:val="18"/>
+              </w:rPr>
+              <w:t>EPC encoder B / B-</w:t>
+            </w:r>
+          </w:p>
+        </w:tc>
+        <w:tc>
+          <w:tcPr>
+            <w:tcW w:type="dxa" w:w="3402"/>
+          </w:tcPr>
+          <w:p>
+            <w:pPr>
+              <w:spacing w:before="20" w:after="20"/>
+              <w:jc w:val="left"/>
+            </w:pPr>
+            <w:r/>
+            <w:r>
+              <w:rPr>
+                <w:b w:val="0"/>
+                <w:sz w:val="18"/>
+              </w:rPr>
+              <w:t>Quadrature position feedback</w:t>
+            </w:r>
+          </w:p>
+        </w:tc>
+      </w:tr>
+      <w:tr>
+        <w:tc>
+          <w:tcPr>
+            <w:tcW w:type="dxa" w:w="2551"/>
+          </w:tcPr>
+          <w:p>
+            <w:pPr>
+              <w:spacing w:before="20" w:after="20"/>
+              <w:jc w:val="left"/>
+            </w:pPr>
+            <w:r/>
+            <w:r>
+              <w:rPr>
+                <w:b w:val="0"/>
+                <w:sz w:val="18"/>
+              </w:rPr>
+              <w:t>+5V / GND</w:t>
+            </w:r>
+          </w:p>
+        </w:tc>
+        <w:tc>
+          <w:tcPr>
+            <w:tcW w:type="dxa" w:w="3402"/>
+          </w:tcPr>
+          <w:p>
+            <w:pPr>
+              <w:spacing w:before="20" w:after="20"/>
+              <w:jc w:val="left"/>
+            </w:pPr>
+            <w:r/>
+            <w:r>
+              <w:rPr>
+                <w:b w:val="0"/>
+                <w:sz w:val="18"/>
+              </w:rPr>
+              <w:t>Encoder supply (if within current)</w:t>
+            </w:r>
+          </w:p>
+        </w:tc>
+        <w:tc>
+          <w:tcPr>
+            <w:tcW w:type="dxa" w:w="3402"/>
+          </w:tcPr>
+          <w:p>
+            <w:pPr>
+              <w:spacing w:before="20" w:after="20"/>
+              <w:jc w:val="left"/>
+            </w:pPr>
+            <w:r/>
+            <w:r>
+              <w:rPr>
+                <w:b w:val="0"/>
+                <w:sz w:val="18"/>
+              </w:rPr>
+              <w:t>Encoder power</w:t>
+            </w:r>
+          </w:p>
+        </w:tc>
+      </w:tr>
+      <w:tr>
+        <w:tc>
+          <w:tcPr>
+            <w:tcW w:type="dxa" w:w="2551"/>
+          </w:tcPr>
+          <w:p>
+            <w:pPr>
+              <w:spacing w:before="20" w:after="20"/>
+              <w:jc w:val="left"/>
+            </w:pPr>
+            <w:r/>
+            <w:r>
+              <w:rPr>
+                <w:b w:val="0"/>
+                <w:sz w:val="18"/>
+              </w:rPr>
+              <w:t>XIN / YIN / ZIN</w:t>
+            </w:r>
+          </w:p>
+        </w:tc>
+        <w:tc>
+          <w:tcPr>
+            <w:tcW w:type="dxa" w:w="3402"/>
+          </w:tcPr>
+          <w:p>
+            <w:pPr>
+              <w:spacing w:before="20" w:after="20"/>
+              <w:jc w:val="left"/>
+            </w:pPr>
+            <w:r/>
+            <w:r>
+              <w:rPr>
+                <w:b w:val="0"/>
+                <w:sz w:val="18"/>
+              </w:rPr>
+              <w:t>-</w:t>
+            </w:r>
+          </w:p>
+        </w:tc>
+        <w:tc>
+          <w:tcPr>
+            <w:tcW w:type="dxa" w:w="3402"/>
+          </w:tcPr>
+          <w:p>
+            <w:pPr>
+              <w:spacing w:before="20" w:after="20"/>
+              <w:jc w:val="left"/>
+            </w:pPr>
+            <w:r/>
+            <w:r>
+              <w:rPr>
+                <w:b w:val="0"/>
+                <w:sz w:val="18"/>
+              </w:rPr>
+              <w:t>Axis select (MPG) - not used</w:t>
+            </w:r>
+          </w:p>
+        </w:tc>
+      </w:tr>
+      <w:tr>
+        <w:tc>
+          <w:tcPr>
+            <w:tcW w:type="dxa" w:w="2551"/>
+          </w:tcPr>
+          <w:p>
+            <w:pPr>
+              <w:spacing w:before="20" w:after="20"/>
+              <w:jc w:val="left"/>
+            </w:pPr>
+            <w:r/>
+            <w:r>
+              <w:rPr>
+                <w:b w:val="0"/>
+                <w:sz w:val="18"/>
+              </w:rPr>
+              <w:t>EP</w:t>
+            </w:r>
+          </w:p>
+        </w:tc>
+        <w:tc>
+          <w:tcPr>
+            <w:tcW w:type="dxa" w:w="3402"/>
+          </w:tcPr>
+          <w:p>
+            <w:pPr>
+              <w:spacing w:before="20" w:after="20"/>
+              <w:jc w:val="left"/>
+            </w:pPr>
+            <w:r/>
+            <w:r>
+              <w:rPr>
+                <w:b w:val="0"/>
+                <w:sz w:val="18"/>
+              </w:rPr>
+              <w:t>-</w:t>
+            </w:r>
+          </w:p>
+        </w:tc>
+        <w:tc>
+          <w:tcPr>
+            <w:tcW w:type="dxa" w:w="3402"/>
+          </w:tcPr>
+          <w:p>
+            <w:pPr>
+              <w:spacing w:before="20" w:after="20"/>
+              <w:jc w:val="left"/>
+            </w:pPr>
+            <w:r/>
+            <w:r>
+              <w:rPr>
+                <w:b w:val="0"/>
+                <w:sz w:val="18"/>
+              </w:rPr>
+              <w:t>MPG E-stop - not used</w:t>
+            </w:r>
+          </w:p>
+        </w:tc>
+      </w:tr>
+    </w:tbl>
+    <w:p/>
+    <w:p>
+      <w:r>
+        <w:rPr>
+          <w:i/>
+          <w:sz w:val="18"/>
+        </w:rPr>
+        <w:t>Set the MPG function switch on the controller to STD before using the port for the encoder. Configure as Encoder/MPG in Mach3: Config &gt; Ports &amp; Pins &gt; Encoder/MPG's.</w:t>
+      </w:r>
+    </w:p>
+    <w:p>
+      <w:r>
+        <w:rPr>
+          <w:b/>
+          <w:color w:val="000000"/>
+          <w:sz w:val="26"/>
+        </w:rPr>
+        <w:t>8. ADJUSTABLE INPUT + SERIAL EXTEND PORT</w:t>
+      </w:r>
+    </w:p>
+    <w:tbl>
+      <w:tblPr>
+        <w:tblStyle w:val="TableGrid"/>
+        <w:tblW w:type="auto" w:w="0"/>
+        <w:jc w:val="center"/>
+        <w:tblLook w:firstColumn="1" w:firstRow="1" w:lastColumn="0" w:lastRow="0" w:noHBand="0" w:noVBand="1" w:val="04A0"/>
+      </w:tblPr>
+      <w:tblGrid>
+        <w:gridCol w:w="3400"/>
+        <w:gridCol w:w="3400"/>
+        <w:gridCol w:w="3400"/>
+      </w:tblGrid>
+      <w:tr>
+        <w:tc>
+          <w:tcPr>
+            <w:tcW w:type="dxa" w:w="1701"/>
+          </w:tcPr>
+          <w:p>
+            <w:pPr>
+              <w:spacing w:before="20" w:after="20"/>
+              <w:jc w:val="center"/>
+            </w:pPr>
+            <w:r/>
+            <w:r>
+              <w:rPr>
+                <w:b/>
+                <w:sz w:val="18"/>
+              </w:rPr>
+              <w:t>Port</w:t>
+            </w:r>
+          </w:p>
+        </w:tc>
+        <w:tc>
+          <w:tcPr>
+            <w:tcW w:type="dxa" w:w="2835"/>
           </w:tcPr>
           <w:p>
             <w:pPr>
@@ -5087,7 +3684,7 @@
       <w:tr>
         <w:tc>
           <w:tcPr>
-            <w:tcW w:type="dxa" w:w="2268"/>
+            <w:tcW w:type="dxa" w:w="1701"/>
           </w:tcPr>
           <w:p>
             <w:pPr>
@@ -5100,13 +3697,13 @@
                 <w:b w:val="0"/>
                 <w:sz w:val="18"/>
               </w:rPr>
-              <w:t>1, 8, 9, 16</w:t>
+              <w:t>Adjustable</w:t>
             </w:r>
           </w:p>
         </w:tc>
         <w:tc>
           <w:tcPr>
-            <w:tcW w:type="dxa" w:w="2268"/>
+            <w:tcW w:type="dxa" w:w="2835"/>
           </w:tcPr>
           <w:p>
             <w:pPr>
@@ -5119,7 +3716,7 @@
                 <w:b w:val="0"/>
                 <w:sz w:val="18"/>
               </w:rPr>
-              <w:t>+12V Output</w:t>
+              <w:t>COM-, FHA, FHB, SRO, SJR</w:t>
             </w:r>
           </w:p>
         </w:tc>
@@ -5138,7 +3735,7 @@
                 <w:b w:val="0"/>
                 <w:sz w:val="18"/>
               </w:rPr>
-              <w:t>Potentiometer power</w:t>
+              <w:t>Feed rate override (FRO) / spindle override (SRO) / jog (SJR) with digital potentiometer</w:t>
             </w:r>
           </w:p>
         </w:tc>
@@ -5146,7 +3743,7 @@
       <w:tr>
         <w:tc>
           <w:tcPr>
-            <w:tcW w:type="dxa" w:w="2268"/>
+            <w:tcW w:type="dxa" w:w="1701"/>
           </w:tcPr>
           <w:p>
             <w:pPr>
@@ -5159,13 +3756,13 @@
                 <w:b w:val="0"/>
                 <w:sz w:val="18"/>
               </w:rPr>
-              <w:t>2, 5, 10, 13</w:t>
+              <w:t>Serial extend</w:t>
             </w:r>
           </w:p>
         </w:tc>
         <w:tc>
           <w:tcPr>
-            <w:tcW w:type="dxa" w:w="2268"/>
+            <w:tcW w:type="dxa" w:w="2835"/>
           </w:tcPr>
           <w:p>
             <w:pPr>
@@ -5178,7 +3775,7 @@
                 <w:b w:val="0"/>
                 <w:sz w:val="18"/>
               </w:rPr>
-              <w:t>Ground</w:t>
+              <w:t>RXD, TXD, COM-</w:t>
             </w:r>
           </w:p>
         </w:tc>
@@ -5197,243 +3794,7 @@
                 <w:b w:val="0"/>
                 <w:sz w:val="18"/>
               </w:rPr>
-              <w:t>Ground reference</w:t>
-            </w:r>
-          </w:p>
-        </w:tc>
-      </w:tr>
-      <w:tr>
-        <w:tc>
-          <w:tcPr>
-            <w:tcW w:type="dxa" w:w="2268"/>
-          </w:tcPr>
-          <w:p>
-            <w:pPr>
-              <w:spacing w:before="20" w:after="20"/>
-              <w:jc w:val="left"/>
-            </w:pPr>
-            <w:r/>
-            <w:r>
-              <w:rPr>
-                <w:b w:val="0"/>
-                <w:sz w:val="18"/>
-              </w:rPr>
-              <w:t>3</w:t>
-            </w:r>
-          </w:p>
-        </w:tc>
-        <w:tc>
-          <w:tcPr>
-            <w:tcW w:type="dxa" w:w="2268"/>
-          </w:tcPr>
-          <w:p>
-            <w:pPr>
-              <w:spacing w:before="20" w:after="20"/>
-              <w:jc w:val="left"/>
-            </w:pPr>
-            <w:r/>
-            <w:r>
-              <w:rPr>
-                <w:b w:val="0"/>
-                <w:sz w:val="18"/>
-              </w:rPr>
-              <w:t>Analog Input 1</w:t>
-            </w:r>
-          </w:p>
-        </w:tc>
-        <w:tc>
-          <w:tcPr>
-            <w:tcW w:type="dxa" w:w="4535"/>
-          </w:tcPr>
-          <w:p>
-            <w:pPr>
-              <w:spacing w:before="20" w:after="20"/>
-              <w:jc w:val="left"/>
-            </w:pPr>
-            <w:r/>
-            <w:r>
-              <w:rPr>
-                <w:b w:val="0"/>
-                <w:sz w:val="18"/>
-              </w:rPr>
-              <w:t>Feed Rate Override (pot)</w:t>
-            </w:r>
-          </w:p>
-        </w:tc>
-      </w:tr>
-      <w:tr>
-        <w:tc>
-          <w:tcPr>
-            <w:tcW w:type="dxa" w:w="2268"/>
-          </w:tcPr>
-          <w:p>
-            <w:pPr>
-              <w:spacing w:before="20" w:after="20"/>
-              <w:jc w:val="left"/>
-            </w:pPr>
-            <w:r/>
-            <w:r>
-              <w:rPr>
-                <w:b w:val="0"/>
-                <w:sz w:val="18"/>
-              </w:rPr>
-              <w:t>4</w:t>
-            </w:r>
-          </w:p>
-        </w:tc>
-        <w:tc>
-          <w:tcPr>
-            <w:tcW w:type="dxa" w:w="2268"/>
-          </w:tcPr>
-          <w:p>
-            <w:pPr>
-              <w:spacing w:before="20" w:after="20"/>
-              <w:jc w:val="left"/>
-            </w:pPr>
-            <w:r/>
-            <w:r>
-              <w:rPr>
-                <w:b w:val="0"/>
-                <w:sz w:val="18"/>
-              </w:rPr>
-              <w:t>Analog Input 2</w:t>
-            </w:r>
-          </w:p>
-        </w:tc>
-        <w:tc>
-          <w:tcPr>
-            <w:tcW w:type="dxa" w:w="4535"/>
-          </w:tcPr>
-          <w:p>
-            <w:pPr>
-              <w:spacing w:before="20" w:after="20"/>
-              <w:jc w:val="left"/>
-            </w:pPr>
-            <w:r/>
-            <w:r>
-              <w:rPr>
-                <w:b w:val="0"/>
-                <w:sz w:val="18"/>
-              </w:rPr>
-              <w:t>Speed Override (pot)</w:t>
-            </w:r>
-          </w:p>
-        </w:tc>
-      </w:tr>
-      <w:tr>
-        <w:tc>
-          <w:tcPr>
-            <w:tcW w:type="dxa" w:w="2268"/>
-          </w:tcPr>
-          <w:p>
-            <w:pPr>
-              <w:spacing w:before="20" w:after="20"/>
-              <w:jc w:val="left"/>
-            </w:pPr>
-            <w:r/>
-            <w:r>
-              <w:rPr>
-                <w:b w:val="0"/>
-                <w:sz w:val="18"/>
-              </w:rPr>
-              <w:t>6</w:t>
-            </w:r>
-          </w:p>
-        </w:tc>
-        <w:tc>
-          <w:tcPr>
-            <w:tcW w:type="dxa" w:w="2268"/>
-          </w:tcPr>
-          <w:p>
-            <w:pPr>
-              <w:spacing w:before="20" w:after="20"/>
-              <w:jc w:val="left"/>
-            </w:pPr>
-            <w:r/>
-            <w:r>
-              <w:rPr>
-                <w:b w:val="0"/>
-                <w:sz w:val="18"/>
-              </w:rPr>
-              <w:t>Analog Output 1</w:t>
-            </w:r>
-          </w:p>
-        </w:tc>
-        <w:tc>
-          <w:tcPr>
-            <w:tcW w:type="dxa" w:w="4535"/>
-          </w:tcPr>
-          <w:p>
-            <w:pPr>
-              <w:spacing w:before="20" w:after="20"/>
-              <w:jc w:val="left"/>
-            </w:pPr>
-            <w:r/>
-            <w:r>
-              <w:rPr>
-                <w:b w:val="0"/>
-                <w:sz w:val="18"/>
-              </w:rPr>
-              <w:t>Plasma Speed 0-10V (VFD)</w:t>
-            </w:r>
-          </w:p>
-        </w:tc>
-      </w:tr>
-      <w:tr>
-        <w:tc>
-          <w:tcPr>
-            <w:tcW w:type="dxa" w:w="2268"/>
-          </w:tcPr>
-          <w:p>
-            <w:pPr>
-              <w:spacing w:before="20" w:after="20"/>
-              <w:jc w:val="left"/>
-            </w:pPr>
-            <w:r/>
-            <w:r>
-              <w:rPr>
-                <w:b w:val="0"/>
-                <w:sz w:val="18"/>
-              </w:rPr>
-              <w:t>7</w:t>
-            </w:r>
-          </w:p>
-        </w:tc>
-        <w:tc>
-          <w:tcPr>
-            <w:tcW w:type="dxa" w:w="2268"/>
-          </w:tcPr>
-          <w:p>
-            <w:pPr>
-              <w:spacing w:before="20" w:after="20"/>
-              <w:jc w:val="left"/>
-            </w:pPr>
-            <w:r/>
-            <w:r>
-              <w:rPr>
-                <w:b w:val="0"/>
-                <w:sz w:val="18"/>
-              </w:rPr>
-              <w:t>Analog Output 2</w:t>
-            </w:r>
-          </w:p>
-        </w:tc>
-        <w:tc>
-          <w:tcPr>
-            <w:tcW w:type="dxa" w:w="4535"/>
-          </w:tcPr>
-          <w:p>
-            <w:pPr>
-              <w:spacing w:before="20" w:after="20"/>
-              <w:jc w:val="left"/>
-            </w:pPr>
-            <w:r/>
-            <w:r>
-              <w:rPr>
-                <w:b w:val="0"/>
-                <w:sz w:val="18"/>
-              </w:rPr>
-              <w:t>Spare</w:t>
+              <w:t>IO extension or HMI interface - spare</w:t>
             </w:r>
           </w:p>
         </w:tc>
@@ -5444,68 +3805,10 @@
       <w:r>
         <w:rPr>
           <w:b/>
-          <w:color w:val="003366"/>
+          <w:color w:val="000000"/>
           <w:sz w:val="26"/>
         </w:rPr>
-        <w:t>7. WIRING DIAGRAM</w:t>
-      </w:r>
-    </w:p>
-    <w:p>
-      <w:pPr>
-        <w:jc w:val="center"/>
-      </w:pPr>
-      <w:r>
-        <w:drawing>
-          <wp:inline xmlns:a="http://schemas.openxmlformats.org/drawingml/2006/main" xmlns:pic="http://schemas.openxmlformats.org/drawingml/2006/picture">
-            <wp:extent cx="5943600" cy="4033157"/>
-            <wp:docPr id="1" name="Picture 1"/>
-            <wp:cNvGraphicFramePr>
-              <a:graphicFrameLocks noChangeAspect="1"/>
-            </wp:cNvGraphicFramePr>
-            <a:graphic>
-              <a:graphicData uri="http://schemas.openxmlformats.org/drawingml/2006/picture">
-                <pic:pic>
-                  <pic:nvPicPr>
-                    <pic:cNvPr id="0" name="Wiring_Diagram.png"/>
-                    <pic:cNvPicPr/>
-                  </pic:nvPicPr>
-                  <pic:blipFill>
-                    <a:blip r:embed="rId9"/>
-                    <a:stretch>
-                      <a:fillRect/>
-                    </a:stretch>
-                  </pic:blipFill>
-                  <pic:spPr>
-                    <a:xfrm>
-                      <a:off x="0" y="0"/>
-                      <a:ext cx="5943600" cy="4033157"/>
-                    </a:xfrm>
-                    <a:prstGeom prst="rect"/>
-                  </pic:spPr>
-                </pic:pic>
-              </a:graphicData>
-            </a:graphic>
-          </wp:inline>
-        </w:drawing>
-      </w:r>
-    </w:p>
-    <w:p>
-      <w:r>
-        <w:rPr>
-          <w:i/>
-          <w:sz w:val="18"/>
-        </w:rPr>
-        <w:t>Wiring diagram is also available as separate file: Wiring_Diagram.png</w:t>
-      </w:r>
-    </w:p>
-    <w:p>
-      <w:r>
-        <w:rPr>
-          <w:b/>
-          <w:color w:val="003366"/>
-          <w:sz w:val="26"/>
-        </w:rPr>
-        <w:t>8. POWER DISTRIBUTION NOTES</w:t>
+        <w:t>9. POWER SUPPLY</w:t>
       </w:r>
     </w:p>
     <w:tbl>
@@ -5614,7 +3917,7 @@
                 <w:b w:val="0"/>
                 <w:sz w:val="18"/>
               </w:rPr>
-              <w:t>220V AC 3~</w:t>
+              <w:t>220V AC 3~ / 50Hz</w:t>
             </w:r>
           </w:p>
         </w:tc>
@@ -5654,7 +3957,7 @@
                 <w:b w:val="0"/>
                 <w:sz w:val="18"/>
               </w:rPr>
-              <w:t>Drives</w:t>
+              <w:t>Servo drives</w:t>
             </w:r>
           </w:p>
         </w:tc>
@@ -5692,7 +3995,7 @@
                 <w:b w:val="0"/>
                 <w:sz w:val="18"/>
               </w:rPr>
-              <w:t>YPV servo drives (X, Y, Z)</w:t>
+              <w:t>YPV drives X and Y</w:t>
             </w:r>
           </w:p>
         </w:tc>
@@ -5713,7 +4016,7 @@
                 <w:b w:val="0"/>
                 <w:sz w:val="18"/>
               </w:rPr>
-              <w:t>Plasma</w:t>
+              <w:t>Stepper driver</w:t>
             </w:r>
           </w:p>
         </w:tc>
@@ -5732,7 +4035,7 @@
                 <w:b w:val="0"/>
                 <w:sz w:val="18"/>
               </w:rPr>
-              <w:t>After breakers</w:t>
+              <w:t>24-50V DC supply</w:t>
             </w:r>
           </w:p>
         </w:tc>
@@ -5751,7 +4054,66 @@
                 <w:b w:val="0"/>
                 <w:sz w:val="18"/>
               </w:rPr>
-              <w:t>HPR Power Supply</w:t>
+              <w:t>DM556 (Z axis)</w:t>
+            </w:r>
+          </w:p>
+        </w:tc>
+      </w:tr>
+      <w:tr>
+        <w:tc>
+          <w:tcPr>
+            <w:tcW w:type="dxa" w:w="2268"/>
+          </w:tcPr>
+          <w:p>
+            <w:pPr>
+              <w:spacing w:before="20" w:after="20"/>
+              <w:jc w:val="left"/>
+            </w:pPr>
+            <w:r/>
+            <w:r>
+              <w:rPr>
+                <w:b w:val="0"/>
+                <w:sz w:val="18"/>
+              </w:rPr>
+              <w:t>THC unit</w:t>
+            </w:r>
+          </w:p>
+        </w:tc>
+        <w:tc>
+          <w:tcPr>
+            <w:tcW w:type="dxa" w:w="2835"/>
+          </w:tcPr>
+          <w:p>
+            <w:pPr>
+              <w:spacing w:before="20" w:after="20"/>
+              <w:jc w:val="left"/>
+            </w:pPr>
+            <w:r/>
+            <w:r>
+              <w:rPr>
+                <w:b w:val="0"/>
+                <w:sz w:val="18"/>
+              </w:rPr>
+              <w:t>7-35V DC (same 24V rail)</w:t>
+            </w:r>
+          </w:p>
+        </w:tc>
+        <w:tc>
+          <w:tcPr>
+            <w:tcW w:type="dxa" w:w="4535"/>
+          </w:tcPr>
+          <w:p>
+            <w:pPr>
+              <w:spacing w:before="20" w:after="20"/>
+              <w:jc w:val="left"/>
+            </w:pPr>
+            <w:r/>
+            <w:r>
+              <w:rPr>
+                <w:b w:val="0"/>
+                <w:sz w:val="18"/>
+              </w:rPr>
+              <w:t>Proma Compact THC SD</w:t>
             </w:r>
           </w:p>
         </w:tc>
@@ -5791,7 +4153,7 @@
                 <w:b w:val="0"/>
                 <w:sz w:val="18"/>
               </w:rPr>
-              <w:t>24V DC PSU (&gt;=20W)</w:t>
+              <w:t>24V DC &gt;= 20W</w:t>
             </w:r>
           </w:p>
         </w:tc>
@@ -5810,66 +4172,7 @@
                 <w:b w:val="0"/>
                 <w:sz w:val="18"/>
               </w:rPr>
-              <w:t>UC300-5LPT</w:t>
-            </w:r>
-          </w:p>
-        </w:tc>
-      </w:tr>
-      <w:tr>
-        <w:tc>
-          <w:tcPr>
-            <w:tcW w:type="dxa" w:w="2268"/>
-          </w:tcPr>
-          <w:p>
-            <w:pPr>
-              <w:spacing w:before="20" w:after="20"/>
-              <w:jc w:val="left"/>
-            </w:pPr>
-            <w:r/>
-            <w:r>
-              <w:rPr>
-                <w:b w:val="0"/>
-                <w:sz w:val="18"/>
-              </w:rPr>
-              <w:t>I/O</w:t>
-            </w:r>
-          </w:p>
-        </w:tc>
-        <w:tc>
-          <w:tcPr>
-            <w:tcW w:type="dxa" w:w="2835"/>
-          </w:tcPr>
-          <w:p>
-            <w:pPr>
-              <w:spacing w:before="20" w:after="20"/>
-              <w:jc w:val="left"/>
-            </w:pPr>
-            <w:r/>
-            <w:r>
-              <w:rPr>
-                <w:b w:val="0"/>
-                <w:sz w:val="18"/>
-              </w:rPr>
-              <w:t>24V DC</w:t>
-            </w:r>
-          </w:p>
-        </w:tc>
-        <w:tc>
-          <w:tcPr>
-            <w:tcW w:type="dxa" w:w="4535"/>
-          </w:tcPr>
-          <w:p>
-            <w:pPr>
-              <w:spacing w:before="20" w:after="20"/>
-              <w:jc w:val="left"/>
-            </w:pPr>
-            <w:r/>
-            <w:r>
-              <w:rPr>
-                <w:b w:val="0"/>
-                <w:sz w:val="18"/>
-              </w:rPr>
-              <w:t>Input sensors / output relays (opto)</w:t>
+              <w:t>UC300 system + IO terminals</w:t>
             </w:r>
           </w:p>
         </w:tc>
@@ -5879,11 +4182,20 @@
     <w:p>
       <w:r>
         <w:rPr>
+          <w:i/>
+          <w:sz w:val="18"/>
+        </w:rPr>
+        <w:t>24V DC PSU feeds the UC300 system and IO terminals (they share one common GND). LEDs: power LED + IO power LED (red when OK), CONN LED lit when Mach3 link is established.</w:t>
+      </w:r>
+    </w:p>
+    <w:p>
+      <w:r>
+        <w:rPr>
           <w:b/>
-          <w:color w:val="003366"/>
+          <w:color w:val="000000"/>
           <w:sz w:val="26"/>
         </w:rPr>
-        <w:t>9. GENERAL NOTES</w:t>
+        <w:t>10. HF PLASMA SAFETY NOTES (17 kV)</w:t>
       </w:r>
     </w:p>
     <w:p>
@@ -5894,7 +4206,7 @@
         <w:rPr>
           <w:sz w:val="18"/>
         </w:rPr>
-        <w:t>All UC300 LPT I/O is 5V TTL, referenced to PC ground - external isolation required (use opto-couplers inside YPV drives and relays).</w:t>
+        <w:t>The Hypertherm console uses high-frequency ignition (up to 17 kV).</w:t>
       </w:r>
     </w:p>
     <w:p>
@@ -5905,7 +4217,7 @@
         <w:rPr>
           <w:sz w:val="18"/>
         </w:rPr>
-        <w:t>Use shielded USB cable for PC to UC300 connection.</w:t>
+        <w:t>The standalone THC unit (Proma Compact THC SD) is the electrical barrier between the UC300 and the plasma arc.</w:t>
       </w:r>
     </w:p>
     <w:p>
@@ -5916,7 +4228,7 @@
         <w:rPr>
           <w:sz w:val="18"/>
         </w:rPr>
-        <w:t>Encoder/power cables from YPV drives to YE LI motors must be shielded and grounded at one end.</w:t>
+        <w:t>Arc voltage is measured through the THC built-in divider (1:50) - never feed arc voltage directly to the UC300.</w:t>
       </w:r>
     </w:p>
     <w:p>
@@ -5927,7 +4239,7 @@
         <w:rPr>
           <w:sz w:val="18"/>
         </w:rPr>
-        <w:t>E-Stop must interrupt power to drives AND be wired to Port 2 Pin 10 for software stop.</w:t>
+        <w:t>Ground the ignition console, gas console and workpiece to a common earth point.</w:t>
       </w:r>
     </w:p>
     <w:p>
@@ -5938,7 +4250,7 @@
         <w:rPr>
           <w:sz w:val="18"/>
         </w:rPr>
-        <w:t>Analog outputs are 0-10V - verify VFD/spindle input compatibility.</w:t>
+        <w:t>Keep torch leads and HF wiring physically separated from all signal and encoder wiring.</w:t>
       </w:r>
     </w:p>
     <w:p>
@@ -5949,7 +4261,174 @@
         <w:rPr>
           <w:sz w:val="18"/>
         </w:rPr>
-        <w:t>This pin allocation can be edited freely in future - change assignments in Mach3 Config &gt; Ports &amp; Pins.</w:t>
+        <w:t>Use shielded cables for encoder (EPC -&gt; UC300) and step/dir lines; ground shields at one end only.</w:t>
+      </w:r>
+    </w:p>
+    <w:p>
+      <w:r>
+        <w:rPr>
+          <w:b/>
+          <w:color w:val="000000"/>
+          <w:sz w:val="26"/>
+        </w:rPr>
+        <w:t>11. WIRING DIAGRAM</w:t>
+      </w:r>
+    </w:p>
+    <w:p>
+      <w:pPr>
+        <w:jc w:val="center"/>
+      </w:pPr>
+      <w:r>
+        <w:drawing>
+          <wp:inline xmlns:a="http://schemas.openxmlformats.org/drawingml/2006/main" xmlns:pic="http://schemas.openxmlformats.org/drawingml/2006/picture">
+            <wp:extent cx="5943600" cy="4245429"/>
+            <wp:docPr id="1" name="Picture 1"/>
+            <wp:cNvGraphicFramePr>
+              <a:graphicFrameLocks noChangeAspect="1"/>
+            </wp:cNvGraphicFramePr>
+            <a:graphic>
+              <a:graphicData uri="http://schemas.openxmlformats.org/drawingml/2006/picture">
+                <pic:pic>
+                  <pic:nvPicPr>
+                    <pic:cNvPr id="0" name="Wiring_Diagram.png"/>
+                    <pic:cNvPicPr/>
+                  </pic:nvPicPr>
+                  <pic:blipFill>
+                    <a:blip r:embed="rId9"/>
+                    <a:stretch>
+                      <a:fillRect/>
+                    </a:stretch>
+                  </pic:blipFill>
+                  <pic:spPr>
+                    <a:xfrm>
+                      <a:off x="0" y="0"/>
+                      <a:ext cx="5943600" cy="4245429"/>
+                    </a:xfrm>
+                    <a:prstGeom prst="rect"/>
+                  </pic:spPr>
+                </pic:pic>
+              </a:graphicData>
+            </a:graphic>
+          </wp:inline>
+        </w:drawing>
+      </w:r>
+    </w:p>
+    <w:p>
+      <w:r>
+        <w:rPr>
+          <w:i/>
+          <w:sz w:val="18"/>
+        </w:rPr>
+        <w:t>Wiring diagram is also available as separate file: Wiring_Diagram.png (lines + dots style).</w:t>
+      </w:r>
+    </w:p>
+    <w:p>
+      <w:r>
+        <w:rPr>
+          <w:b/>
+          <w:color w:val="000000"/>
+          <w:sz w:val="26"/>
+        </w:rPr>
+        <w:t>12. MACH3 CONFIGURATION NOTES</w:t>
+      </w:r>
+    </w:p>
+    <w:p>
+      <w:pPr>
+        <w:pStyle w:val="ListBullet"/>
+      </w:pPr>
+      <w:r>
+        <w:rPr>
+          <w:sz w:val="18"/>
+        </w:rPr>
+        <w:t>Copy the DigitalDream plugin (Digitaldream20200905.dll) into C:\Mach3\PlugIn.</w:t>
+      </w:r>
+    </w:p>
+    <w:p>
+      <w:pPr>
+        <w:pStyle w:val="ListBullet"/>
+      </w:pPr>
+      <w:r>
+        <w:rPr>
+          <w:sz w:val="18"/>
+        </w:rPr>
+        <w:t>Create a Mach3 profile, select the DigitalDream plugin, then verify the status bar shows 'EC500 device is connected'.</w:t>
+      </w:r>
+    </w:p>
+    <w:p>
+      <w:pPr>
+        <w:pStyle w:val="ListBullet"/>
+      </w:pPr>
+      <w:r>
+        <w:rPr>
+          <w:sz w:val="18"/>
+        </w:rPr>
+        <w:t>Motor output pin addresses are fixed by the controller - set them in Config &gt; Ports &amp; Pins &gt; Motor Outputs.</w:t>
+      </w:r>
+    </w:p>
+    <w:p>
+      <w:pPr>
+        <w:pStyle w:val="ListBullet"/>
+      </w:pPr>
+      <w:r>
+        <w:rPr>
+          <w:sz w:val="18"/>
+        </w:rPr>
+        <w:t>Set Z axis 'Dir low' (checked) so that up = '+' and down = '-'.</w:t>
+      </w:r>
+    </w:p>
+    <w:p>
+      <w:pPr>
+        <w:pStyle w:val="ListBullet"/>
+      </w:pPr>
+      <w:r>
+        <w:rPr>
+          <w:sz w:val="18"/>
+        </w:rPr>
+        <w:t>All outputs are assigned to Port No. 2 by the controller.</w:t>
+      </w:r>
+    </w:p>
+    <w:p>
+      <w:pPr>
+        <w:pStyle w:val="ListBullet"/>
+      </w:pPr>
+      <w:r>
+        <w:rPr>
+          <w:sz w:val="18"/>
+        </w:rPr>
+        <w:t>Assign home and limit inputs in Config &gt; Ports &amp; Pins &gt; Input Signals (IN03-IN11).</w:t>
+      </w:r>
+    </w:p>
+    <w:p>
+      <w:pPr>
+        <w:pStyle w:val="ListBullet"/>
+      </w:pPr>
+      <w:r>
+        <w:rPr>
+          <w:sz w:val="18"/>
+        </w:rPr>
+        <w:t>Spindle signals example: CW=OUT1, MIST=OUT2, FLOOD=OUT3.</w:t>
+      </w:r>
+    </w:p>
+    <w:p>
+      <w:pPr>
+        <w:pStyle w:val="ListBullet"/>
+      </w:pPr>
+      <w:r>
+        <w:rPr>
+          <w:sz w:val="18"/>
+        </w:rPr>
+        <w:t>Tune each axis in Config &gt; Motor Tuning (Steps per Unit, Velocity, Acceleration) and Save Axis Settings.</w:t>
+      </w:r>
+    </w:p>
+    <w:p>
+      <w:pPr>
+        <w:pStyle w:val="ListBullet"/>
+      </w:pPr>
+      <w:r>
+        <w:rPr>
+          <w:sz w:val="18"/>
+        </w:rPr>
+        <w:t>This pin allocation can be edited freely later in Mach3: Config &gt; Ports &amp; Pins.</w:t>
       </w:r>
     </w:p>
     <w:sectPr>

--- a/Services/Machines Maintenance/SOMIK/Electric Plane/UC300_CNC_Schematic.docx
+++ b/Services/Machines Maintenance/SOMIK/Electric Plane/UC300_CNC_Schematic.docx
@@ -6744,7 +6744,497 @@
           <w:color w:val="000000"/>
           <w:sz w:val="26"/>
         </w:rPr>
-        <w:t>16. REFERENCE DOCUMENT</w:t>
+        <w:t>16. CN3 COMMUNICATION PORT (YPV DRIVE - YPV SETUP PROGRAMMING)</w:t>
+      </w:r>
+    </w:p>
+    <w:p>
+      <w:r>
+        <w:rPr>
+          <w:i/>
+          <w:sz w:val="18"/>
+        </w:rPr>
+        <w:t>CN3 is the YPV drive's RS-232C (DB9, 9-pin D-Type) communication port, used with the 'YPV Setup' software (YE LI icon) to read/write drive parameters (CNTL, PMOD, ELGN/ELGD, ENCO, RPM, ...). Source: YE-LI Electric &amp; Machinery manual, Appendix 1 'YPV RS232-USB' + Driver Configuration chapter (Vol 1-7).</w:t>
+      </w:r>
+    </w:p>
+    <w:tbl>
+      <w:tblPr>
+        <w:tblStyle w:val="TableGrid"/>
+        <w:tblW w:type="auto" w:w="0"/>
+        <w:jc w:val="center"/>
+        <w:tblLook w:firstColumn="1" w:firstRow="1" w:lastColumn="0" w:lastRow="0" w:noHBand="0" w:noVBand="1" w:val="04A0"/>
+      </w:tblPr>
+      <w:tblGrid>
+        <w:gridCol w:w="2550"/>
+        <w:gridCol w:w="2550"/>
+        <w:gridCol w:w="2550"/>
+        <w:gridCol w:w="2550"/>
+      </w:tblGrid>
+      <w:tr>
+        <w:tc>
+          <w:tcPr>
+            <w:tcW w:type="dxa" w:w="1701"/>
+          </w:tcPr>
+          <w:p>
+            <w:pPr>
+              <w:spacing w:before="20" w:after="20"/>
+              <w:jc w:val="center"/>
+            </w:pPr>
+            <w:r/>
+            <w:r>
+              <w:rPr>
+                <w:b/>
+                <w:sz w:val="18"/>
+              </w:rPr>
+              <w:t>CN3 (DB9) Pin</w:t>
+            </w:r>
+          </w:p>
+        </w:tc>
+        <w:tc>
+          <w:tcPr>
+            <w:tcW w:type="dxa" w:w="3118"/>
+          </w:tcPr>
+          <w:p>
+            <w:pPr>
+              <w:spacing w:before="20" w:after="20"/>
+              <w:jc w:val="center"/>
+            </w:pPr>
+            <w:r/>
+            <w:r>
+              <w:rPr>
+                <w:b/>
+                <w:sz w:val="18"/>
+              </w:rPr>
+              <w:t>Signal</w:t>
+            </w:r>
+          </w:p>
+        </w:tc>
+        <w:tc>
+          <w:tcPr>
+            <w:tcW w:type="dxa" w:w="2551"/>
+          </w:tcPr>
+          <w:p>
+            <w:pPr>
+              <w:spacing w:before="20" w:after="20"/>
+              <w:jc w:val="center"/>
+            </w:pPr>
+            <w:r/>
+            <w:r>
+              <w:rPr>
+                <w:b/>
+                <w:sz w:val="18"/>
+              </w:rPr>
+              <w:t>Wire (factory cable)</w:t>
+            </w:r>
+          </w:p>
+        </w:tc>
+        <w:tc>
+          <w:tcPr>
+            <w:tcW w:type="dxa" w:w="3402"/>
+          </w:tcPr>
+          <w:p>
+            <w:pPr>
+              <w:spacing w:before="20" w:after="20"/>
+              <w:jc w:val="center"/>
+            </w:pPr>
+            <w:r/>
+            <w:r>
+              <w:rPr>
+                <w:b/>
+                <w:sz w:val="18"/>
+              </w:rPr>
+              <w:t>To</w:t>
+            </w:r>
+          </w:p>
+        </w:tc>
+      </w:tr>
+      <w:tr>
+        <w:tc>
+          <w:tcPr>
+            <w:tcW w:type="dxa" w:w="1701"/>
+          </w:tcPr>
+          <w:p>
+            <w:pPr>
+              <w:spacing w:before="20" w:after="20"/>
+              <w:jc w:val="left"/>
+            </w:pPr>
+            <w:r/>
+            <w:r>
+              <w:rPr>
+                <w:b w:val="0"/>
+                <w:sz w:val="18"/>
+              </w:rPr>
+              <w:t>2</w:t>
+            </w:r>
+          </w:p>
+        </w:tc>
+        <w:tc>
+          <w:tcPr>
+            <w:tcW w:type="dxa" w:w="3118"/>
+          </w:tcPr>
+          <w:p>
+            <w:pPr>
+              <w:spacing w:before="20" w:after="20"/>
+              <w:jc w:val="left"/>
+            </w:pPr>
+            <w:r/>
+            <w:r>
+              <w:rPr>
+                <w:b w:val="0"/>
+                <w:sz w:val="18"/>
+              </w:rPr>
+              <w:t>TX (RS-232 transmit)</w:t>
+            </w:r>
+          </w:p>
+        </w:tc>
+        <w:tc>
+          <w:tcPr>
+            <w:tcW w:type="dxa" w:w="2551"/>
+          </w:tcPr>
+          <w:p>
+            <w:pPr>
+              <w:spacing w:before="20" w:after="20"/>
+              <w:jc w:val="left"/>
+            </w:pPr>
+            <w:r/>
+            <w:r>
+              <w:rPr>
+                <w:b w:val="0"/>
+                <w:sz w:val="18"/>
+              </w:rPr>
+              <w:t>White</w:t>
+            </w:r>
+          </w:p>
+        </w:tc>
+        <w:tc>
+          <w:tcPr>
+            <w:tcW w:type="dxa" w:w="3402"/>
+          </w:tcPr>
+          <w:p>
+            <w:pPr>
+              <w:spacing w:before="20" w:after="20"/>
+              <w:jc w:val="left"/>
+            </w:pPr>
+            <w:r/>
+            <w:r>
+              <w:rPr>
+                <w:b w:val="0"/>
+                <w:sz w:val="18"/>
+              </w:rPr>
+              <w:t>USB data line (adapter RX)</w:t>
+            </w:r>
+          </w:p>
+        </w:tc>
+      </w:tr>
+      <w:tr>
+        <w:tc>
+          <w:tcPr>
+            <w:tcW w:type="dxa" w:w="1701"/>
+          </w:tcPr>
+          <w:p>
+            <w:pPr>
+              <w:spacing w:before="20" w:after="20"/>
+              <w:jc w:val="left"/>
+            </w:pPr>
+            <w:r/>
+            <w:r>
+              <w:rPr>
+                <w:b w:val="0"/>
+                <w:sz w:val="18"/>
+              </w:rPr>
+              <w:t>3</w:t>
+            </w:r>
+          </w:p>
+        </w:tc>
+        <w:tc>
+          <w:tcPr>
+            <w:tcW w:type="dxa" w:w="3118"/>
+          </w:tcPr>
+          <w:p>
+            <w:pPr>
+              <w:spacing w:before="20" w:after="20"/>
+              <w:jc w:val="left"/>
+            </w:pPr>
+            <w:r/>
+            <w:r>
+              <w:rPr>
+                <w:b w:val="0"/>
+                <w:sz w:val="18"/>
+              </w:rPr>
+              <w:t>RX (RS-232 receive)</w:t>
+            </w:r>
+          </w:p>
+        </w:tc>
+        <w:tc>
+          <w:tcPr>
+            <w:tcW w:type="dxa" w:w="2551"/>
+          </w:tcPr>
+          <w:p>
+            <w:pPr>
+              <w:spacing w:before="20" w:after="20"/>
+              <w:jc w:val="left"/>
+            </w:pPr>
+            <w:r/>
+            <w:r>
+              <w:rPr>
+                <w:b w:val="0"/>
+                <w:sz w:val="18"/>
+              </w:rPr>
+              <w:t>Green</w:t>
+            </w:r>
+          </w:p>
+        </w:tc>
+        <w:tc>
+          <w:tcPr>
+            <w:tcW w:type="dxa" w:w="3402"/>
+          </w:tcPr>
+          <w:p>
+            <w:pPr>
+              <w:spacing w:before="20" w:after="20"/>
+              <w:jc w:val="left"/>
+            </w:pPr>
+            <w:r/>
+            <w:r>
+              <w:rPr>
+                <w:b w:val="0"/>
+                <w:sz w:val="18"/>
+              </w:rPr>
+              <w:t>USB data line (adapter TX)</w:t>
+            </w:r>
+          </w:p>
+        </w:tc>
+      </w:tr>
+      <w:tr>
+        <w:tc>
+          <w:tcPr>
+            <w:tcW w:type="dxa" w:w="1701"/>
+          </w:tcPr>
+          <w:p>
+            <w:pPr>
+              <w:spacing w:before="20" w:after="20"/>
+              <w:jc w:val="left"/>
+            </w:pPr>
+            <w:r/>
+            <w:r>
+              <w:rPr>
+                <w:b w:val="0"/>
+                <w:sz w:val="18"/>
+              </w:rPr>
+              <w:t>5</w:t>
+            </w:r>
+          </w:p>
+        </w:tc>
+        <w:tc>
+          <w:tcPr>
+            <w:tcW w:type="dxa" w:w="3118"/>
+          </w:tcPr>
+          <w:p>
+            <w:pPr>
+              <w:spacing w:before="20" w:after="20"/>
+              <w:jc w:val="left"/>
+            </w:pPr>
+            <w:r/>
+            <w:r>
+              <w:rPr>
+                <w:b w:val="0"/>
+                <w:sz w:val="18"/>
+              </w:rPr>
+              <w:t>GND (signal ground)</w:t>
+            </w:r>
+          </w:p>
+        </w:tc>
+        <w:tc>
+          <w:tcPr>
+            <w:tcW w:type="dxa" w:w="2551"/>
+          </w:tcPr>
+          <w:p>
+            <w:pPr>
+              <w:spacing w:before="20" w:after="20"/>
+              <w:jc w:val="left"/>
+            </w:pPr>
+            <w:r/>
+            <w:r>
+              <w:rPr>
+                <w:b w:val="0"/>
+                <w:sz w:val="18"/>
+              </w:rPr>
+              <w:t>Black</w:t>
+            </w:r>
+          </w:p>
+        </w:tc>
+        <w:tc>
+          <w:tcPr>
+            <w:tcW w:type="dxa" w:w="3402"/>
+          </w:tcPr>
+          <w:p>
+            <w:pPr>
+              <w:spacing w:before="20" w:after="20"/>
+              <w:jc w:val="left"/>
+            </w:pPr>
+            <w:r/>
+            <w:r>
+              <w:rPr>
+                <w:b w:val="0"/>
+                <w:sz w:val="18"/>
+              </w:rPr>
+              <w:t>USB GND</w:t>
+            </w:r>
+          </w:p>
+        </w:tc>
+      </w:tr>
+      <w:tr>
+        <w:tc>
+          <w:tcPr>
+            <w:tcW w:type="dxa" w:w="1701"/>
+          </w:tcPr>
+          <w:p>
+            <w:pPr>
+              <w:spacing w:before="20" w:after="20"/>
+              <w:jc w:val="left"/>
+            </w:pPr>
+            <w:r/>
+            <w:r>
+              <w:rPr>
+                <w:b w:val="0"/>
+                <w:sz w:val="18"/>
+              </w:rPr>
+              <w:t>4</w:t>
+            </w:r>
+          </w:p>
+        </w:tc>
+        <w:tc>
+          <w:tcPr>
+            <w:tcW w:type="dxa" w:w="3118"/>
+          </w:tcPr>
+          <w:p>
+            <w:pPr>
+              <w:spacing w:before="20" w:after="20"/>
+              <w:jc w:val="left"/>
+            </w:pPr>
+            <w:r/>
+            <w:r>
+              <w:rPr>
+                <w:b w:val="0"/>
+                <w:sz w:val="18"/>
+              </w:rPr>
+              <w:t>VCC (power)</w:t>
+            </w:r>
+          </w:p>
+        </w:tc>
+        <w:tc>
+          <w:tcPr>
+            <w:tcW w:type="dxa" w:w="2551"/>
+          </w:tcPr>
+          <w:p>
+            <w:pPr>
+              <w:spacing w:before="20" w:after="20"/>
+              <w:jc w:val="left"/>
+            </w:pPr>
+            <w:r/>
+            <w:r>
+              <w:rPr>
+                <w:b w:val="0"/>
+                <w:sz w:val="18"/>
+              </w:rPr>
+              <w:t>-</w:t>
+            </w:r>
+          </w:p>
+        </w:tc>
+        <w:tc>
+          <w:tcPr>
+            <w:tcW w:type="dxa" w:w="3402"/>
+          </w:tcPr>
+          <w:p>
+            <w:pPr>
+              <w:spacing w:before="20" w:after="20"/>
+              <w:jc w:val="left"/>
+            </w:pPr>
+            <w:r/>
+            <w:r>
+              <w:rPr>
+                <w:b w:val="0"/>
+                <w:sz w:val="18"/>
+              </w:rPr>
+              <w:t>USB 5V (optional supply)</w:t>
+            </w:r>
+          </w:p>
+        </w:tc>
+      </w:tr>
+    </w:tbl>
+    <w:p/>
+    <w:p>
+      <w:pPr>
+        <w:pStyle w:val="ListBullet"/>
+      </w:pPr>
+      <w:r>
+        <w:rPr>
+          <w:sz w:val="18"/>
+        </w:rPr>
+        <w:t>Only pins 2, 3, 5 are required for basic communication; add pin 4 only if the adapter needs external 5V.</w:t>
+      </w:r>
+    </w:p>
+    <w:p>
+      <w:pPr>
+        <w:pStyle w:val="ListBullet"/>
+      </w:pPr>
+      <w:r>
+        <w:rPr>
+          <w:sz w:val="18"/>
+        </w:rPr>
+        <w:t>TX/RX are crossed (null-modem style) between the drive and a DTE PC - confirm orientation on the actual cable.</w:t>
+      </w:r>
+    </w:p>
+    <w:p>
+      <w:pPr>
+        <w:pStyle w:val="ListBullet"/>
+      </w:pPr>
+      <w:r>
+        <w:rPr>
+          <w:sz w:val="18"/>
+        </w:rPr>
+        <w:t>Install 'YPV Setup' (VER7501 for VER0501 hardware; unmarked VER2 = 031220 -&gt; program 031220). Remove older versions first.</w:t>
+      </w:r>
+    </w:p>
+    <w:p>
+      <w:pPr>
+        <w:pStyle w:val="ListBullet"/>
+      </w:pPr>
+      <w:r>
+        <w:rPr>
+          <w:sz w:val="18"/>
+        </w:rPr>
+        <w:t>Backup the default configuration file BEFORE changing any parameter.</w:t>
+      </w:r>
+    </w:p>
+    <w:p>
+      <w:pPr>
+        <w:pStyle w:val="ListBullet"/>
+      </w:pPr>
+      <w:r>
+        <w:rPr>
+          <w:sz w:val="18"/>
+        </w:rPr>
+        <w:t>After editing a parameter: Enter -&gt; Burn -&gt; wait ~5s -&gt; Reboot to apply.</w:t>
+      </w:r>
+    </w:p>
+    <w:p>
+      <w:pPr>
+        <w:pStyle w:val="ListBullet"/>
+      </w:pPr>
+      <w:r>
+        <w:rPr>
+          <w:sz w:val="18"/>
+        </w:rPr>
+        <w:t>The 7.5 kW connection diagram shows CN3 as a 9-pin RS-232 feed to the Parameter Setting Terminal next to CN1/CN2.</w:t>
+      </w:r>
+    </w:p>
+    <w:p>
+      <w:r>
+        <w:rPr>
+          <w:b/>
+          <w:color w:val="000000"/>
+          <w:sz w:val="26"/>
+        </w:rPr>
+        <w:t>17. REFERENCE DOCUMENT</w:t>
       </w:r>
     </w:p>
     <w:p>
